--- a/penulisan bab/01 Laporan/laporan_v1.1.docx
+++ b/penulisan bab/01 Laporan/laporan_v1.1.docx
@@ -1,6 +1,6 @@
 
 <file path=word/document.xml><?xml version="1.0" encoding="utf-8"?>
-<w:document xmlns:wpc="http://schemas.microsoft.com/office/word/2010/wordprocessingCanvas" xmlns:cx="http://schemas.microsoft.com/office/drawing/2014/chartex" xmlns:cx1="http://schemas.microsoft.com/office/drawing/2015/9/8/chartex" xmlns:cx2="http://schemas.microsoft.com/office/drawing/2015/10/21/chartex" xmlns:cx3="http://schemas.microsoft.com/office/drawing/2016/5/9/chartex" xmlns:cx4="http://schemas.microsoft.com/office/drawing/2016/5/10/chartex" xmlns:cx5="http://schemas.microsoft.com/office/drawing/2016/5/11/chartex" xmlns:cx6="http://schemas.microsoft.com/office/drawing/2016/5/12/chartex" xmlns:cx7="http://schemas.microsoft.com/office/drawing/2016/5/13/chartex" xmlns:cx8="http://schemas.microsoft.com/office/drawing/2016/5/14/chartex" xmlns:mc="http://schemas.openxmlformats.org/markup-compatibility/2006" xmlns:aink="http://schemas.microsoft.com/office/drawing/2016/ink" xmlns:am3d="http://schemas.microsoft.com/office/drawing/2017/model3d" xmlns:o="urn:schemas-microsoft-com:office:office" xmlns:r="http://schemas.openxmlformats.org/officeDocument/2006/relationships" xmlns:m="http://schemas.openxmlformats.org/officeDocument/2006/math" xmlns:v="urn:schemas-microsoft-com:vml" xmlns:wp14="http://schemas.microsoft.com/office/word/2010/wordprocessingDrawing" xmlns:wp="http://schemas.openxmlformats.org/drawingml/2006/wordprocessingDrawing" xmlns:w10="urn:schemas-microsoft-com:office:word" xmlns:w="http://schemas.openxmlformats.org/wordprocessingml/2006/main" xmlns:w14="http://schemas.microsoft.com/office/word/2010/wordml" xmlns:w15="http://schemas.microsoft.com/office/word/2012/wordml" xmlns:w16cex="http://schemas.microsoft.com/office/word/2018/wordml/cex" xmlns:w16cid="http://schemas.microsoft.com/office/word/2016/wordml/cid" xmlns:w16="http://schemas.microsoft.com/office/word/2018/wordml" xmlns:w16sdtdh="http://schemas.microsoft.com/office/word/2020/wordml/sdtdatahash" xmlns:w16se="http://schemas.microsoft.com/office/word/2015/wordml/symex" xmlns:wpg="http://schemas.microsoft.com/office/word/2010/wordprocessingGroup" xmlns:wpi="http://schemas.microsoft.com/office/word/2010/wordprocessingInk" xmlns:wne="http://schemas.microsoft.com/office/word/2006/wordml" xmlns:wps="http://schemas.microsoft.com/office/word/2010/wordprocessingShape" mc:Ignorable="w14 w15 w16se w16cid w16 w16cex w16sdtdh wp14">
+<w:document xmlns:wpc="http://schemas.microsoft.com/office/word/2010/wordprocessingCanvas" xmlns:cx="http://schemas.microsoft.com/office/drawing/2014/chartex" xmlns:cx1="http://schemas.microsoft.com/office/drawing/2015/9/8/chartex" xmlns:cx2="http://schemas.microsoft.com/office/drawing/2015/10/21/chartex" xmlns:cx3="http://schemas.microsoft.com/office/drawing/2016/5/9/chartex" xmlns:cx4="http://schemas.microsoft.com/office/drawing/2016/5/10/chartex" xmlns:cx5="http://schemas.microsoft.com/office/drawing/2016/5/11/chartex" xmlns:cx6="http://schemas.microsoft.com/office/drawing/2016/5/12/chartex" xmlns:cx7="http://schemas.microsoft.com/office/drawing/2016/5/13/chartex" xmlns:cx8="http://schemas.microsoft.com/office/drawing/2016/5/14/chartex" xmlns:mc="http://schemas.openxmlformats.org/markup-compatibility/2006" xmlns:aink="http://schemas.microsoft.com/office/drawing/2016/ink" xmlns:am3d="http://schemas.microsoft.com/office/drawing/2017/model3d" xmlns:o="urn:schemas-microsoft-com:office:office" xmlns:oel="http://schemas.microsoft.com/office/2019/extlst" xmlns:r="http://schemas.openxmlformats.org/officeDocument/2006/relationships" xmlns:m="http://schemas.openxmlformats.org/officeDocument/2006/math" xmlns:v="urn:schemas-microsoft-com:vml" xmlns:wp14="http://schemas.microsoft.com/office/word/2010/wordprocessingDrawing" xmlns:wp="http://schemas.openxmlformats.org/drawingml/2006/wordprocessingDrawing" xmlns:w10="urn:schemas-microsoft-com:office:word" xmlns:w="http://schemas.openxmlformats.org/wordprocessingml/2006/main" xmlns:w14="http://schemas.microsoft.com/office/word/2010/wordml" xmlns:w15="http://schemas.microsoft.com/office/word/2012/wordml" xmlns:w16cex="http://schemas.microsoft.com/office/word/2018/wordml/cex" xmlns:w16cid="http://schemas.microsoft.com/office/word/2016/wordml/cid" xmlns:w16="http://schemas.microsoft.com/office/word/2018/wordml" xmlns:w16du="http://schemas.microsoft.com/office/word/2023/wordml/word16du" xmlns:w16sdtdh="http://schemas.microsoft.com/office/word/2020/wordml/sdtdatahash" xmlns:w16sdtfl="http://schemas.microsoft.com/office/word/2024/wordml/sdtformatlock" xmlns:w16se="http://schemas.microsoft.com/office/word/2015/wordml/symex" xmlns:wpg="http://schemas.microsoft.com/office/word/2010/wordprocessingGroup" xmlns:wpi="http://schemas.microsoft.com/office/word/2010/wordprocessingInk" xmlns:wne="http://schemas.microsoft.com/office/word/2006/wordml" xmlns:wps="http://schemas.microsoft.com/office/word/2010/wordprocessingShape" mc:Ignorable="w14 w15 w16se w16cid w16 w16cex w16sdtdh w16sdtfl w16du wp14">
   <w:body>
     <w:p>
       <w:pPr>
@@ -946,19 +946,11 @@
                 <w:rFonts w:ascii="Times New Roman" w:hAnsi="Times New Roman" w:cs="Times New Roman"/>
               </w:rPr>
             </w:pPr>
-            <w:proofErr w:type="spellStart"/>
             <w:r>
               <w:rPr>
                 <w:rFonts w:ascii="Times New Roman" w:hAnsi="Times New Roman" w:cs="Times New Roman"/>
               </w:rPr>
-              <w:t>Dekan</w:t>
-            </w:r>
-            <w:proofErr w:type="spellEnd"/>
-            <w:r>
-              <w:rPr>
-                <w:rFonts w:ascii="Times New Roman" w:hAnsi="Times New Roman" w:cs="Times New Roman"/>
-              </w:rPr>
-              <w:t xml:space="preserve"> </w:t>
+              <w:t xml:space="preserve">Dekan </w:t>
             </w:r>
             <w:proofErr w:type="spellStart"/>
             <w:r>
@@ -1036,21 +1028,7 @@
               <w:rPr>
                 <w:rFonts w:ascii="Times New Roman" w:hAnsi="Times New Roman" w:cs="Times New Roman"/>
               </w:rPr>
-              <w:t xml:space="preserve"> Program </w:t>
-            </w:r>
-            <w:proofErr w:type="spellStart"/>
-            <w:r>
-              <w:rPr>
-                <w:rFonts w:ascii="Times New Roman" w:hAnsi="Times New Roman" w:cs="Times New Roman"/>
-              </w:rPr>
-              <w:t>Studi</w:t>
-            </w:r>
-            <w:proofErr w:type="spellEnd"/>
-            <w:r>
-              <w:rPr>
-                <w:rFonts w:ascii="Times New Roman" w:hAnsi="Times New Roman" w:cs="Times New Roman"/>
-              </w:rPr>
-              <w:t xml:space="preserve"> Teknik </w:t>
+              <w:t xml:space="preserve"> Program Studi Teknik </w:t>
             </w:r>
             <w:proofErr w:type="spellStart"/>
             <w:r>
@@ -1200,21 +1178,7 @@
               <w:rPr>
                 <w:rFonts w:ascii="Times New Roman" w:hAnsi="Times New Roman" w:cs="Times New Roman"/>
               </w:rPr>
-              <w:t xml:space="preserve">Yusuf </w:t>
-            </w:r>
-            <w:proofErr w:type="spellStart"/>
-            <w:r>
-              <w:rPr>
-                <w:rFonts w:ascii="Times New Roman" w:hAnsi="Times New Roman" w:cs="Times New Roman"/>
-              </w:rPr>
-              <w:t>Muharam</w:t>
-            </w:r>
-            <w:proofErr w:type="spellEnd"/>
-            <w:r>
-              <w:rPr>
-                <w:rFonts w:ascii="Times New Roman" w:hAnsi="Times New Roman" w:cs="Times New Roman"/>
-              </w:rPr>
-              <w:t xml:space="preserve">, </w:t>
+              <w:t xml:space="preserve">Yusuf Muharam, </w:t>
             </w:r>
             <w:proofErr w:type="spellStart"/>
             <w:proofErr w:type="gramStart"/>
@@ -1233,6 +1197,7 @@
               <w:t xml:space="preserve">., </w:t>
             </w:r>
             <w:proofErr w:type="spellStart"/>
+            <w:proofErr w:type="gramStart"/>
             <w:r>
               <w:rPr>
                 <w:rFonts w:ascii="Times New Roman" w:hAnsi="Times New Roman" w:cs="Times New Roman"/>
@@ -1240,6 +1205,7 @@
               <w:t>M.Kom</w:t>
             </w:r>
             <w:proofErr w:type="spellEnd"/>
+            <w:proofErr w:type="gramEnd"/>
             <w:r>
               <w:rPr>
                 <w:rFonts w:ascii="Times New Roman" w:hAnsi="Times New Roman" w:cs="Times New Roman"/>
@@ -2303,6 +2269,380 @@
           <w:sz w:val="24"/>
           <w:szCs w:val="24"/>
         </w:rPr>
+        <w:t xml:space="preserve">. Seiring </w:t>
+      </w:r>
+      <w:proofErr w:type="spellStart"/>
+      <w:r>
+        <w:rPr>
+          <w:rFonts w:ascii="Times New Roman" w:hAnsi="Times New Roman" w:cs="Times New Roman"/>
+          <w:i/>
+          <w:iCs/>
+          <w:sz w:val="24"/>
+          <w:szCs w:val="24"/>
+        </w:rPr>
+        <w:t>dengan</w:t>
+      </w:r>
+      <w:proofErr w:type="spellEnd"/>
+      <w:r>
+        <w:rPr>
+          <w:rFonts w:ascii="Times New Roman" w:hAnsi="Times New Roman" w:cs="Times New Roman"/>
+          <w:i/>
+          <w:iCs/>
+          <w:sz w:val="24"/>
+          <w:szCs w:val="24"/>
+        </w:rPr>
+        <w:t xml:space="preserve"> </w:t>
+      </w:r>
+      <w:proofErr w:type="spellStart"/>
+      <w:r>
+        <w:rPr>
+          <w:rFonts w:ascii="Times New Roman" w:hAnsi="Times New Roman" w:cs="Times New Roman"/>
+          <w:i/>
+          <w:iCs/>
+          <w:sz w:val="24"/>
+          <w:szCs w:val="24"/>
+        </w:rPr>
+        <w:t>rencana</w:t>
+      </w:r>
+      <w:proofErr w:type="spellEnd"/>
+      <w:r>
+        <w:rPr>
+          <w:rFonts w:ascii="Times New Roman" w:hAnsi="Times New Roman" w:cs="Times New Roman"/>
+          <w:i/>
+          <w:iCs/>
+          <w:sz w:val="24"/>
+          <w:szCs w:val="24"/>
+        </w:rPr>
+        <w:t xml:space="preserve"> </w:t>
+      </w:r>
+      <w:proofErr w:type="spellStart"/>
+      <w:r>
+        <w:rPr>
+          <w:rFonts w:ascii="Times New Roman" w:hAnsi="Times New Roman" w:cs="Times New Roman"/>
+          <w:i/>
+          <w:iCs/>
+          <w:sz w:val="24"/>
+          <w:szCs w:val="24"/>
+        </w:rPr>
+        <w:t>pengembangan</w:t>
+      </w:r>
+      <w:proofErr w:type="spellEnd"/>
+      <w:r>
+        <w:rPr>
+          <w:rFonts w:ascii="Times New Roman" w:hAnsi="Times New Roman" w:cs="Times New Roman"/>
+          <w:i/>
+          <w:iCs/>
+          <w:sz w:val="24"/>
+          <w:szCs w:val="24"/>
+        </w:rPr>
+        <w:t xml:space="preserve"> </w:t>
+      </w:r>
+      <w:proofErr w:type="spellStart"/>
+      <w:r>
+        <w:rPr>
+          <w:rFonts w:ascii="Times New Roman" w:hAnsi="Times New Roman" w:cs="Times New Roman"/>
+          <w:i/>
+          <w:iCs/>
+          <w:sz w:val="24"/>
+          <w:szCs w:val="24"/>
+        </w:rPr>
+        <w:t>sistem</w:t>
+      </w:r>
+      <w:proofErr w:type="spellEnd"/>
+      <w:r>
+        <w:rPr>
+          <w:rFonts w:ascii="Times New Roman" w:hAnsi="Times New Roman" w:cs="Times New Roman"/>
+          <w:i/>
+          <w:iCs/>
+          <w:sz w:val="24"/>
+          <w:szCs w:val="24"/>
+        </w:rPr>
+        <w:t xml:space="preserve"> e-learning oleh </w:t>
+      </w:r>
+      <w:proofErr w:type="spellStart"/>
+      <w:r>
+        <w:rPr>
+          <w:rFonts w:ascii="Times New Roman" w:hAnsi="Times New Roman" w:cs="Times New Roman"/>
+          <w:i/>
+          <w:iCs/>
+          <w:sz w:val="24"/>
+          <w:szCs w:val="24"/>
+        </w:rPr>
+        <w:t>tim</w:t>
+      </w:r>
+      <w:proofErr w:type="spellEnd"/>
+      <w:r>
+        <w:rPr>
+          <w:rFonts w:ascii="Times New Roman" w:hAnsi="Times New Roman" w:cs="Times New Roman"/>
+          <w:i/>
+          <w:iCs/>
+          <w:sz w:val="24"/>
+          <w:szCs w:val="24"/>
+        </w:rPr>
+        <w:t xml:space="preserve"> </w:t>
+      </w:r>
+      <w:proofErr w:type="spellStart"/>
+      <w:r>
+        <w:rPr>
+          <w:rFonts w:ascii="Times New Roman" w:hAnsi="Times New Roman" w:cs="Times New Roman"/>
+          <w:i/>
+          <w:iCs/>
+          <w:sz w:val="24"/>
+          <w:szCs w:val="24"/>
+        </w:rPr>
+        <w:t>teknologi</w:t>
+      </w:r>
+      <w:proofErr w:type="spellEnd"/>
+      <w:r>
+        <w:rPr>
+          <w:rFonts w:ascii="Times New Roman" w:hAnsi="Times New Roman" w:cs="Times New Roman"/>
+          <w:i/>
+          <w:iCs/>
+          <w:sz w:val="24"/>
+          <w:szCs w:val="24"/>
+        </w:rPr>
+        <w:t xml:space="preserve"> </w:t>
+      </w:r>
+      <w:proofErr w:type="spellStart"/>
+      <w:r>
+        <w:rPr>
+          <w:rFonts w:ascii="Times New Roman" w:hAnsi="Times New Roman" w:cs="Times New Roman"/>
+          <w:i/>
+          <w:iCs/>
+          <w:sz w:val="24"/>
+          <w:szCs w:val="24"/>
+        </w:rPr>
+        <w:t>informasi</w:t>
+      </w:r>
+      <w:proofErr w:type="spellEnd"/>
+      <w:r>
+        <w:rPr>
+          <w:rFonts w:ascii="Times New Roman" w:hAnsi="Times New Roman" w:cs="Times New Roman"/>
+          <w:i/>
+          <w:iCs/>
+          <w:sz w:val="24"/>
+          <w:szCs w:val="24"/>
+        </w:rPr>
+        <w:t xml:space="preserve"> madrasah, </w:t>
+      </w:r>
+      <w:proofErr w:type="spellStart"/>
+      <w:r>
+        <w:rPr>
+          <w:rFonts w:ascii="Times New Roman" w:hAnsi="Times New Roman" w:cs="Times New Roman"/>
+          <w:i/>
+          <w:iCs/>
+          <w:sz w:val="24"/>
+          <w:szCs w:val="24"/>
+        </w:rPr>
+        <w:t>muncul</w:t>
+      </w:r>
+      <w:proofErr w:type="spellEnd"/>
+      <w:r>
+        <w:rPr>
+          <w:rFonts w:ascii="Times New Roman" w:hAnsi="Times New Roman" w:cs="Times New Roman"/>
+          <w:i/>
+          <w:iCs/>
+          <w:sz w:val="24"/>
+          <w:szCs w:val="24"/>
+        </w:rPr>
+        <w:t xml:space="preserve"> </w:t>
+      </w:r>
+      <w:proofErr w:type="spellStart"/>
+      <w:r>
+        <w:rPr>
+          <w:rFonts w:ascii="Times New Roman" w:hAnsi="Times New Roman" w:cs="Times New Roman"/>
+          <w:i/>
+          <w:iCs/>
+          <w:sz w:val="24"/>
+          <w:szCs w:val="24"/>
+        </w:rPr>
+        <w:t>kebutuhan</w:t>
+      </w:r>
+      <w:proofErr w:type="spellEnd"/>
+      <w:r>
+        <w:rPr>
+          <w:rFonts w:ascii="Times New Roman" w:hAnsi="Times New Roman" w:cs="Times New Roman"/>
+          <w:i/>
+          <w:iCs/>
+          <w:sz w:val="24"/>
+          <w:szCs w:val="24"/>
+        </w:rPr>
+        <w:t xml:space="preserve"> </w:t>
+      </w:r>
+      <w:proofErr w:type="spellStart"/>
+      <w:r>
+        <w:rPr>
+          <w:rFonts w:ascii="Times New Roman" w:hAnsi="Times New Roman" w:cs="Times New Roman"/>
+          <w:i/>
+          <w:iCs/>
+          <w:sz w:val="24"/>
+          <w:szCs w:val="24"/>
+        </w:rPr>
+        <w:t>akan</w:t>
+      </w:r>
+      <w:proofErr w:type="spellEnd"/>
+      <w:r>
+        <w:rPr>
+          <w:rFonts w:ascii="Times New Roman" w:hAnsi="Times New Roman" w:cs="Times New Roman"/>
+          <w:i/>
+          <w:iCs/>
+          <w:sz w:val="24"/>
+          <w:szCs w:val="24"/>
+        </w:rPr>
+        <w:t xml:space="preserve"> </w:t>
+      </w:r>
+      <w:proofErr w:type="spellStart"/>
+      <w:r>
+        <w:rPr>
+          <w:rFonts w:ascii="Times New Roman" w:hAnsi="Times New Roman" w:cs="Times New Roman"/>
+          <w:i/>
+          <w:iCs/>
+          <w:sz w:val="24"/>
+          <w:szCs w:val="24"/>
+        </w:rPr>
+        <w:t>fitur</w:t>
+      </w:r>
+      <w:proofErr w:type="spellEnd"/>
+      <w:r>
+        <w:rPr>
+          <w:rFonts w:ascii="Times New Roman" w:hAnsi="Times New Roman" w:cs="Times New Roman"/>
+          <w:i/>
+          <w:iCs/>
+          <w:sz w:val="24"/>
+          <w:szCs w:val="24"/>
+        </w:rPr>
+        <w:t xml:space="preserve"> yang </w:t>
+      </w:r>
+      <w:proofErr w:type="spellStart"/>
+      <w:r>
+        <w:rPr>
+          <w:rFonts w:ascii="Times New Roman" w:hAnsi="Times New Roman" w:cs="Times New Roman"/>
+          <w:i/>
+          <w:iCs/>
+          <w:sz w:val="24"/>
+          <w:szCs w:val="24"/>
+        </w:rPr>
+        <w:t>dapat</w:t>
+      </w:r>
+      <w:proofErr w:type="spellEnd"/>
+      <w:r>
+        <w:rPr>
+          <w:rFonts w:ascii="Times New Roman" w:hAnsi="Times New Roman" w:cs="Times New Roman"/>
+          <w:i/>
+          <w:iCs/>
+          <w:sz w:val="24"/>
+          <w:szCs w:val="24"/>
+        </w:rPr>
+        <w:t xml:space="preserve"> </w:t>
+      </w:r>
+      <w:proofErr w:type="spellStart"/>
+      <w:r>
+        <w:rPr>
+          <w:rFonts w:ascii="Times New Roman" w:hAnsi="Times New Roman" w:cs="Times New Roman"/>
+          <w:i/>
+          <w:iCs/>
+          <w:sz w:val="24"/>
+          <w:szCs w:val="24"/>
+        </w:rPr>
+        <w:t>membantu</w:t>
+      </w:r>
+      <w:proofErr w:type="spellEnd"/>
+      <w:r>
+        <w:rPr>
+          <w:rFonts w:ascii="Times New Roman" w:hAnsi="Times New Roman" w:cs="Times New Roman"/>
+          <w:i/>
+          <w:iCs/>
+          <w:sz w:val="24"/>
+          <w:szCs w:val="24"/>
+        </w:rPr>
+        <w:t xml:space="preserve"> proses </w:t>
+      </w:r>
+      <w:proofErr w:type="spellStart"/>
+      <w:r>
+        <w:rPr>
+          <w:rFonts w:ascii="Times New Roman" w:hAnsi="Times New Roman" w:cs="Times New Roman"/>
+          <w:i/>
+          <w:iCs/>
+          <w:sz w:val="24"/>
+          <w:szCs w:val="24"/>
+        </w:rPr>
+        <w:t>evaluasi</w:t>
+      </w:r>
+      <w:proofErr w:type="spellEnd"/>
+      <w:r>
+        <w:rPr>
+          <w:rFonts w:ascii="Times New Roman" w:hAnsi="Times New Roman" w:cs="Times New Roman"/>
+          <w:i/>
+          <w:iCs/>
+          <w:sz w:val="24"/>
+          <w:szCs w:val="24"/>
+        </w:rPr>
+        <w:t xml:space="preserve"> </w:t>
+      </w:r>
+      <w:proofErr w:type="spellStart"/>
+      <w:r>
+        <w:rPr>
+          <w:rFonts w:ascii="Times New Roman" w:hAnsi="Times New Roman" w:cs="Times New Roman"/>
+          <w:i/>
+          <w:iCs/>
+          <w:sz w:val="24"/>
+          <w:szCs w:val="24"/>
+        </w:rPr>
+        <w:t>bacaan</w:t>
+      </w:r>
+      <w:proofErr w:type="spellEnd"/>
+      <w:r>
+        <w:rPr>
+          <w:rFonts w:ascii="Times New Roman" w:hAnsi="Times New Roman" w:cs="Times New Roman"/>
+          <w:i/>
+          <w:iCs/>
+          <w:sz w:val="24"/>
+          <w:szCs w:val="24"/>
+        </w:rPr>
+        <w:t xml:space="preserve"> </w:t>
+      </w:r>
+      <w:proofErr w:type="spellStart"/>
+      <w:r>
+        <w:rPr>
+          <w:rFonts w:ascii="Times New Roman" w:hAnsi="Times New Roman" w:cs="Times New Roman"/>
+          <w:i/>
+          <w:iCs/>
+          <w:sz w:val="24"/>
+          <w:szCs w:val="24"/>
+        </w:rPr>
+        <w:t>secara</w:t>
+      </w:r>
+      <w:proofErr w:type="spellEnd"/>
+      <w:r>
+        <w:rPr>
+          <w:rFonts w:ascii="Times New Roman" w:hAnsi="Times New Roman" w:cs="Times New Roman"/>
+          <w:i/>
+          <w:iCs/>
+          <w:sz w:val="24"/>
+          <w:szCs w:val="24"/>
+        </w:rPr>
+        <w:t xml:space="preserve"> </w:t>
+      </w:r>
+      <w:proofErr w:type="spellStart"/>
+      <w:r>
+        <w:rPr>
+          <w:rFonts w:ascii="Times New Roman" w:hAnsi="Times New Roman" w:cs="Times New Roman"/>
+          <w:i/>
+          <w:iCs/>
+          <w:sz w:val="24"/>
+          <w:szCs w:val="24"/>
+        </w:rPr>
+        <w:t>otomatis</w:t>
+      </w:r>
+      <w:proofErr w:type="spellEnd"/>
+      <w:r>
+        <w:rPr>
+          <w:rFonts w:ascii="Times New Roman" w:hAnsi="Times New Roman" w:cs="Times New Roman"/>
+          <w:i/>
+          <w:iCs/>
+          <w:sz w:val="24"/>
+          <w:szCs w:val="24"/>
+        </w:rPr>
         <w:t xml:space="preserve">. </w:t>
       </w:r>
       <w:proofErr w:type="spellStart"/>
@@ -2314,62 +2654,62 @@
           <w:sz w:val="24"/>
           <w:szCs w:val="24"/>
         </w:rPr>
-        <w:t>Seiring</w:t>
-      </w:r>
-      <w:proofErr w:type="spellEnd"/>
-      <w:r>
-        <w:rPr>
-          <w:rFonts w:ascii="Times New Roman" w:hAnsi="Times New Roman" w:cs="Times New Roman"/>
-          <w:i/>
-          <w:iCs/>
-          <w:sz w:val="24"/>
-          <w:szCs w:val="24"/>
-        </w:rPr>
-        <w:t xml:space="preserve"> </w:t>
-      </w:r>
-      <w:proofErr w:type="spellStart"/>
-      <w:r>
-        <w:rPr>
-          <w:rFonts w:ascii="Times New Roman" w:hAnsi="Times New Roman" w:cs="Times New Roman"/>
-          <w:i/>
-          <w:iCs/>
-          <w:sz w:val="24"/>
-          <w:szCs w:val="24"/>
-        </w:rPr>
-        <w:t>dengan</w:t>
-      </w:r>
-      <w:proofErr w:type="spellEnd"/>
-      <w:r>
-        <w:rPr>
-          <w:rFonts w:ascii="Times New Roman" w:hAnsi="Times New Roman" w:cs="Times New Roman"/>
-          <w:i/>
-          <w:iCs/>
-          <w:sz w:val="24"/>
-          <w:szCs w:val="24"/>
-        </w:rPr>
-        <w:t xml:space="preserve"> </w:t>
-      </w:r>
-      <w:proofErr w:type="spellStart"/>
-      <w:r>
-        <w:rPr>
-          <w:rFonts w:ascii="Times New Roman" w:hAnsi="Times New Roman" w:cs="Times New Roman"/>
-          <w:i/>
-          <w:iCs/>
-          <w:sz w:val="24"/>
-          <w:szCs w:val="24"/>
-        </w:rPr>
-        <w:t>rencana</w:t>
-      </w:r>
-      <w:proofErr w:type="spellEnd"/>
-      <w:r>
-        <w:rPr>
-          <w:rFonts w:ascii="Times New Roman" w:hAnsi="Times New Roman" w:cs="Times New Roman"/>
-          <w:i/>
-          <w:iCs/>
-          <w:sz w:val="24"/>
-          <w:szCs w:val="24"/>
-        </w:rPr>
-        <w:t xml:space="preserve"> </w:t>
+        <w:t>Penelitian</w:t>
+      </w:r>
+      <w:proofErr w:type="spellEnd"/>
+      <w:r>
+        <w:rPr>
+          <w:rFonts w:ascii="Times New Roman" w:hAnsi="Times New Roman" w:cs="Times New Roman"/>
+          <w:i/>
+          <w:iCs/>
+          <w:sz w:val="24"/>
+          <w:szCs w:val="24"/>
+        </w:rPr>
+        <w:t xml:space="preserve"> </w:t>
+      </w:r>
+      <w:proofErr w:type="spellStart"/>
+      <w:r>
+        <w:rPr>
+          <w:rFonts w:ascii="Times New Roman" w:hAnsi="Times New Roman" w:cs="Times New Roman"/>
+          <w:i/>
+          <w:iCs/>
+          <w:sz w:val="24"/>
+          <w:szCs w:val="24"/>
+        </w:rPr>
+        <w:t>ini</w:t>
+      </w:r>
+      <w:proofErr w:type="spellEnd"/>
+      <w:r>
+        <w:rPr>
+          <w:rFonts w:ascii="Times New Roman" w:hAnsi="Times New Roman" w:cs="Times New Roman"/>
+          <w:i/>
+          <w:iCs/>
+          <w:sz w:val="24"/>
+          <w:szCs w:val="24"/>
+        </w:rPr>
+        <w:t xml:space="preserve"> </w:t>
+      </w:r>
+      <w:proofErr w:type="spellStart"/>
+      <w:r>
+        <w:rPr>
+          <w:rFonts w:ascii="Times New Roman" w:hAnsi="Times New Roman" w:cs="Times New Roman"/>
+          <w:i/>
+          <w:iCs/>
+          <w:sz w:val="24"/>
+          <w:szCs w:val="24"/>
+        </w:rPr>
+        <w:t>berfokus</w:t>
+      </w:r>
+      <w:proofErr w:type="spellEnd"/>
+      <w:r>
+        <w:rPr>
+          <w:rFonts w:ascii="Times New Roman" w:hAnsi="Times New Roman" w:cs="Times New Roman"/>
+          <w:i/>
+          <w:iCs/>
+          <w:sz w:val="24"/>
+          <w:szCs w:val="24"/>
+        </w:rPr>
+        <w:t xml:space="preserve"> pada </w:t>
       </w:r>
       <w:proofErr w:type="spellStart"/>
       <w:r>
@@ -2402,6 +2742,204 @@
           <w:sz w:val="24"/>
           <w:szCs w:val="24"/>
         </w:rPr>
+        <w:t>fitur</w:t>
+      </w:r>
+      <w:proofErr w:type="spellEnd"/>
+      <w:r>
+        <w:rPr>
+          <w:rFonts w:ascii="Times New Roman" w:hAnsi="Times New Roman" w:cs="Times New Roman"/>
+          <w:i/>
+          <w:iCs/>
+          <w:sz w:val="24"/>
+          <w:szCs w:val="24"/>
+        </w:rPr>
+        <w:t xml:space="preserve"> AI Assistant </w:t>
+      </w:r>
+      <w:proofErr w:type="spellStart"/>
+      <w:r>
+        <w:rPr>
+          <w:rFonts w:ascii="Times New Roman" w:hAnsi="Times New Roman" w:cs="Times New Roman"/>
+          <w:i/>
+          <w:iCs/>
+          <w:sz w:val="24"/>
+          <w:szCs w:val="24"/>
+        </w:rPr>
+        <w:t>berbasis</w:t>
+      </w:r>
+      <w:proofErr w:type="spellEnd"/>
+      <w:r>
+        <w:rPr>
+          <w:rFonts w:ascii="Times New Roman" w:hAnsi="Times New Roman" w:cs="Times New Roman"/>
+          <w:i/>
+          <w:iCs/>
+          <w:sz w:val="24"/>
+          <w:szCs w:val="24"/>
+        </w:rPr>
+        <w:t xml:space="preserve"> speech recognition </w:t>
+      </w:r>
+      <w:proofErr w:type="spellStart"/>
+      <w:r>
+        <w:rPr>
+          <w:rFonts w:ascii="Times New Roman" w:hAnsi="Times New Roman" w:cs="Times New Roman"/>
+          <w:i/>
+          <w:iCs/>
+          <w:sz w:val="24"/>
+          <w:szCs w:val="24"/>
+        </w:rPr>
+        <w:t>untuk</w:t>
+      </w:r>
+      <w:proofErr w:type="spellEnd"/>
+      <w:r>
+        <w:rPr>
+          <w:rFonts w:ascii="Times New Roman" w:hAnsi="Times New Roman" w:cs="Times New Roman"/>
+          <w:i/>
+          <w:iCs/>
+          <w:sz w:val="24"/>
+          <w:szCs w:val="24"/>
+        </w:rPr>
+        <w:t xml:space="preserve"> </w:t>
+      </w:r>
+      <w:proofErr w:type="spellStart"/>
+      <w:r>
+        <w:rPr>
+          <w:rFonts w:ascii="Times New Roman" w:hAnsi="Times New Roman" w:cs="Times New Roman"/>
+          <w:i/>
+          <w:iCs/>
+          <w:sz w:val="24"/>
+          <w:szCs w:val="24"/>
+        </w:rPr>
+        <w:t>mengevaluasi</w:t>
+      </w:r>
+      <w:proofErr w:type="spellEnd"/>
+      <w:r>
+        <w:rPr>
+          <w:rFonts w:ascii="Times New Roman" w:hAnsi="Times New Roman" w:cs="Times New Roman"/>
+          <w:i/>
+          <w:iCs/>
+          <w:sz w:val="24"/>
+          <w:szCs w:val="24"/>
+        </w:rPr>
+        <w:t xml:space="preserve"> </w:t>
+      </w:r>
+      <w:proofErr w:type="spellStart"/>
+      <w:r>
+        <w:rPr>
+          <w:rFonts w:ascii="Times New Roman" w:hAnsi="Times New Roman" w:cs="Times New Roman"/>
+          <w:i/>
+          <w:iCs/>
+          <w:sz w:val="24"/>
+          <w:szCs w:val="24"/>
+        </w:rPr>
+        <w:t>bacaan</w:t>
+      </w:r>
+      <w:proofErr w:type="spellEnd"/>
+      <w:r>
+        <w:rPr>
+          <w:rFonts w:ascii="Times New Roman" w:hAnsi="Times New Roman" w:cs="Times New Roman"/>
+          <w:i/>
+          <w:iCs/>
+          <w:sz w:val="24"/>
+          <w:szCs w:val="24"/>
+        </w:rPr>
+        <w:t xml:space="preserve"> Al-Qur’an, </w:t>
+      </w:r>
+      <w:proofErr w:type="spellStart"/>
+      <w:r>
+        <w:rPr>
+          <w:rFonts w:ascii="Times New Roman" w:hAnsi="Times New Roman" w:cs="Times New Roman"/>
+          <w:i/>
+          <w:iCs/>
+          <w:sz w:val="24"/>
+          <w:szCs w:val="24"/>
+        </w:rPr>
+        <w:t>tanpa</w:t>
+      </w:r>
+      <w:proofErr w:type="spellEnd"/>
+      <w:r>
+        <w:rPr>
+          <w:rFonts w:ascii="Times New Roman" w:hAnsi="Times New Roman" w:cs="Times New Roman"/>
+          <w:i/>
+          <w:iCs/>
+          <w:sz w:val="24"/>
+          <w:szCs w:val="24"/>
+        </w:rPr>
+        <w:t xml:space="preserve"> </w:t>
+      </w:r>
+      <w:proofErr w:type="spellStart"/>
+      <w:r>
+        <w:rPr>
+          <w:rFonts w:ascii="Times New Roman" w:hAnsi="Times New Roman" w:cs="Times New Roman"/>
+          <w:i/>
+          <w:iCs/>
+          <w:sz w:val="24"/>
+          <w:szCs w:val="24"/>
+        </w:rPr>
+        <w:t>mencakup</w:t>
+      </w:r>
+      <w:proofErr w:type="spellEnd"/>
+      <w:r>
+        <w:rPr>
+          <w:rFonts w:ascii="Times New Roman" w:hAnsi="Times New Roman" w:cs="Times New Roman"/>
+          <w:i/>
+          <w:iCs/>
+          <w:sz w:val="24"/>
+          <w:szCs w:val="24"/>
+        </w:rPr>
+        <w:t xml:space="preserve"> </w:t>
+      </w:r>
+      <w:proofErr w:type="spellStart"/>
+      <w:r>
+        <w:rPr>
+          <w:rFonts w:ascii="Times New Roman" w:hAnsi="Times New Roman" w:cs="Times New Roman"/>
+          <w:i/>
+          <w:iCs/>
+          <w:sz w:val="24"/>
+          <w:szCs w:val="24"/>
+        </w:rPr>
+        <w:t>pembangunan</w:t>
+      </w:r>
+      <w:proofErr w:type="spellEnd"/>
+      <w:r>
+        <w:rPr>
+          <w:rFonts w:ascii="Times New Roman" w:hAnsi="Times New Roman" w:cs="Times New Roman"/>
+          <w:i/>
+          <w:iCs/>
+          <w:sz w:val="24"/>
+          <w:szCs w:val="24"/>
+        </w:rPr>
+        <w:t xml:space="preserve"> </w:t>
+      </w:r>
+      <w:proofErr w:type="spellStart"/>
+      <w:r>
+        <w:rPr>
+          <w:rFonts w:ascii="Times New Roman" w:hAnsi="Times New Roman" w:cs="Times New Roman"/>
+          <w:i/>
+          <w:iCs/>
+          <w:sz w:val="24"/>
+          <w:szCs w:val="24"/>
+        </w:rPr>
+        <w:t>keseluruhan</w:t>
+      </w:r>
+      <w:proofErr w:type="spellEnd"/>
+      <w:r>
+        <w:rPr>
+          <w:rFonts w:ascii="Times New Roman" w:hAnsi="Times New Roman" w:cs="Times New Roman"/>
+          <w:i/>
+          <w:iCs/>
+          <w:sz w:val="24"/>
+          <w:szCs w:val="24"/>
+        </w:rPr>
+        <w:t xml:space="preserve"> </w:t>
+      </w:r>
+      <w:proofErr w:type="spellStart"/>
+      <w:r>
+        <w:rPr>
+          <w:rFonts w:ascii="Times New Roman" w:hAnsi="Times New Roman" w:cs="Times New Roman"/>
+          <w:i/>
+          <w:iCs/>
+          <w:sz w:val="24"/>
+          <w:szCs w:val="24"/>
+        </w:rPr>
         <w:t>sistem</w:t>
       </w:r>
       <w:proofErr w:type="spellEnd"/>
@@ -2413,150 +2951,326 @@
           <w:sz w:val="24"/>
           <w:szCs w:val="24"/>
         </w:rPr>
-        <w:t xml:space="preserve"> e-learning oleh </w:t>
-      </w:r>
-      <w:proofErr w:type="spellStart"/>
-      <w:r>
-        <w:rPr>
-          <w:rFonts w:ascii="Times New Roman" w:hAnsi="Times New Roman" w:cs="Times New Roman"/>
-          <w:i/>
-          <w:iCs/>
-          <w:sz w:val="24"/>
-          <w:szCs w:val="24"/>
-        </w:rPr>
-        <w:t>tim</w:t>
-      </w:r>
-      <w:proofErr w:type="spellEnd"/>
-      <w:r>
-        <w:rPr>
-          <w:rFonts w:ascii="Times New Roman" w:hAnsi="Times New Roman" w:cs="Times New Roman"/>
-          <w:i/>
-          <w:iCs/>
-          <w:sz w:val="24"/>
-          <w:szCs w:val="24"/>
-        </w:rPr>
-        <w:t xml:space="preserve"> </w:t>
-      </w:r>
-      <w:proofErr w:type="spellStart"/>
-      <w:r>
-        <w:rPr>
-          <w:rFonts w:ascii="Times New Roman" w:hAnsi="Times New Roman" w:cs="Times New Roman"/>
-          <w:i/>
-          <w:iCs/>
-          <w:sz w:val="24"/>
-          <w:szCs w:val="24"/>
-        </w:rPr>
-        <w:t>teknologi</w:t>
-      </w:r>
-      <w:proofErr w:type="spellEnd"/>
-      <w:r>
-        <w:rPr>
-          <w:rFonts w:ascii="Times New Roman" w:hAnsi="Times New Roman" w:cs="Times New Roman"/>
-          <w:i/>
-          <w:iCs/>
-          <w:sz w:val="24"/>
-          <w:szCs w:val="24"/>
-        </w:rPr>
-        <w:t xml:space="preserve"> </w:t>
-      </w:r>
-      <w:proofErr w:type="spellStart"/>
-      <w:r>
-        <w:rPr>
-          <w:rFonts w:ascii="Times New Roman" w:hAnsi="Times New Roman" w:cs="Times New Roman"/>
-          <w:i/>
-          <w:iCs/>
-          <w:sz w:val="24"/>
-          <w:szCs w:val="24"/>
-        </w:rPr>
-        <w:t>informasi</w:t>
-      </w:r>
-      <w:proofErr w:type="spellEnd"/>
-      <w:r>
-        <w:rPr>
-          <w:rFonts w:ascii="Times New Roman" w:hAnsi="Times New Roman" w:cs="Times New Roman"/>
-          <w:i/>
-          <w:iCs/>
-          <w:sz w:val="24"/>
-          <w:szCs w:val="24"/>
-        </w:rPr>
-        <w:t xml:space="preserve"> madrasah, </w:t>
-      </w:r>
-      <w:proofErr w:type="spellStart"/>
-      <w:r>
-        <w:rPr>
-          <w:rFonts w:ascii="Times New Roman" w:hAnsi="Times New Roman" w:cs="Times New Roman"/>
-          <w:i/>
-          <w:iCs/>
-          <w:sz w:val="24"/>
-          <w:szCs w:val="24"/>
-        </w:rPr>
-        <w:t>muncul</w:t>
-      </w:r>
-      <w:proofErr w:type="spellEnd"/>
-      <w:r>
-        <w:rPr>
-          <w:rFonts w:ascii="Times New Roman" w:hAnsi="Times New Roman" w:cs="Times New Roman"/>
-          <w:i/>
-          <w:iCs/>
-          <w:sz w:val="24"/>
-          <w:szCs w:val="24"/>
-        </w:rPr>
-        <w:t xml:space="preserve"> </w:t>
-      </w:r>
-      <w:proofErr w:type="spellStart"/>
-      <w:r>
-        <w:rPr>
-          <w:rFonts w:ascii="Times New Roman" w:hAnsi="Times New Roman" w:cs="Times New Roman"/>
-          <w:i/>
-          <w:iCs/>
-          <w:sz w:val="24"/>
-          <w:szCs w:val="24"/>
-        </w:rPr>
-        <w:t>kebutuhan</w:t>
-      </w:r>
-      <w:proofErr w:type="spellEnd"/>
-      <w:r>
-        <w:rPr>
-          <w:rFonts w:ascii="Times New Roman" w:hAnsi="Times New Roman" w:cs="Times New Roman"/>
-          <w:i/>
-          <w:iCs/>
-          <w:sz w:val="24"/>
-          <w:szCs w:val="24"/>
-        </w:rPr>
-        <w:t xml:space="preserve"> </w:t>
-      </w:r>
-      <w:proofErr w:type="spellStart"/>
-      <w:r>
-        <w:rPr>
-          <w:rFonts w:ascii="Times New Roman" w:hAnsi="Times New Roman" w:cs="Times New Roman"/>
-          <w:i/>
-          <w:iCs/>
-          <w:sz w:val="24"/>
-          <w:szCs w:val="24"/>
-        </w:rPr>
-        <w:t>akan</w:t>
-      </w:r>
-      <w:proofErr w:type="spellEnd"/>
-      <w:r>
-        <w:rPr>
-          <w:rFonts w:ascii="Times New Roman" w:hAnsi="Times New Roman" w:cs="Times New Roman"/>
-          <w:i/>
-          <w:iCs/>
-          <w:sz w:val="24"/>
-          <w:szCs w:val="24"/>
-        </w:rPr>
-        <w:t xml:space="preserve"> </w:t>
-      </w:r>
-      <w:proofErr w:type="spellStart"/>
-      <w:r>
-        <w:rPr>
-          <w:rFonts w:ascii="Times New Roman" w:hAnsi="Times New Roman" w:cs="Times New Roman"/>
-          <w:i/>
-          <w:iCs/>
-          <w:sz w:val="24"/>
-          <w:szCs w:val="24"/>
-        </w:rPr>
-        <w:t>fitur</w:t>
+        <w:t xml:space="preserve"> e-learning. </w:t>
+      </w:r>
+      <w:proofErr w:type="spellStart"/>
+      <w:r>
+        <w:rPr>
+          <w:rFonts w:ascii="Times New Roman" w:hAnsi="Times New Roman" w:cs="Times New Roman"/>
+          <w:i/>
+          <w:iCs/>
+          <w:sz w:val="24"/>
+          <w:szCs w:val="24"/>
+        </w:rPr>
+        <w:t>Evaluasi</w:t>
+      </w:r>
+      <w:proofErr w:type="spellEnd"/>
+      <w:r>
+        <w:rPr>
+          <w:rFonts w:ascii="Times New Roman" w:hAnsi="Times New Roman" w:cs="Times New Roman"/>
+          <w:i/>
+          <w:iCs/>
+          <w:sz w:val="24"/>
+          <w:szCs w:val="24"/>
+        </w:rPr>
+        <w:t xml:space="preserve"> </w:t>
+      </w:r>
+      <w:proofErr w:type="spellStart"/>
+      <w:r>
+        <w:rPr>
+          <w:rFonts w:ascii="Times New Roman" w:hAnsi="Times New Roman" w:cs="Times New Roman"/>
+          <w:i/>
+          <w:iCs/>
+          <w:sz w:val="24"/>
+          <w:szCs w:val="24"/>
+        </w:rPr>
+        <w:t>dilakukan</w:t>
+      </w:r>
+      <w:proofErr w:type="spellEnd"/>
+      <w:r>
+        <w:rPr>
+          <w:rFonts w:ascii="Times New Roman" w:hAnsi="Times New Roman" w:cs="Times New Roman"/>
+          <w:i/>
+          <w:iCs/>
+          <w:sz w:val="24"/>
+          <w:szCs w:val="24"/>
+        </w:rPr>
+        <w:t xml:space="preserve"> </w:t>
+      </w:r>
+      <w:proofErr w:type="spellStart"/>
+      <w:r>
+        <w:rPr>
+          <w:rFonts w:ascii="Times New Roman" w:hAnsi="Times New Roman" w:cs="Times New Roman"/>
+          <w:i/>
+          <w:iCs/>
+          <w:sz w:val="24"/>
+          <w:szCs w:val="24"/>
+        </w:rPr>
+        <w:t>secara</w:t>
+      </w:r>
+      <w:proofErr w:type="spellEnd"/>
+      <w:r>
+        <w:rPr>
+          <w:rFonts w:ascii="Times New Roman" w:hAnsi="Times New Roman" w:cs="Times New Roman"/>
+          <w:i/>
+          <w:iCs/>
+          <w:sz w:val="24"/>
+          <w:szCs w:val="24"/>
+        </w:rPr>
+        <w:t xml:space="preserve"> </w:t>
+      </w:r>
+      <w:proofErr w:type="spellStart"/>
+      <w:r>
+        <w:rPr>
+          <w:rFonts w:ascii="Times New Roman" w:hAnsi="Times New Roman" w:cs="Times New Roman"/>
+          <w:i/>
+          <w:iCs/>
+          <w:sz w:val="24"/>
+          <w:szCs w:val="24"/>
+        </w:rPr>
+        <w:t>terbatas</w:t>
+      </w:r>
+      <w:proofErr w:type="spellEnd"/>
+      <w:r>
+        <w:rPr>
+          <w:rFonts w:ascii="Times New Roman" w:hAnsi="Times New Roman" w:cs="Times New Roman"/>
+          <w:i/>
+          <w:iCs/>
+          <w:sz w:val="24"/>
+          <w:szCs w:val="24"/>
+        </w:rPr>
+        <w:t xml:space="preserve"> pada </w:t>
+      </w:r>
+      <w:proofErr w:type="spellStart"/>
+      <w:r>
+        <w:rPr>
+          <w:rFonts w:ascii="Times New Roman" w:hAnsi="Times New Roman" w:cs="Times New Roman"/>
+          <w:i/>
+          <w:iCs/>
+          <w:sz w:val="24"/>
+          <w:szCs w:val="24"/>
+        </w:rPr>
+        <w:t>aspek</w:t>
+      </w:r>
+      <w:proofErr w:type="spellEnd"/>
+      <w:r>
+        <w:rPr>
+          <w:rFonts w:ascii="Times New Roman" w:hAnsi="Times New Roman" w:cs="Times New Roman"/>
+          <w:i/>
+          <w:iCs/>
+          <w:sz w:val="24"/>
+          <w:szCs w:val="24"/>
+        </w:rPr>
+        <w:t xml:space="preserve"> </w:t>
+      </w:r>
+      <w:proofErr w:type="spellStart"/>
+      <w:r>
+        <w:rPr>
+          <w:rFonts w:ascii="Times New Roman" w:hAnsi="Times New Roman" w:cs="Times New Roman"/>
+          <w:i/>
+          <w:iCs/>
+          <w:sz w:val="24"/>
+          <w:szCs w:val="24"/>
+        </w:rPr>
+        <w:t>pelafalan</w:t>
+      </w:r>
+      <w:proofErr w:type="spellEnd"/>
+      <w:r>
+        <w:rPr>
+          <w:rFonts w:ascii="Times New Roman" w:hAnsi="Times New Roman" w:cs="Times New Roman"/>
+          <w:i/>
+          <w:iCs/>
+          <w:sz w:val="24"/>
+          <w:szCs w:val="24"/>
+        </w:rPr>
+        <w:t xml:space="preserve"> (pronunciation) dan </w:t>
+      </w:r>
+      <w:proofErr w:type="spellStart"/>
+      <w:r>
+        <w:rPr>
+          <w:rFonts w:ascii="Times New Roman" w:hAnsi="Times New Roman" w:cs="Times New Roman"/>
+          <w:i/>
+          <w:iCs/>
+          <w:sz w:val="24"/>
+          <w:szCs w:val="24"/>
+        </w:rPr>
+        <w:t>durasi</w:t>
+      </w:r>
+      <w:proofErr w:type="spellEnd"/>
+      <w:r>
+        <w:rPr>
+          <w:rFonts w:ascii="Times New Roman" w:hAnsi="Times New Roman" w:cs="Times New Roman"/>
+          <w:i/>
+          <w:iCs/>
+          <w:sz w:val="24"/>
+          <w:szCs w:val="24"/>
+        </w:rPr>
+        <w:t xml:space="preserve"> </w:t>
+      </w:r>
+      <w:proofErr w:type="spellStart"/>
+      <w:r>
+        <w:rPr>
+          <w:rFonts w:ascii="Times New Roman" w:hAnsi="Times New Roman" w:cs="Times New Roman"/>
+          <w:i/>
+          <w:iCs/>
+          <w:sz w:val="24"/>
+          <w:szCs w:val="24"/>
+        </w:rPr>
+        <w:t>pengucapan</w:t>
+      </w:r>
+      <w:proofErr w:type="spellEnd"/>
+      <w:r>
+        <w:rPr>
+          <w:rFonts w:ascii="Times New Roman" w:hAnsi="Times New Roman" w:cs="Times New Roman"/>
+          <w:i/>
+          <w:iCs/>
+          <w:sz w:val="24"/>
+          <w:szCs w:val="24"/>
+        </w:rPr>
+        <w:t xml:space="preserve"> (</w:t>
+      </w:r>
+      <w:proofErr w:type="spellStart"/>
+      <w:r>
+        <w:rPr>
+          <w:rFonts w:ascii="Times New Roman" w:hAnsi="Times New Roman" w:cs="Times New Roman"/>
+          <w:i/>
+          <w:iCs/>
+          <w:sz w:val="24"/>
+          <w:szCs w:val="24"/>
+        </w:rPr>
+        <w:t>panjang</w:t>
+      </w:r>
+      <w:proofErr w:type="spellEnd"/>
+      <w:r>
+        <w:rPr>
+          <w:rFonts w:ascii="Times New Roman" w:hAnsi="Times New Roman" w:cs="Times New Roman"/>
+          <w:i/>
+          <w:iCs/>
+          <w:sz w:val="24"/>
+          <w:szCs w:val="24"/>
+        </w:rPr>
+        <w:t>–</w:t>
+      </w:r>
+      <w:proofErr w:type="spellStart"/>
+      <w:r>
+        <w:rPr>
+          <w:rFonts w:ascii="Times New Roman" w:hAnsi="Times New Roman" w:cs="Times New Roman"/>
+          <w:i/>
+          <w:iCs/>
+          <w:sz w:val="24"/>
+          <w:szCs w:val="24"/>
+        </w:rPr>
+        <w:t>pendek</w:t>
+      </w:r>
+      <w:proofErr w:type="spellEnd"/>
+      <w:r>
+        <w:rPr>
+          <w:rFonts w:ascii="Times New Roman" w:hAnsi="Times New Roman" w:cs="Times New Roman"/>
+          <w:i/>
+          <w:iCs/>
+          <w:sz w:val="24"/>
+          <w:szCs w:val="24"/>
+        </w:rPr>
+        <w:t xml:space="preserve">), </w:t>
+      </w:r>
+      <w:proofErr w:type="spellStart"/>
+      <w:r>
+        <w:rPr>
+          <w:rFonts w:ascii="Times New Roman" w:hAnsi="Times New Roman" w:cs="Times New Roman"/>
+          <w:i/>
+          <w:iCs/>
+          <w:sz w:val="24"/>
+          <w:szCs w:val="24"/>
+        </w:rPr>
+        <w:t>serta</w:t>
+      </w:r>
+      <w:proofErr w:type="spellEnd"/>
+      <w:r>
+        <w:rPr>
+          <w:rFonts w:ascii="Times New Roman" w:hAnsi="Times New Roman" w:cs="Times New Roman"/>
+          <w:i/>
+          <w:iCs/>
+          <w:sz w:val="24"/>
+          <w:szCs w:val="24"/>
+        </w:rPr>
+        <w:t xml:space="preserve"> </w:t>
+      </w:r>
+      <w:proofErr w:type="spellStart"/>
+      <w:r>
+        <w:rPr>
+          <w:rFonts w:ascii="Times New Roman" w:hAnsi="Times New Roman" w:cs="Times New Roman"/>
+          <w:i/>
+          <w:iCs/>
+          <w:sz w:val="24"/>
+          <w:szCs w:val="24"/>
+        </w:rPr>
+        <w:t>menghasilkan</w:t>
+      </w:r>
+      <w:proofErr w:type="spellEnd"/>
+      <w:r>
+        <w:rPr>
+          <w:rFonts w:ascii="Times New Roman" w:hAnsi="Times New Roman" w:cs="Times New Roman"/>
+          <w:i/>
+          <w:iCs/>
+          <w:sz w:val="24"/>
+          <w:szCs w:val="24"/>
+        </w:rPr>
+        <w:t xml:space="preserve"> </w:t>
+      </w:r>
+      <w:proofErr w:type="spellStart"/>
+      <w:r>
+        <w:rPr>
+          <w:rFonts w:ascii="Times New Roman" w:hAnsi="Times New Roman" w:cs="Times New Roman"/>
+          <w:i/>
+          <w:iCs/>
+          <w:sz w:val="24"/>
+          <w:szCs w:val="24"/>
+        </w:rPr>
+        <w:t>umpan</w:t>
+      </w:r>
+      <w:proofErr w:type="spellEnd"/>
+      <w:r>
+        <w:rPr>
+          <w:rFonts w:ascii="Times New Roman" w:hAnsi="Times New Roman" w:cs="Times New Roman"/>
+          <w:i/>
+          <w:iCs/>
+          <w:sz w:val="24"/>
+          <w:szCs w:val="24"/>
+        </w:rPr>
+        <w:t xml:space="preserve"> </w:t>
+      </w:r>
+      <w:proofErr w:type="spellStart"/>
+      <w:r>
+        <w:rPr>
+          <w:rFonts w:ascii="Times New Roman" w:hAnsi="Times New Roman" w:cs="Times New Roman"/>
+          <w:i/>
+          <w:iCs/>
+          <w:sz w:val="24"/>
+          <w:szCs w:val="24"/>
+        </w:rPr>
+        <w:t>balik</w:t>
+      </w:r>
+      <w:proofErr w:type="spellEnd"/>
+      <w:r>
+        <w:rPr>
+          <w:rFonts w:ascii="Times New Roman" w:hAnsi="Times New Roman" w:cs="Times New Roman"/>
+          <w:i/>
+          <w:iCs/>
+          <w:sz w:val="24"/>
+          <w:szCs w:val="24"/>
+        </w:rPr>
+        <w:t xml:space="preserve"> </w:t>
+      </w:r>
+      <w:proofErr w:type="spellStart"/>
+      <w:r>
+        <w:rPr>
+          <w:rFonts w:ascii="Times New Roman" w:hAnsi="Times New Roman" w:cs="Times New Roman"/>
+          <w:i/>
+          <w:iCs/>
+          <w:sz w:val="24"/>
+          <w:szCs w:val="24"/>
+        </w:rPr>
+        <w:t>sederhana</w:t>
       </w:r>
       <w:proofErr w:type="spellEnd"/>
       <w:r>
@@ -2600,29 +3314,73 @@
           <w:sz w:val="24"/>
           <w:szCs w:val="24"/>
         </w:rPr>
-        <w:t>membantu</w:t>
-      </w:r>
-      <w:proofErr w:type="spellEnd"/>
-      <w:r>
-        <w:rPr>
-          <w:rFonts w:ascii="Times New Roman" w:hAnsi="Times New Roman" w:cs="Times New Roman"/>
-          <w:i/>
-          <w:iCs/>
-          <w:sz w:val="24"/>
-          <w:szCs w:val="24"/>
-        </w:rPr>
-        <w:t xml:space="preserve"> proses </w:t>
-      </w:r>
-      <w:proofErr w:type="spellStart"/>
-      <w:r>
-        <w:rPr>
-          <w:rFonts w:ascii="Times New Roman" w:hAnsi="Times New Roman" w:cs="Times New Roman"/>
-          <w:i/>
-          <w:iCs/>
-          <w:sz w:val="24"/>
-          <w:szCs w:val="24"/>
-        </w:rPr>
-        <w:t>evaluasi</w:t>
+        <w:t>digunakan</w:t>
+      </w:r>
+      <w:proofErr w:type="spellEnd"/>
+      <w:r>
+        <w:rPr>
+          <w:rFonts w:ascii="Times New Roman" w:hAnsi="Times New Roman" w:cs="Times New Roman"/>
+          <w:i/>
+          <w:iCs/>
+          <w:sz w:val="24"/>
+          <w:szCs w:val="24"/>
+        </w:rPr>
+        <w:t xml:space="preserve"> oleh </w:t>
+      </w:r>
+      <w:proofErr w:type="spellStart"/>
+      <w:r>
+        <w:rPr>
+          <w:rFonts w:ascii="Times New Roman" w:hAnsi="Times New Roman" w:cs="Times New Roman"/>
+          <w:i/>
+          <w:iCs/>
+          <w:sz w:val="24"/>
+          <w:szCs w:val="24"/>
+        </w:rPr>
+        <w:t>santri</w:t>
+      </w:r>
+      <w:proofErr w:type="spellEnd"/>
+      <w:r>
+        <w:rPr>
+          <w:rFonts w:ascii="Times New Roman" w:hAnsi="Times New Roman" w:cs="Times New Roman"/>
+          <w:i/>
+          <w:iCs/>
+          <w:sz w:val="24"/>
+          <w:szCs w:val="24"/>
+        </w:rPr>
+        <w:t xml:space="preserve"> </w:t>
+      </w:r>
+      <w:proofErr w:type="spellStart"/>
+      <w:r>
+        <w:rPr>
+          <w:rFonts w:ascii="Times New Roman" w:hAnsi="Times New Roman" w:cs="Times New Roman"/>
+          <w:i/>
+          <w:iCs/>
+          <w:sz w:val="24"/>
+          <w:szCs w:val="24"/>
+        </w:rPr>
+        <w:t>untuk</w:t>
+      </w:r>
+      <w:proofErr w:type="spellEnd"/>
+      <w:r>
+        <w:rPr>
+          <w:rFonts w:ascii="Times New Roman" w:hAnsi="Times New Roman" w:cs="Times New Roman"/>
+          <w:i/>
+          <w:iCs/>
+          <w:sz w:val="24"/>
+          <w:szCs w:val="24"/>
+        </w:rPr>
+        <w:t xml:space="preserve"> </w:t>
+      </w:r>
+      <w:proofErr w:type="spellStart"/>
+      <w:r>
+        <w:rPr>
+          <w:rFonts w:ascii="Times New Roman" w:hAnsi="Times New Roman" w:cs="Times New Roman"/>
+          <w:i/>
+          <w:iCs/>
+          <w:sz w:val="24"/>
+          <w:szCs w:val="24"/>
+        </w:rPr>
+        <w:t>memperbaiki</w:t>
       </w:r>
       <w:proofErr w:type="spellEnd"/>
       <w:r>
@@ -2655,843 +3413,7 @@
           <w:sz w:val="24"/>
           <w:szCs w:val="24"/>
         </w:rPr>
-        <w:t xml:space="preserve"> </w:t>
-      </w:r>
-      <w:proofErr w:type="spellStart"/>
-      <w:r>
-        <w:rPr>
-          <w:rFonts w:ascii="Times New Roman" w:hAnsi="Times New Roman" w:cs="Times New Roman"/>
-          <w:i/>
-          <w:iCs/>
-          <w:sz w:val="24"/>
-          <w:szCs w:val="24"/>
-        </w:rPr>
-        <w:t>secara</w:t>
-      </w:r>
-      <w:proofErr w:type="spellEnd"/>
-      <w:r>
-        <w:rPr>
-          <w:rFonts w:ascii="Times New Roman" w:hAnsi="Times New Roman" w:cs="Times New Roman"/>
-          <w:i/>
-          <w:iCs/>
-          <w:sz w:val="24"/>
-          <w:szCs w:val="24"/>
-        </w:rPr>
-        <w:t xml:space="preserve"> </w:t>
-      </w:r>
-      <w:proofErr w:type="spellStart"/>
-      <w:r>
-        <w:rPr>
-          <w:rFonts w:ascii="Times New Roman" w:hAnsi="Times New Roman" w:cs="Times New Roman"/>
-          <w:i/>
-          <w:iCs/>
-          <w:sz w:val="24"/>
-          <w:szCs w:val="24"/>
-        </w:rPr>
-        <w:t>otomatis</w:t>
-      </w:r>
-      <w:proofErr w:type="spellEnd"/>
-      <w:r>
-        <w:rPr>
-          <w:rFonts w:ascii="Times New Roman" w:hAnsi="Times New Roman" w:cs="Times New Roman"/>
-          <w:i/>
-          <w:iCs/>
-          <w:sz w:val="24"/>
-          <w:szCs w:val="24"/>
-        </w:rPr>
-        <w:t xml:space="preserve">. </w:t>
-      </w:r>
-      <w:proofErr w:type="spellStart"/>
-      <w:r>
-        <w:rPr>
-          <w:rFonts w:ascii="Times New Roman" w:hAnsi="Times New Roman" w:cs="Times New Roman"/>
-          <w:i/>
-          <w:iCs/>
-          <w:sz w:val="24"/>
-          <w:szCs w:val="24"/>
-        </w:rPr>
-        <w:t>Penelitian</w:t>
-      </w:r>
-      <w:proofErr w:type="spellEnd"/>
-      <w:r>
-        <w:rPr>
-          <w:rFonts w:ascii="Times New Roman" w:hAnsi="Times New Roman" w:cs="Times New Roman"/>
-          <w:i/>
-          <w:iCs/>
-          <w:sz w:val="24"/>
-          <w:szCs w:val="24"/>
-        </w:rPr>
-        <w:t xml:space="preserve"> </w:t>
-      </w:r>
-      <w:proofErr w:type="spellStart"/>
-      <w:r>
-        <w:rPr>
-          <w:rFonts w:ascii="Times New Roman" w:hAnsi="Times New Roman" w:cs="Times New Roman"/>
-          <w:i/>
-          <w:iCs/>
-          <w:sz w:val="24"/>
-          <w:szCs w:val="24"/>
-        </w:rPr>
-        <w:t>ini</w:t>
-      </w:r>
-      <w:proofErr w:type="spellEnd"/>
-      <w:r>
-        <w:rPr>
-          <w:rFonts w:ascii="Times New Roman" w:hAnsi="Times New Roman" w:cs="Times New Roman"/>
-          <w:i/>
-          <w:iCs/>
-          <w:sz w:val="24"/>
-          <w:szCs w:val="24"/>
-        </w:rPr>
-        <w:t xml:space="preserve"> </w:t>
-      </w:r>
-      <w:proofErr w:type="spellStart"/>
-      <w:r>
-        <w:rPr>
-          <w:rFonts w:ascii="Times New Roman" w:hAnsi="Times New Roman" w:cs="Times New Roman"/>
-          <w:i/>
-          <w:iCs/>
-          <w:sz w:val="24"/>
-          <w:szCs w:val="24"/>
-        </w:rPr>
-        <w:t>berfokus</w:t>
-      </w:r>
-      <w:proofErr w:type="spellEnd"/>
-      <w:r>
-        <w:rPr>
-          <w:rFonts w:ascii="Times New Roman" w:hAnsi="Times New Roman" w:cs="Times New Roman"/>
-          <w:i/>
-          <w:iCs/>
-          <w:sz w:val="24"/>
-          <w:szCs w:val="24"/>
-        </w:rPr>
-        <w:t xml:space="preserve"> pada </w:t>
-      </w:r>
-      <w:proofErr w:type="spellStart"/>
-      <w:r>
-        <w:rPr>
-          <w:rFonts w:ascii="Times New Roman" w:hAnsi="Times New Roman" w:cs="Times New Roman"/>
-          <w:i/>
-          <w:iCs/>
-          <w:sz w:val="24"/>
-          <w:szCs w:val="24"/>
-        </w:rPr>
-        <w:t>pengembangan</w:t>
-      </w:r>
-      <w:proofErr w:type="spellEnd"/>
-      <w:r>
-        <w:rPr>
-          <w:rFonts w:ascii="Times New Roman" w:hAnsi="Times New Roman" w:cs="Times New Roman"/>
-          <w:i/>
-          <w:iCs/>
-          <w:sz w:val="24"/>
-          <w:szCs w:val="24"/>
-        </w:rPr>
-        <w:t xml:space="preserve"> </w:t>
-      </w:r>
-      <w:proofErr w:type="spellStart"/>
-      <w:r>
-        <w:rPr>
-          <w:rFonts w:ascii="Times New Roman" w:hAnsi="Times New Roman" w:cs="Times New Roman"/>
-          <w:i/>
-          <w:iCs/>
-          <w:sz w:val="24"/>
-          <w:szCs w:val="24"/>
-        </w:rPr>
-        <w:t>fitur</w:t>
-      </w:r>
-      <w:proofErr w:type="spellEnd"/>
-      <w:r>
-        <w:rPr>
-          <w:rFonts w:ascii="Times New Roman" w:hAnsi="Times New Roman" w:cs="Times New Roman"/>
-          <w:i/>
-          <w:iCs/>
-          <w:sz w:val="24"/>
-          <w:szCs w:val="24"/>
-        </w:rPr>
-        <w:t xml:space="preserve"> AI Assistant </w:t>
-      </w:r>
-      <w:proofErr w:type="spellStart"/>
-      <w:r>
-        <w:rPr>
-          <w:rFonts w:ascii="Times New Roman" w:hAnsi="Times New Roman" w:cs="Times New Roman"/>
-          <w:i/>
-          <w:iCs/>
-          <w:sz w:val="24"/>
-          <w:szCs w:val="24"/>
-        </w:rPr>
-        <w:t>berbasis</w:t>
-      </w:r>
-      <w:proofErr w:type="spellEnd"/>
-      <w:r>
-        <w:rPr>
-          <w:rFonts w:ascii="Times New Roman" w:hAnsi="Times New Roman" w:cs="Times New Roman"/>
-          <w:i/>
-          <w:iCs/>
-          <w:sz w:val="24"/>
-          <w:szCs w:val="24"/>
-        </w:rPr>
-        <w:t xml:space="preserve"> speech recognition </w:t>
-      </w:r>
-      <w:proofErr w:type="spellStart"/>
-      <w:r>
-        <w:rPr>
-          <w:rFonts w:ascii="Times New Roman" w:hAnsi="Times New Roman" w:cs="Times New Roman"/>
-          <w:i/>
-          <w:iCs/>
-          <w:sz w:val="24"/>
-          <w:szCs w:val="24"/>
-        </w:rPr>
-        <w:t>untuk</w:t>
-      </w:r>
-      <w:proofErr w:type="spellEnd"/>
-      <w:r>
-        <w:rPr>
-          <w:rFonts w:ascii="Times New Roman" w:hAnsi="Times New Roman" w:cs="Times New Roman"/>
-          <w:i/>
-          <w:iCs/>
-          <w:sz w:val="24"/>
-          <w:szCs w:val="24"/>
-        </w:rPr>
-        <w:t xml:space="preserve"> </w:t>
-      </w:r>
-      <w:proofErr w:type="spellStart"/>
-      <w:r>
-        <w:rPr>
-          <w:rFonts w:ascii="Times New Roman" w:hAnsi="Times New Roman" w:cs="Times New Roman"/>
-          <w:i/>
-          <w:iCs/>
-          <w:sz w:val="24"/>
-          <w:szCs w:val="24"/>
-        </w:rPr>
-        <w:t>mengevaluasi</w:t>
-      </w:r>
-      <w:proofErr w:type="spellEnd"/>
-      <w:r>
-        <w:rPr>
-          <w:rFonts w:ascii="Times New Roman" w:hAnsi="Times New Roman" w:cs="Times New Roman"/>
-          <w:i/>
-          <w:iCs/>
-          <w:sz w:val="24"/>
-          <w:szCs w:val="24"/>
-        </w:rPr>
-        <w:t xml:space="preserve"> </w:t>
-      </w:r>
-      <w:proofErr w:type="spellStart"/>
-      <w:r>
-        <w:rPr>
-          <w:rFonts w:ascii="Times New Roman" w:hAnsi="Times New Roman" w:cs="Times New Roman"/>
-          <w:i/>
-          <w:iCs/>
-          <w:sz w:val="24"/>
-          <w:szCs w:val="24"/>
-        </w:rPr>
-        <w:t>bacaan</w:t>
-      </w:r>
-      <w:proofErr w:type="spellEnd"/>
-      <w:r>
-        <w:rPr>
-          <w:rFonts w:ascii="Times New Roman" w:hAnsi="Times New Roman" w:cs="Times New Roman"/>
-          <w:i/>
-          <w:iCs/>
-          <w:sz w:val="24"/>
-          <w:szCs w:val="24"/>
-        </w:rPr>
-        <w:t xml:space="preserve"> Al-Qur’an, </w:t>
-      </w:r>
-      <w:proofErr w:type="spellStart"/>
-      <w:r>
-        <w:rPr>
-          <w:rFonts w:ascii="Times New Roman" w:hAnsi="Times New Roman" w:cs="Times New Roman"/>
-          <w:i/>
-          <w:iCs/>
-          <w:sz w:val="24"/>
-          <w:szCs w:val="24"/>
-        </w:rPr>
-        <w:t>tanpa</w:t>
-      </w:r>
-      <w:proofErr w:type="spellEnd"/>
-      <w:r>
-        <w:rPr>
-          <w:rFonts w:ascii="Times New Roman" w:hAnsi="Times New Roman" w:cs="Times New Roman"/>
-          <w:i/>
-          <w:iCs/>
-          <w:sz w:val="24"/>
-          <w:szCs w:val="24"/>
-        </w:rPr>
-        <w:t xml:space="preserve"> </w:t>
-      </w:r>
-      <w:proofErr w:type="spellStart"/>
-      <w:r>
-        <w:rPr>
-          <w:rFonts w:ascii="Times New Roman" w:hAnsi="Times New Roman" w:cs="Times New Roman"/>
-          <w:i/>
-          <w:iCs/>
-          <w:sz w:val="24"/>
-          <w:szCs w:val="24"/>
-        </w:rPr>
-        <w:t>mencakup</w:t>
-      </w:r>
-      <w:proofErr w:type="spellEnd"/>
-      <w:r>
-        <w:rPr>
-          <w:rFonts w:ascii="Times New Roman" w:hAnsi="Times New Roman" w:cs="Times New Roman"/>
-          <w:i/>
-          <w:iCs/>
-          <w:sz w:val="24"/>
-          <w:szCs w:val="24"/>
-        </w:rPr>
-        <w:t xml:space="preserve"> </w:t>
-      </w:r>
-      <w:proofErr w:type="spellStart"/>
-      <w:r>
-        <w:rPr>
-          <w:rFonts w:ascii="Times New Roman" w:hAnsi="Times New Roman" w:cs="Times New Roman"/>
-          <w:i/>
-          <w:iCs/>
-          <w:sz w:val="24"/>
-          <w:szCs w:val="24"/>
-        </w:rPr>
-        <w:t>pembangunan</w:t>
-      </w:r>
-      <w:proofErr w:type="spellEnd"/>
-      <w:r>
-        <w:rPr>
-          <w:rFonts w:ascii="Times New Roman" w:hAnsi="Times New Roman" w:cs="Times New Roman"/>
-          <w:i/>
-          <w:iCs/>
-          <w:sz w:val="24"/>
-          <w:szCs w:val="24"/>
-        </w:rPr>
-        <w:t xml:space="preserve"> </w:t>
-      </w:r>
-      <w:proofErr w:type="spellStart"/>
-      <w:r>
-        <w:rPr>
-          <w:rFonts w:ascii="Times New Roman" w:hAnsi="Times New Roman" w:cs="Times New Roman"/>
-          <w:i/>
-          <w:iCs/>
-          <w:sz w:val="24"/>
-          <w:szCs w:val="24"/>
-        </w:rPr>
-        <w:t>keseluruhan</w:t>
-      </w:r>
-      <w:proofErr w:type="spellEnd"/>
-      <w:r>
-        <w:rPr>
-          <w:rFonts w:ascii="Times New Roman" w:hAnsi="Times New Roman" w:cs="Times New Roman"/>
-          <w:i/>
-          <w:iCs/>
-          <w:sz w:val="24"/>
-          <w:szCs w:val="24"/>
-        </w:rPr>
-        <w:t xml:space="preserve"> </w:t>
-      </w:r>
-      <w:proofErr w:type="spellStart"/>
-      <w:r>
-        <w:rPr>
-          <w:rFonts w:ascii="Times New Roman" w:hAnsi="Times New Roman" w:cs="Times New Roman"/>
-          <w:i/>
-          <w:iCs/>
-          <w:sz w:val="24"/>
-          <w:szCs w:val="24"/>
-        </w:rPr>
-        <w:t>sistem</w:t>
-      </w:r>
-      <w:proofErr w:type="spellEnd"/>
-      <w:r>
-        <w:rPr>
-          <w:rFonts w:ascii="Times New Roman" w:hAnsi="Times New Roman" w:cs="Times New Roman"/>
-          <w:i/>
-          <w:iCs/>
-          <w:sz w:val="24"/>
-          <w:szCs w:val="24"/>
-        </w:rPr>
-        <w:t xml:space="preserve"> e-learning. </w:t>
-      </w:r>
-      <w:proofErr w:type="spellStart"/>
-      <w:r>
-        <w:rPr>
-          <w:rFonts w:ascii="Times New Roman" w:hAnsi="Times New Roman" w:cs="Times New Roman"/>
-          <w:i/>
-          <w:iCs/>
-          <w:sz w:val="24"/>
-          <w:szCs w:val="24"/>
-        </w:rPr>
-        <w:t>Evaluasi</w:t>
-      </w:r>
-      <w:proofErr w:type="spellEnd"/>
-      <w:r>
-        <w:rPr>
-          <w:rFonts w:ascii="Times New Roman" w:hAnsi="Times New Roman" w:cs="Times New Roman"/>
-          <w:i/>
-          <w:iCs/>
-          <w:sz w:val="24"/>
-          <w:szCs w:val="24"/>
-        </w:rPr>
-        <w:t xml:space="preserve"> </w:t>
-      </w:r>
-      <w:proofErr w:type="spellStart"/>
-      <w:r>
-        <w:rPr>
-          <w:rFonts w:ascii="Times New Roman" w:hAnsi="Times New Roman" w:cs="Times New Roman"/>
-          <w:i/>
-          <w:iCs/>
-          <w:sz w:val="24"/>
-          <w:szCs w:val="24"/>
-        </w:rPr>
-        <w:t>dilakukan</w:t>
-      </w:r>
-      <w:proofErr w:type="spellEnd"/>
-      <w:r>
-        <w:rPr>
-          <w:rFonts w:ascii="Times New Roman" w:hAnsi="Times New Roman" w:cs="Times New Roman"/>
-          <w:i/>
-          <w:iCs/>
-          <w:sz w:val="24"/>
-          <w:szCs w:val="24"/>
-        </w:rPr>
-        <w:t xml:space="preserve"> </w:t>
-      </w:r>
-      <w:proofErr w:type="spellStart"/>
-      <w:r>
-        <w:rPr>
-          <w:rFonts w:ascii="Times New Roman" w:hAnsi="Times New Roman" w:cs="Times New Roman"/>
-          <w:i/>
-          <w:iCs/>
-          <w:sz w:val="24"/>
-          <w:szCs w:val="24"/>
-        </w:rPr>
-        <w:t>secara</w:t>
-      </w:r>
-      <w:proofErr w:type="spellEnd"/>
-      <w:r>
-        <w:rPr>
-          <w:rFonts w:ascii="Times New Roman" w:hAnsi="Times New Roman" w:cs="Times New Roman"/>
-          <w:i/>
-          <w:iCs/>
-          <w:sz w:val="24"/>
-          <w:szCs w:val="24"/>
-        </w:rPr>
-        <w:t xml:space="preserve"> </w:t>
-      </w:r>
-      <w:proofErr w:type="spellStart"/>
-      <w:r>
-        <w:rPr>
-          <w:rFonts w:ascii="Times New Roman" w:hAnsi="Times New Roman" w:cs="Times New Roman"/>
-          <w:i/>
-          <w:iCs/>
-          <w:sz w:val="24"/>
-          <w:szCs w:val="24"/>
-        </w:rPr>
-        <w:t>terbatas</w:t>
-      </w:r>
-      <w:proofErr w:type="spellEnd"/>
-      <w:r>
-        <w:rPr>
-          <w:rFonts w:ascii="Times New Roman" w:hAnsi="Times New Roman" w:cs="Times New Roman"/>
-          <w:i/>
-          <w:iCs/>
-          <w:sz w:val="24"/>
-          <w:szCs w:val="24"/>
-        </w:rPr>
-        <w:t xml:space="preserve"> pada </w:t>
-      </w:r>
-      <w:proofErr w:type="spellStart"/>
-      <w:r>
-        <w:rPr>
-          <w:rFonts w:ascii="Times New Roman" w:hAnsi="Times New Roman" w:cs="Times New Roman"/>
-          <w:i/>
-          <w:iCs/>
-          <w:sz w:val="24"/>
-          <w:szCs w:val="24"/>
-        </w:rPr>
-        <w:t>aspek</w:t>
-      </w:r>
-      <w:proofErr w:type="spellEnd"/>
-      <w:r>
-        <w:rPr>
-          <w:rFonts w:ascii="Times New Roman" w:hAnsi="Times New Roman" w:cs="Times New Roman"/>
-          <w:i/>
-          <w:iCs/>
-          <w:sz w:val="24"/>
-          <w:szCs w:val="24"/>
-        </w:rPr>
-        <w:t xml:space="preserve"> </w:t>
-      </w:r>
-      <w:proofErr w:type="spellStart"/>
-      <w:r>
-        <w:rPr>
-          <w:rFonts w:ascii="Times New Roman" w:hAnsi="Times New Roman" w:cs="Times New Roman"/>
-          <w:i/>
-          <w:iCs/>
-          <w:sz w:val="24"/>
-          <w:szCs w:val="24"/>
-        </w:rPr>
-        <w:t>pelafalan</w:t>
-      </w:r>
-      <w:proofErr w:type="spellEnd"/>
-      <w:r>
-        <w:rPr>
-          <w:rFonts w:ascii="Times New Roman" w:hAnsi="Times New Roman" w:cs="Times New Roman"/>
-          <w:i/>
-          <w:iCs/>
-          <w:sz w:val="24"/>
-          <w:szCs w:val="24"/>
-        </w:rPr>
-        <w:t xml:space="preserve"> (pronunciation) dan </w:t>
-      </w:r>
-      <w:proofErr w:type="spellStart"/>
-      <w:r>
-        <w:rPr>
-          <w:rFonts w:ascii="Times New Roman" w:hAnsi="Times New Roman" w:cs="Times New Roman"/>
-          <w:i/>
-          <w:iCs/>
-          <w:sz w:val="24"/>
-          <w:szCs w:val="24"/>
-        </w:rPr>
-        <w:t>durasi</w:t>
-      </w:r>
-      <w:proofErr w:type="spellEnd"/>
-      <w:r>
-        <w:rPr>
-          <w:rFonts w:ascii="Times New Roman" w:hAnsi="Times New Roman" w:cs="Times New Roman"/>
-          <w:i/>
-          <w:iCs/>
-          <w:sz w:val="24"/>
-          <w:szCs w:val="24"/>
-        </w:rPr>
-        <w:t xml:space="preserve"> </w:t>
-      </w:r>
-      <w:proofErr w:type="spellStart"/>
-      <w:r>
-        <w:rPr>
-          <w:rFonts w:ascii="Times New Roman" w:hAnsi="Times New Roman" w:cs="Times New Roman"/>
-          <w:i/>
-          <w:iCs/>
-          <w:sz w:val="24"/>
-          <w:szCs w:val="24"/>
-        </w:rPr>
-        <w:t>pengucapan</w:t>
-      </w:r>
-      <w:proofErr w:type="spellEnd"/>
-      <w:r>
-        <w:rPr>
-          <w:rFonts w:ascii="Times New Roman" w:hAnsi="Times New Roman" w:cs="Times New Roman"/>
-          <w:i/>
-          <w:iCs/>
-          <w:sz w:val="24"/>
-          <w:szCs w:val="24"/>
-        </w:rPr>
-        <w:t xml:space="preserve"> (</w:t>
-      </w:r>
-      <w:proofErr w:type="spellStart"/>
-      <w:r>
-        <w:rPr>
-          <w:rFonts w:ascii="Times New Roman" w:hAnsi="Times New Roman" w:cs="Times New Roman"/>
-          <w:i/>
-          <w:iCs/>
-          <w:sz w:val="24"/>
-          <w:szCs w:val="24"/>
-        </w:rPr>
-        <w:t>panjang</w:t>
-      </w:r>
-      <w:proofErr w:type="spellEnd"/>
-      <w:r>
-        <w:rPr>
-          <w:rFonts w:ascii="Times New Roman" w:hAnsi="Times New Roman" w:cs="Times New Roman"/>
-          <w:i/>
-          <w:iCs/>
-          <w:sz w:val="24"/>
-          <w:szCs w:val="24"/>
-        </w:rPr>
-        <w:t>–</w:t>
-      </w:r>
-      <w:proofErr w:type="spellStart"/>
-      <w:r>
-        <w:rPr>
-          <w:rFonts w:ascii="Times New Roman" w:hAnsi="Times New Roman" w:cs="Times New Roman"/>
-          <w:i/>
-          <w:iCs/>
-          <w:sz w:val="24"/>
-          <w:szCs w:val="24"/>
-        </w:rPr>
-        <w:t>pendek</w:t>
-      </w:r>
-      <w:proofErr w:type="spellEnd"/>
-      <w:r>
-        <w:rPr>
-          <w:rFonts w:ascii="Times New Roman" w:hAnsi="Times New Roman" w:cs="Times New Roman"/>
-          <w:i/>
-          <w:iCs/>
-          <w:sz w:val="24"/>
-          <w:szCs w:val="24"/>
-        </w:rPr>
-        <w:t xml:space="preserve">), </w:t>
-      </w:r>
-      <w:proofErr w:type="spellStart"/>
-      <w:r>
-        <w:rPr>
-          <w:rFonts w:ascii="Times New Roman" w:hAnsi="Times New Roman" w:cs="Times New Roman"/>
-          <w:i/>
-          <w:iCs/>
-          <w:sz w:val="24"/>
-          <w:szCs w:val="24"/>
-        </w:rPr>
-        <w:t>serta</w:t>
-      </w:r>
-      <w:proofErr w:type="spellEnd"/>
-      <w:r>
-        <w:rPr>
-          <w:rFonts w:ascii="Times New Roman" w:hAnsi="Times New Roman" w:cs="Times New Roman"/>
-          <w:i/>
-          <w:iCs/>
-          <w:sz w:val="24"/>
-          <w:szCs w:val="24"/>
-        </w:rPr>
-        <w:t xml:space="preserve"> </w:t>
-      </w:r>
-      <w:proofErr w:type="spellStart"/>
-      <w:r>
-        <w:rPr>
-          <w:rFonts w:ascii="Times New Roman" w:hAnsi="Times New Roman" w:cs="Times New Roman"/>
-          <w:i/>
-          <w:iCs/>
-          <w:sz w:val="24"/>
-          <w:szCs w:val="24"/>
-        </w:rPr>
-        <w:t>menghasilkan</w:t>
-      </w:r>
-      <w:proofErr w:type="spellEnd"/>
-      <w:r>
-        <w:rPr>
-          <w:rFonts w:ascii="Times New Roman" w:hAnsi="Times New Roman" w:cs="Times New Roman"/>
-          <w:i/>
-          <w:iCs/>
-          <w:sz w:val="24"/>
-          <w:szCs w:val="24"/>
-        </w:rPr>
-        <w:t xml:space="preserve"> </w:t>
-      </w:r>
-      <w:proofErr w:type="spellStart"/>
-      <w:r>
-        <w:rPr>
-          <w:rFonts w:ascii="Times New Roman" w:hAnsi="Times New Roman" w:cs="Times New Roman"/>
-          <w:i/>
-          <w:iCs/>
-          <w:sz w:val="24"/>
-          <w:szCs w:val="24"/>
-        </w:rPr>
-        <w:t>umpan</w:t>
-      </w:r>
-      <w:proofErr w:type="spellEnd"/>
-      <w:r>
-        <w:rPr>
-          <w:rFonts w:ascii="Times New Roman" w:hAnsi="Times New Roman" w:cs="Times New Roman"/>
-          <w:i/>
-          <w:iCs/>
-          <w:sz w:val="24"/>
-          <w:szCs w:val="24"/>
-        </w:rPr>
-        <w:t xml:space="preserve"> </w:t>
-      </w:r>
-      <w:proofErr w:type="spellStart"/>
-      <w:r>
-        <w:rPr>
-          <w:rFonts w:ascii="Times New Roman" w:hAnsi="Times New Roman" w:cs="Times New Roman"/>
-          <w:i/>
-          <w:iCs/>
-          <w:sz w:val="24"/>
-          <w:szCs w:val="24"/>
-        </w:rPr>
-        <w:t>balik</w:t>
-      </w:r>
-      <w:proofErr w:type="spellEnd"/>
-      <w:r>
-        <w:rPr>
-          <w:rFonts w:ascii="Times New Roman" w:hAnsi="Times New Roman" w:cs="Times New Roman"/>
-          <w:i/>
-          <w:iCs/>
-          <w:sz w:val="24"/>
-          <w:szCs w:val="24"/>
-        </w:rPr>
-        <w:t xml:space="preserve"> </w:t>
-      </w:r>
-      <w:proofErr w:type="spellStart"/>
-      <w:r>
-        <w:rPr>
-          <w:rFonts w:ascii="Times New Roman" w:hAnsi="Times New Roman" w:cs="Times New Roman"/>
-          <w:i/>
-          <w:iCs/>
-          <w:sz w:val="24"/>
-          <w:szCs w:val="24"/>
-        </w:rPr>
-        <w:t>sederhana</w:t>
-      </w:r>
-      <w:proofErr w:type="spellEnd"/>
-      <w:r>
-        <w:rPr>
-          <w:rFonts w:ascii="Times New Roman" w:hAnsi="Times New Roman" w:cs="Times New Roman"/>
-          <w:i/>
-          <w:iCs/>
-          <w:sz w:val="24"/>
-          <w:szCs w:val="24"/>
-        </w:rPr>
-        <w:t xml:space="preserve"> yang </w:t>
-      </w:r>
-      <w:proofErr w:type="spellStart"/>
-      <w:r>
-        <w:rPr>
-          <w:rFonts w:ascii="Times New Roman" w:hAnsi="Times New Roman" w:cs="Times New Roman"/>
-          <w:i/>
-          <w:iCs/>
-          <w:sz w:val="24"/>
-          <w:szCs w:val="24"/>
-        </w:rPr>
-        <w:t>dapat</w:t>
-      </w:r>
-      <w:proofErr w:type="spellEnd"/>
-      <w:r>
-        <w:rPr>
-          <w:rFonts w:ascii="Times New Roman" w:hAnsi="Times New Roman" w:cs="Times New Roman"/>
-          <w:i/>
-          <w:iCs/>
-          <w:sz w:val="24"/>
-          <w:szCs w:val="24"/>
-        </w:rPr>
-        <w:t xml:space="preserve"> </w:t>
-      </w:r>
-      <w:proofErr w:type="spellStart"/>
-      <w:r>
-        <w:rPr>
-          <w:rFonts w:ascii="Times New Roman" w:hAnsi="Times New Roman" w:cs="Times New Roman"/>
-          <w:i/>
-          <w:iCs/>
-          <w:sz w:val="24"/>
-          <w:szCs w:val="24"/>
-        </w:rPr>
-        <w:t>digunakan</w:t>
-      </w:r>
-      <w:proofErr w:type="spellEnd"/>
-      <w:r>
-        <w:rPr>
-          <w:rFonts w:ascii="Times New Roman" w:hAnsi="Times New Roman" w:cs="Times New Roman"/>
-          <w:i/>
-          <w:iCs/>
-          <w:sz w:val="24"/>
-          <w:szCs w:val="24"/>
-        </w:rPr>
-        <w:t xml:space="preserve"> oleh </w:t>
-      </w:r>
-      <w:proofErr w:type="spellStart"/>
-      <w:r>
-        <w:rPr>
-          <w:rFonts w:ascii="Times New Roman" w:hAnsi="Times New Roman" w:cs="Times New Roman"/>
-          <w:i/>
-          <w:iCs/>
-          <w:sz w:val="24"/>
-          <w:szCs w:val="24"/>
-        </w:rPr>
-        <w:t>santri</w:t>
-      </w:r>
-      <w:proofErr w:type="spellEnd"/>
-      <w:r>
-        <w:rPr>
-          <w:rFonts w:ascii="Times New Roman" w:hAnsi="Times New Roman" w:cs="Times New Roman"/>
-          <w:i/>
-          <w:iCs/>
-          <w:sz w:val="24"/>
-          <w:szCs w:val="24"/>
-        </w:rPr>
-        <w:t xml:space="preserve"> </w:t>
-      </w:r>
-      <w:proofErr w:type="spellStart"/>
-      <w:r>
-        <w:rPr>
-          <w:rFonts w:ascii="Times New Roman" w:hAnsi="Times New Roman" w:cs="Times New Roman"/>
-          <w:i/>
-          <w:iCs/>
-          <w:sz w:val="24"/>
-          <w:szCs w:val="24"/>
-        </w:rPr>
-        <w:t>untuk</w:t>
-      </w:r>
-      <w:proofErr w:type="spellEnd"/>
-      <w:r>
-        <w:rPr>
-          <w:rFonts w:ascii="Times New Roman" w:hAnsi="Times New Roman" w:cs="Times New Roman"/>
-          <w:i/>
-          <w:iCs/>
-          <w:sz w:val="24"/>
-          <w:szCs w:val="24"/>
-        </w:rPr>
-        <w:t xml:space="preserve"> </w:t>
-      </w:r>
-      <w:proofErr w:type="spellStart"/>
-      <w:r>
-        <w:rPr>
-          <w:rFonts w:ascii="Times New Roman" w:hAnsi="Times New Roman" w:cs="Times New Roman"/>
-          <w:i/>
-          <w:iCs/>
-          <w:sz w:val="24"/>
-          <w:szCs w:val="24"/>
-        </w:rPr>
-        <w:t>memperbaiki</w:t>
-      </w:r>
-      <w:proofErr w:type="spellEnd"/>
-      <w:r>
-        <w:rPr>
-          <w:rFonts w:ascii="Times New Roman" w:hAnsi="Times New Roman" w:cs="Times New Roman"/>
-          <w:i/>
-          <w:iCs/>
-          <w:sz w:val="24"/>
-          <w:szCs w:val="24"/>
-        </w:rPr>
-        <w:t xml:space="preserve"> </w:t>
-      </w:r>
-      <w:proofErr w:type="spellStart"/>
-      <w:r>
-        <w:rPr>
-          <w:rFonts w:ascii="Times New Roman" w:hAnsi="Times New Roman" w:cs="Times New Roman"/>
-          <w:i/>
-          <w:iCs/>
-          <w:sz w:val="24"/>
-          <w:szCs w:val="24"/>
-        </w:rPr>
-        <w:t>bacaan</w:t>
-      </w:r>
-      <w:proofErr w:type="spellEnd"/>
-      <w:r>
-        <w:rPr>
-          <w:rFonts w:ascii="Times New Roman" w:hAnsi="Times New Roman" w:cs="Times New Roman"/>
-          <w:i/>
-          <w:iCs/>
-          <w:sz w:val="24"/>
-          <w:szCs w:val="24"/>
-        </w:rPr>
-        <w:t xml:space="preserve">. </w:t>
-      </w:r>
-      <w:proofErr w:type="spellStart"/>
-      <w:r>
-        <w:rPr>
-          <w:rFonts w:ascii="Times New Roman" w:hAnsi="Times New Roman" w:cs="Times New Roman"/>
-          <w:i/>
-          <w:iCs/>
-          <w:sz w:val="24"/>
-          <w:szCs w:val="24"/>
-        </w:rPr>
-        <w:t>Metode</w:t>
-      </w:r>
-      <w:proofErr w:type="spellEnd"/>
-      <w:r>
-        <w:rPr>
-          <w:rFonts w:ascii="Times New Roman" w:hAnsi="Times New Roman" w:cs="Times New Roman"/>
-          <w:i/>
-          <w:iCs/>
-          <w:sz w:val="24"/>
-          <w:szCs w:val="24"/>
-        </w:rPr>
-        <w:t xml:space="preserve"> yang </w:t>
+        <w:t xml:space="preserve">. Metode yang </w:t>
       </w:r>
       <w:proofErr w:type="spellStart"/>
       <w:r>
@@ -6703,19 +6625,11 @@
         </w:rPr>
       </w:pPr>
       <w:bookmarkStart w:id="6" w:name="_Toc228781097"/>
-      <w:proofErr w:type="spellStart"/>
-      <w:r>
-        <w:rPr>
-          <w:rFonts w:ascii="Times New Roman" w:hAnsi="Times New Roman" w:cs="Times New Roman"/>
-        </w:rPr>
-        <w:t>Latar</w:t>
-      </w:r>
-      <w:proofErr w:type="spellEnd"/>
-      <w:r>
-        <w:rPr>
-          <w:rFonts w:ascii="Times New Roman" w:hAnsi="Times New Roman" w:cs="Times New Roman"/>
-        </w:rPr>
-        <w:t xml:space="preserve"> </w:t>
+      <w:r>
+        <w:rPr>
+          <w:rFonts w:ascii="Times New Roman" w:hAnsi="Times New Roman" w:cs="Times New Roman"/>
+        </w:rPr>
+        <w:t xml:space="preserve">Latar </w:t>
       </w:r>
       <w:proofErr w:type="spellStart"/>
       <w:r>
@@ -7983,7 +7897,6 @@
         <w:t xml:space="preserve"> </w:t>
       </w:r>
       <w:proofErr w:type="spellStart"/>
-      <w:proofErr w:type="gramStart"/>
       <w:r>
         <w:rPr>
           <w:rFonts w:ascii="Times New Roman" w:hAnsi="Times New Roman" w:cs="Times New Roman"/>
@@ -7999,17 +7912,8 @@
           <w:sz w:val="24"/>
           <w:szCs w:val="24"/>
         </w:rPr>
-        <w:t xml:space="preserve"> </w:t>
-      </w:r>
-      <w:r>
-        <w:rPr>
-          <w:rFonts w:ascii="Times New Roman" w:hAnsi="Times New Roman" w:cs="Times New Roman"/>
-          <w:sz w:val="24"/>
-          <w:szCs w:val="24"/>
-        </w:rPr>
         <w:t>?</w:t>
       </w:r>
-      <w:proofErr w:type="gramEnd"/>
     </w:p>
     <w:p>
       <w:pPr>
@@ -8054,114 +7958,135 @@
           <w:sz w:val="24"/>
           <w:szCs w:val="24"/>
         </w:rPr>
-        <w:t>meng</w:t>
-      </w:r>
-      <w:r>
-        <w:rPr>
-          <w:rFonts w:ascii="Times New Roman" w:hAnsi="Times New Roman" w:cs="Times New Roman"/>
-          <w:sz w:val="24"/>
-          <w:szCs w:val="24"/>
-        </w:rPr>
-        <w:t>integrasikan</w:t>
-      </w:r>
-      <w:proofErr w:type="spellEnd"/>
-      <w:r>
-        <w:rPr>
-          <w:rFonts w:ascii="Times New Roman" w:hAnsi="Times New Roman" w:cs="Times New Roman"/>
-          <w:sz w:val="24"/>
-          <w:szCs w:val="24"/>
-        </w:rPr>
-        <w:t xml:space="preserve"> ASR,</w:t>
-      </w:r>
-      <w:r>
-        <w:rPr>
-          <w:rFonts w:ascii="Times New Roman" w:hAnsi="Times New Roman" w:cs="Times New Roman"/>
-          <w:sz w:val="24"/>
-          <w:szCs w:val="24"/>
-        </w:rPr>
-        <w:t xml:space="preserve"> MFCC</w:t>
-      </w:r>
-      <w:r>
-        <w:rPr>
-          <w:rFonts w:ascii="Times New Roman" w:hAnsi="Times New Roman" w:cs="Times New Roman"/>
-          <w:sz w:val="24"/>
-          <w:szCs w:val="24"/>
-        </w:rPr>
-        <w:t xml:space="preserve">, dan CNN agar </w:t>
-      </w:r>
-      <w:proofErr w:type="spellStart"/>
-      <w:r>
-        <w:rPr>
-          <w:rFonts w:ascii="Times New Roman" w:hAnsi="Times New Roman" w:cs="Times New Roman"/>
-          <w:sz w:val="24"/>
-          <w:szCs w:val="24"/>
-        </w:rPr>
-        <w:t>sisten</w:t>
-      </w:r>
-      <w:proofErr w:type="spellEnd"/>
-      <w:r>
-        <w:rPr>
-          <w:rFonts w:ascii="Times New Roman" w:hAnsi="Times New Roman" w:cs="Times New Roman"/>
-          <w:sz w:val="24"/>
-          <w:szCs w:val="24"/>
-        </w:rPr>
-        <w:t xml:space="preserve"> </w:t>
-      </w:r>
-      <w:proofErr w:type="spellStart"/>
-      <w:r>
-        <w:rPr>
-          <w:rFonts w:ascii="Times New Roman" w:hAnsi="Times New Roman" w:cs="Times New Roman"/>
-          <w:sz w:val="24"/>
-          <w:szCs w:val="24"/>
-        </w:rPr>
-        <w:t>bisa</w:t>
-      </w:r>
-      <w:proofErr w:type="spellEnd"/>
-      <w:r>
-        <w:rPr>
-          <w:rFonts w:ascii="Times New Roman" w:hAnsi="Times New Roman" w:cs="Times New Roman"/>
-          <w:sz w:val="24"/>
-          <w:szCs w:val="24"/>
-        </w:rPr>
-        <w:t xml:space="preserve"> </w:t>
-      </w:r>
-      <w:proofErr w:type="spellStart"/>
-      <w:r>
-        <w:rPr>
-          <w:rFonts w:ascii="Times New Roman" w:hAnsi="Times New Roman" w:cs="Times New Roman"/>
-          <w:sz w:val="24"/>
-          <w:szCs w:val="24"/>
-        </w:rPr>
-        <w:t>memberikan</w:t>
-      </w:r>
-      <w:proofErr w:type="spellEnd"/>
-      <w:r>
-        <w:rPr>
-          <w:rFonts w:ascii="Times New Roman" w:hAnsi="Times New Roman" w:cs="Times New Roman"/>
-          <w:sz w:val="24"/>
-          <w:szCs w:val="24"/>
-        </w:rPr>
-        <w:t xml:space="preserve"> </w:t>
-      </w:r>
-      <w:proofErr w:type="spellStart"/>
-      <w:proofErr w:type="gramStart"/>
-      <w:r>
-        <w:rPr>
-          <w:rFonts w:ascii="Times New Roman" w:hAnsi="Times New Roman" w:cs="Times New Roman"/>
-          <w:sz w:val="24"/>
-          <w:szCs w:val="24"/>
-        </w:rPr>
-        <w:t>evaluasi</w:t>
-      </w:r>
-      <w:proofErr w:type="spellEnd"/>
-      <w:r>
-        <w:rPr>
-          <w:rFonts w:ascii="Times New Roman" w:hAnsi="Times New Roman" w:cs="Times New Roman"/>
-          <w:sz w:val="24"/>
-          <w:szCs w:val="24"/>
-        </w:rPr>
-        <w:t xml:space="preserve"> </w:t>
-      </w:r>
+        <w:t>mengimplementasikan</w:t>
+      </w:r>
+      <w:proofErr w:type="spellEnd"/>
+      <w:r>
+        <w:rPr>
+          <w:rFonts w:ascii="Times New Roman" w:hAnsi="Times New Roman" w:cs="Times New Roman"/>
+          <w:sz w:val="24"/>
+          <w:szCs w:val="24"/>
+        </w:rPr>
+        <w:t xml:space="preserve"> ASR dan </w:t>
+      </w:r>
+      <w:proofErr w:type="spellStart"/>
+      <w:r>
+        <w:rPr>
+          <w:rFonts w:ascii="Times New Roman" w:hAnsi="Times New Roman" w:cs="Times New Roman"/>
+          <w:sz w:val="24"/>
+          <w:szCs w:val="24"/>
+        </w:rPr>
+        <w:t>analisis</w:t>
+      </w:r>
+      <w:proofErr w:type="spellEnd"/>
+      <w:r>
+        <w:rPr>
+          <w:rFonts w:ascii="Times New Roman" w:hAnsi="Times New Roman" w:cs="Times New Roman"/>
+          <w:sz w:val="24"/>
+          <w:szCs w:val="24"/>
+        </w:rPr>
+        <w:t xml:space="preserve"> </w:t>
+      </w:r>
+      <w:proofErr w:type="spellStart"/>
+      <w:r>
+        <w:rPr>
+          <w:rFonts w:ascii="Times New Roman" w:hAnsi="Times New Roman" w:cs="Times New Roman"/>
+          <w:sz w:val="24"/>
+          <w:szCs w:val="24"/>
+        </w:rPr>
+        <w:t>teks</w:t>
+      </w:r>
+      <w:proofErr w:type="spellEnd"/>
+      <w:r>
+        <w:rPr>
+          <w:rFonts w:ascii="Times New Roman" w:hAnsi="Times New Roman" w:cs="Times New Roman"/>
+          <w:sz w:val="24"/>
+          <w:szCs w:val="24"/>
+        </w:rPr>
+        <w:t xml:space="preserve"> </w:t>
+      </w:r>
+      <w:proofErr w:type="spellStart"/>
+      <w:r>
+        <w:rPr>
+          <w:rFonts w:ascii="Times New Roman" w:hAnsi="Times New Roman" w:cs="Times New Roman"/>
+          <w:sz w:val="24"/>
+          <w:szCs w:val="24"/>
+        </w:rPr>
+        <w:t>untuk</w:t>
+      </w:r>
+      <w:proofErr w:type="spellEnd"/>
+      <w:r>
+        <w:rPr>
+          <w:rFonts w:ascii="Times New Roman" w:hAnsi="Times New Roman" w:cs="Times New Roman"/>
+          <w:sz w:val="24"/>
+          <w:szCs w:val="24"/>
+        </w:rPr>
+        <w:t xml:space="preserve"> </w:t>
+      </w:r>
+      <w:proofErr w:type="spellStart"/>
+      <w:r>
+        <w:rPr>
+          <w:rFonts w:ascii="Times New Roman" w:hAnsi="Times New Roman" w:cs="Times New Roman"/>
+          <w:sz w:val="24"/>
+          <w:szCs w:val="24"/>
+        </w:rPr>
+        <w:t>menilai</w:t>
+      </w:r>
+      <w:proofErr w:type="spellEnd"/>
+      <w:r>
+        <w:rPr>
+          <w:rFonts w:ascii="Times New Roman" w:hAnsi="Times New Roman" w:cs="Times New Roman"/>
+          <w:sz w:val="24"/>
+          <w:szCs w:val="24"/>
+        </w:rPr>
+        <w:t xml:space="preserve"> </w:t>
+      </w:r>
+      <w:proofErr w:type="spellStart"/>
+      <w:r>
+        <w:rPr>
+          <w:rFonts w:ascii="Times New Roman" w:hAnsi="Times New Roman" w:cs="Times New Roman"/>
+          <w:sz w:val="24"/>
+          <w:szCs w:val="24"/>
+        </w:rPr>
+        <w:t>kesesuaian</w:t>
+      </w:r>
+      <w:proofErr w:type="spellEnd"/>
+      <w:r>
+        <w:rPr>
+          <w:rFonts w:ascii="Times New Roman" w:hAnsi="Times New Roman" w:cs="Times New Roman"/>
+          <w:sz w:val="24"/>
+          <w:szCs w:val="24"/>
+        </w:rPr>
+        <w:t xml:space="preserve"> </w:t>
+      </w:r>
+      <w:proofErr w:type="spellStart"/>
+      <w:r>
+        <w:rPr>
+          <w:rFonts w:ascii="Times New Roman" w:hAnsi="Times New Roman" w:cs="Times New Roman"/>
+          <w:sz w:val="24"/>
+          <w:szCs w:val="24"/>
+        </w:rPr>
+        <w:t>pelafalan</w:t>
+      </w:r>
+      <w:proofErr w:type="spellEnd"/>
+      <w:r>
+        <w:rPr>
+          <w:rFonts w:ascii="Times New Roman" w:hAnsi="Times New Roman" w:cs="Times New Roman"/>
+          <w:sz w:val="24"/>
+          <w:szCs w:val="24"/>
+        </w:rPr>
+        <w:t xml:space="preserve"> </w:t>
+      </w:r>
+      <w:proofErr w:type="spellStart"/>
+      <w:r>
+        <w:rPr>
+          <w:rFonts w:ascii="Times New Roman" w:hAnsi="Times New Roman" w:cs="Times New Roman"/>
+          <w:sz w:val="24"/>
+          <w:szCs w:val="24"/>
+        </w:rPr>
+        <w:t>baca</w:t>
+      </w:r>
+      <w:proofErr w:type="spellEnd"/>
       <w:r>
         <w:rPr>
           <w:rFonts w:ascii="Times New Roman" w:hAnsi="Times New Roman" w:cs="Times New Roman"/>
@@ -8170,7 +8095,6 @@
         </w:rPr>
         <w:t>?</w:t>
       </w:r>
-      <w:proofErr w:type="gramEnd"/>
     </w:p>
     <w:p>
       <w:pPr>
@@ -8213,6 +8137,42 @@
           <w:sz w:val="24"/>
           <w:szCs w:val="24"/>
         </w:rPr>
+        <w:t>sistem</w:t>
+      </w:r>
+      <w:proofErr w:type="spellEnd"/>
+      <w:r>
+        <w:rPr>
+          <w:rFonts w:ascii="Times New Roman" w:hAnsi="Times New Roman" w:cs="Times New Roman"/>
+          <w:sz w:val="24"/>
+          <w:szCs w:val="24"/>
+        </w:rPr>
+        <w:t xml:space="preserve"> </w:t>
+      </w:r>
+      <w:proofErr w:type="spellStart"/>
+      <w:r>
+        <w:rPr>
+          <w:rFonts w:ascii="Times New Roman" w:hAnsi="Times New Roman" w:cs="Times New Roman"/>
+          <w:sz w:val="24"/>
+          <w:szCs w:val="24"/>
+        </w:rPr>
+        <w:t>dapat</w:t>
+      </w:r>
+      <w:proofErr w:type="spellEnd"/>
+      <w:r>
+        <w:rPr>
+          <w:rFonts w:ascii="Times New Roman" w:hAnsi="Times New Roman" w:cs="Times New Roman"/>
+          <w:sz w:val="24"/>
+          <w:szCs w:val="24"/>
+        </w:rPr>
+        <w:t xml:space="preserve"> </w:t>
+      </w:r>
+      <w:proofErr w:type="spellStart"/>
+      <w:r>
+        <w:rPr>
+          <w:rFonts w:ascii="Times New Roman" w:hAnsi="Times New Roman" w:cs="Times New Roman"/>
+          <w:sz w:val="24"/>
+          <w:szCs w:val="24"/>
+        </w:rPr>
         <w:t>memberikan</w:t>
       </w:r>
       <w:proofErr w:type="spellEnd"/>
@@ -8276,80 +8236,54 @@
           <w:sz w:val="24"/>
           <w:szCs w:val="24"/>
         </w:rPr>
-        <w:t xml:space="preserve"> </w:t>
-      </w:r>
-      <w:proofErr w:type="spellStart"/>
-      <w:r>
-        <w:rPr>
-          <w:rFonts w:ascii="Times New Roman" w:hAnsi="Times New Roman" w:cs="Times New Roman"/>
-          <w:sz w:val="24"/>
-          <w:szCs w:val="24"/>
-        </w:rPr>
-        <w:t>terhadap</w:t>
-      </w:r>
-      <w:proofErr w:type="spellEnd"/>
-      <w:r>
-        <w:rPr>
-          <w:rFonts w:ascii="Times New Roman" w:hAnsi="Times New Roman" w:cs="Times New Roman"/>
-          <w:sz w:val="24"/>
-          <w:szCs w:val="24"/>
-        </w:rPr>
-        <w:t xml:space="preserve"> </w:t>
-      </w:r>
-      <w:proofErr w:type="spellStart"/>
-      <w:r>
-        <w:rPr>
-          <w:rFonts w:ascii="Times New Roman" w:hAnsi="Times New Roman" w:cs="Times New Roman"/>
-          <w:sz w:val="24"/>
-          <w:szCs w:val="24"/>
-        </w:rPr>
-        <w:t>hasil</w:t>
-      </w:r>
-      <w:proofErr w:type="spellEnd"/>
-      <w:r>
-        <w:rPr>
-          <w:rFonts w:ascii="Times New Roman" w:hAnsi="Times New Roman" w:cs="Times New Roman"/>
-          <w:sz w:val="24"/>
-          <w:szCs w:val="24"/>
-        </w:rPr>
-        <w:t xml:space="preserve"> </w:t>
-      </w:r>
-      <w:proofErr w:type="spellStart"/>
-      <w:r>
-        <w:rPr>
-          <w:rFonts w:ascii="Times New Roman" w:hAnsi="Times New Roman" w:cs="Times New Roman"/>
-          <w:sz w:val="24"/>
-          <w:szCs w:val="24"/>
-        </w:rPr>
-        <w:t>evaluasi</w:t>
-      </w:r>
-      <w:proofErr w:type="spellEnd"/>
-      <w:r>
-        <w:rPr>
-          <w:rFonts w:ascii="Times New Roman" w:hAnsi="Times New Roman" w:cs="Times New Roman"/>
-          <w:sz w:val="24"/>
-          <w:szCs w:val="24"/>
-        </w:rPr>
-        <w:t xml:space="preserve"> </w:t>
-      </w:r>
-      <w:proofErr w:type="spellStart"/>
-      <w:r>
-        <w:rPr>
-          <w:rFonts w:ascii="Times New Roman" w:hAnsi="Times New Roman" w:cs="Times New Roman"/>
-          <w:sz w:val="24"/>
-          <w:szCs w:val="24"/>
-        </w:rPr>
-        <w:t>bacaan</w:t>
-      </w:r>
-      <w:proofErr w:type="spellEnd"/>
-      <w:r>
-        <w:rPr>
-          <w:rFonts w:ascii="Times New Roman" w:hAnsi="Times New Roman" w:cs="Times New Roman"/>
-          <w:sz w:val="24"/>
-          <w:szCs w:val="24"/>
-        </w:rPr>
-        <w:t xml:space="preserve"> Al-Qur’an</w:t>
-      </w:r>
+        <w:t xml:space="preserve"> yang </w:t>
+      </w:r>
+      <w:proofErr w:type="spellStart"/>
+      <w:r>
+        <w:rPr>
+          <w:rFonts w:ascii="Times New Roman" w:hAnsi="Times New Roman" w:cs="Times New Roman"/>
+          <w:sz w:val="24"/>
+          <w:szCs w:val="24"/>
+        </w:rPr>
+        <w:t>mudah</w:t>
+      </w:r>
+      <w:proofErr w:type="spellEnd"/>
+      <w:r>
+        <w:rPr>
+          <w:rFonts w:ascii="Times New Roman" w:hAnsi="Times New Roman" w:cs="Times New Roman"/>
+          <w:sz w:val="24"/>
+          <w:szCs w:val="24"/>
+        </w:rPr>
+        <w:t xml:space="preserve"> </w:t>
+      </w:r>
+      <w:proofErr w:type="spellStart"/>
+      <w:r>
+        <w:rPr>
+          <w:rFonts w:ascii="Times New Roman" w:hAnsi="Times New Roman" w:cs="Times New Roman"/>
+          <w:sz w:val="24"/>
+          <w:szCs w:val="24"/>
+        </w:rPr>
+        <w:t>dipahami</w:t>
+      </w:r>
+      <w:proofErr w:type="spellEnd"/>
+      <w:r>
+        <w:rPr>
+          <w:rFonts w:ascii="Times New Roman" w:hAnsi="Times New Roman" w:cs="Times New Roman"/>
+          <w:sz w:val="24"/>
+          <w:szCs w:val="24"/>
+        </w:rPr>
+        <w:t xml:space="preserve"> </w:t>
+      </w:r>
+      <w:proofErr w:type="spellStart"/>
+      <w:r>
+        <w:rPr>
+          <w:rFonts w:ascii="Times New Roman" w:hAnsi="Times New Roman" w:cs="Times New Roman"/>
+          <w:sz w:val="24"/>
+          <w:szCs w:val="24"/>
+        </w:rPr>
+        <w:t>santri</w:t>
+      </w:r>
+      <w:proofErr w:type="spellEnd"/>
       <w:r>
         <w:rPr>
           <w:rFonts w:ascii="Times New Roman" w:hAnsi="Times New Roman" w:cs="Times New Roman"/>
@@ -8639,14 +8573,22 @@
           <w:szCs w:val="24"/>
         </w:rPr>
       </w:pPr>
-      <w:proofErr w:type="spellStart"/>
-      <w:r>
-        <w:rPr>
-          <w:rFonts w:ascii="Times New Roman" w:hAnsi="Times New Roman" w:cs="Times New Roman"/>
-          <w:sz w:val="24"/>
-          <w:szCs w:val="24"/>
-        </w:rPr>
-        <w:t>Sistem</w:t>
+      <w:r>
+        <w:rPr>
+          <w:rFonts w:ascii="Times New Roman" w:hAnsi="Times New Roman" w:cs="Times New Roman"/>
+          <w:sz w:val="24"/>
+          <w:szCs w:val="24"/>
+        </w:rPr>
+        <w:t xml:space="preserve">Surat yang </w:t>
+      </w:r>
+      <w:proofErr w:type="spellStart"/>
+      <w:r>
+        <w:rPr>
+          <w:rFonts w:ascii="Times New Roman" w:hAnsi="Times New Roman" w:cs="Times New Roman"/>
+          <w:sz w:val="24"/>
+          <w:szCs w:val="24"/>
+        </w:rPr>
+        <w:t>dievaluasi</w:t>
       </w:r>
       <w:proofErr w:type="spellEnd"/>
       <w:r>
@@ -8673,126 +8615,8 @@
           <w:sz w:val="24"/>
           <w:szCs w:val="24"/>
         </w:rPr>
-        <w:t xml:space="preserve"> </w:t>
-      </w:r>
-      <w:proofErr w:type="spellStart"/>
-      <w:r>
-        <w:rPr>
-          <w:rFonts w:ascii="Times New Roman" w:hAnsi="Times New Roman" w:cs="Times New Roman"/>
-          <w:sz w:val="24"/>
-          <w:szCs w:val="24"/>
-        </w:rPr>
-        <w:t>mengevaluasi</w:t>
-      </w:r>
-      <w:proofErr w:type="spellEnd"/>
-      <w:r>
-        <w:rPr>
-          <w:rFonts w:ascii="Times New Roman" w:hAnsi="Times New Roman" w:cs="Times New Roman"/>
-          <w:sz w:val="24"/>
-          <w:szCs w:val="24"/>
-        </w:rPr>
-        <w:t xml:space="preserve"> </w:t>
-      </w:r>
-      <w:proofErr w:type="spellStart"/>
-      <w:r>
-        <w:rPr>
-          <w:rFonts w:ascii="Times New Roman" w:hAnsi="Times New Roman" w:cs="Times New Roman"/>
-          <w:sz w:val="24"/>
-          <w:szCs w:val="24"/>
-        </w:rPr>
-        <w:t>aspek</w:t>
-      </w:r>
-      <w:proofErr w:type="spellEnd"/>
-      <w:r>
-        <w:rPr>
-          <w:rFonts w:ascii="Times New Roman" w:hAnsi="Times New Roman" w:cs="Times New Roman"/>
-          <w:sz w:val="24"/>
-          <w:szCs w:val="24"/>
-        </w:rPr>
-        <w:t xml:space="preserve"> </w:t>
-      </w:r>
-      <w:proofErr w:type="spellStart"/>
-      <w:r>
-        <w:rPr>
-          <w:rFonts w:ascii="Times New Roman" w:hAnsi="Times New Roman" w:cs="Times New Roman"/>
-          <w:sz w:val="24"/>
-          <w:szCs w:val="24"/>
-        </w:rPr>
-        <w:t>pelafalan</w:t>
-      </w:r>
-      <w:proofErr w:type="spellEnd"/>
-      <w:r>
-        <w:rPr>
-          <w:rFonts w:ascii="Times New Roman" w:hAnsi="Times New Roman" w:cs="Times New Roman"/>
-          <w:sz w:val="24"/>
-          <w:szCs w:val="24"/>
-        </w:rPr>
-        <w:t xml:space="preserve"> (pronunciation) dan </w:t>
-      </w:r>
-      <w:proofErr w:type="spellStart"/>
-      <w:r>
-        <w:rPr>
-          <w:rFonts w:ascii="Times New Roman" w:hAnsi="Times New Roman" w:cs="Times New Roman"/>
-          <w:sz w:val="24"/>
-          <w:szCs w:val="24"/>
-        </w:rPr>
-        <w:t>durasi</w:t>
-      </w:r>
-      <w:proofErr w:type="spellEnd"/>
-      <w:r>
-        <w:rPr>
-          <w:rFonts w:ascii="Times New Roman" w:hAnsi="Times New Roman" w:cs="Times New Roman"/>
-          <w:sz w:val="24"/>
-          <w:szCs w:val="24"/>
-        </w:rPr>
-        <w:t xml:space="preserve"> (</w:t>
-      </w:r>
-      <w:proofErr w:type="spellStart"/>
-      <w:r>
-        <w:rPr>
-          <w:rFonts w:ascii="Times New Roman" w:hAnsi="Times New Roman" w:cs="Times New Roman"/>
-          <w:sz w:val="24"/>
-          <w:szCs w:val="24"/>
-        </w:rPr>
-        <w:t>panjang</w:t>
-      </w:r>
-      <w:proofErr w:type="spellEnd"/>
-      <w:r>
-        <w:rPr>
-          <w:rFonts w:ascii="Times New Roman" w:hAnsi="Times New Roman" w:cs="Times New Roman"/>
-          <w:sz w:val="24"/>
-          <w:szCs w:val="24"/>
-        </w:rPr>
-        <w:t>–</w:t>
-      </w:r>
-      <w:proofErr w:type="spellStart"/>
-      <w:r>
-        <w:rPr>
-          <w:rFonts w:ascii="Times New Roman" w:hAnsi="Times New Roman" w:cs="Times New Roman"/>
-          <w:sz w:val="24"/>
-          <w:szCs w:val="24"/>
-        </w:rPr>
-        <w:t>pendek</w:t>
-      </w:r>
-      <w:proofErr w:type="spellEnd"/>
-      <w:r>
-        <w:rPr>
-          <w:rFonts w:ascii="Times New Roman" w:hAnsi="Times New Roman" w:cs="Times New Roman"/>
-          <w:sz w:val="24"/>
-          <w:szCs w:val="24"/>
-        </w:rPr>
-        <w:t xml:space="preserve">) </w:t>
-      </w:r>
-      <w:proofErr w:type="spellStart"/>
-      <w:r>
-        <w:rPr>
-          <w:rFonts w:ascii="Times New Roman" w:hAnsi="Times New Roman" w:cs="Times New Roman"/>
-          <w:sz w:val="24"/>
-          <w:szCs w:val="24"/>
-        </w:rPr>
-        <w:t>bacaan</w:t>
-      </w:r>
-      <w:proofErr w:type="spellEnd"/>
+        <w:t xml:space="preserve"> Al-Fatihah</w:t>
+      </w:r>
       <w:r>
         <w:rPr>
           <w:rFonts w:ascii="Times New Roman" w:hAnsi="Times New Roman" w:cs="Times New Roman"/>
@@ -8828,99 +8652,107 @@
           <w:sz w:val="24"/>
           <w:szCs w:val="24"/>
         </w:rPr>
-        <w:t>Tidak</w:t>
-      </w:r>
-      <w:proofErr w:type="spellEnd"/>
-      <w:r>
-        <w:rPr>
-          <w:rFonts w:ascii="Times New Roman" w:hAnsi="Times New Roman" w:cs="Times New Roman"/>
-          <w:sz w:val="24"/>
-          <w:szCs w:val="24"/>
-        </w:rPr>
-        <w:t xml:space="preserve"> </w:t>
-      </w:r>
-      <w:proofErr w:type="spellStart"/>
-      <w:r>
-        <w:rPr>
-          <w:rFonts w:ascii="Times New Roman" w:hAnsi="Times New Roman" w:cs="Times New Roman"/>
-          <w:sz w:val="24"/>
-          <w:szCs w:val="24"/>
-        </w:rPr>
-        <w:t>mencakup</w:t>
-      </w:r>
-      <w:proofErr w:type="spellEnd"/>
-      <w:r>
-        <w:rPr>
-          <w:rFonts w:ascii="Times New Roman" w:hAnsi="Times New Roman" w:cs="Times New Roman"/>
-          <w:sz w:val="24"/>
-          <w:szCs w:val="24"/>
-        </w:rPr>
-        <w:t xml:space="preserve"> </w:t>
-      </w:r>
-      <w:proofErr w:type="spellStart"/>
-      <w:r>
-        <w:rPr>
-          <w:rFonts w:ascii="Times New Roman" w:hAnsi="Times New Roman" w:cs="Times New Roman"/>
-          <w:sz w:val="24"/>
-          <w:szCs w:val="24"/>
-        </w:rPr>
-        <w:t>seluruh</w:t>
-      </w:r>
-      <w:proofErr w:type="spellEnd"/>
-      <w:r>
-        <w:rPr>
-          <w:rFonts w:ascii="Times New Roman" w:hAnsi="Times New Roman" w:cs="Times New Roman"/>
-          <w:sz w:val="24"/>
-          <w:szCs w:val="24"/>
-        </w:rPr>
-        <w:t xml:space="preserve"> </w:t>
-      </w:r>
-      <w:proofErr w:type="spellStart"/>
-      <w:r>
-        <w:rPr>
-          <w:rFonts w:ascii="Times New Roman" w:hAnsi="Times New Roman" w:cs="Times New Roman"/>
-          <w:sz w:val="24"/>
-          <w:szCs w:val="24"/>
-        </w:rPr>
-        <w:t>hukum</w:t>
-      </w:r>
-      <w:proofErr w:type="spellEnd"/>
-      <w:r>
-        <w:rPr>
-          <w:rFonts w:ascii="Times New Roman" w:hAnsi="Times New Roman" w:cs="Times New Roman"/>
-          <w:sz w:val="24"/>
-          <w:szCs w:val="24"/>
-        </w:rPr>
-        <w:t xml:space="preserve"> tajwid </w:t>
-      </w:r>
-      <w:proofErr w:type="spellStart"/>
-      <w:r>
-        <w:rPr>
-          <w:rFonts w:ascii="Times New Roman" w:hAnsi="Times New Roman" w:cs="Times New Roman"/>
-          <w:sz w:val="24"/>
-          <w:szCs w:val="24"/>
-        </w:rPr>
-        <w:t>secara</w:t>
-      </w:r>
-      <w:proofErr w:type="spellEnd"/>
-      <w:r>
-        <w:rPr>
-          <w:rFonts w:ascii="Times New Roman" w:hAnsi="Times New Roman" w:cs="Times New Roman"/>
-          <w:sz w:val="24"/>
-          <w:szCs w:val="24"/>
-        </w:rPr>
-        <w:t xml:space="preserve"> </w:t>
-      </w:r>
-      <w:proofErr w:type="spellStart"/>
-      <w:r>
-        <w:rPr>
-          <w:rFonts w:ascii="Times New Roman" w:hAnsi="Times New Roman" w:cs="Times New Roman"/>
-          <w:sz w:val="24"/>
-          <w:szCs w:val="24"/>
-        </w:rPr>
-        <w:t>lengkap</w:t>
-      </w:r>
-      <w:proofErr w:type="spellEnd"/>
+        <w:t>Aspek</w:t>
+      </w:r>
+      <w:proofErr w:type="spellEnd"/>
+      <w:r>
+        <w:rPr>
+          <w:rFonts w:ascii="Times New Roman" w:hAnsi="Times New Roman" w:cs="Times New Roman"/>
+          <w:sz w:val="24"/>
+          <w:szCs w:val="24"/>
+        </w:rPr>
+        <w:t xml:space="preserve"> yang </w:t>
+      </w:r>
+      <w:proofErr w:type="spellStart"/>
+      <w:r>
+        <w:rPr>
+          <w:rFonts w:ascii="Times New Roman" w:hAnsi="Times New Roman" w:cs="Times New Roman"/>
+          <w:sz w:val="24"/>
+          <w:szCs w:val="24"/>
+        </w:rPr>
+        <w:t>dievaluasi</w:t>
+      </w:r>
+      <w:proofErr w:type="spellEnd"/>
+      <w:r>
+        <w:rPr>
+          <w:rFonts w:ascii="Times New Roman" w:hAnsi="Times New Roman" w:cs="Times New Roman"/>
+          <w:sz w:val="24"/>
+          <w:szCs w:val="24"/>
+        </w:rPr>
+        <w:t xml:space="preserve">: </w:t>
+      </w:r>
+      <w:proofErr w:type="spellStart"/>
+      <w:r>
+        <w:rPr>
+          <w:rFonts w:ascii="Times New Roman" w:hAnsi="Times New Roman" w:cs="Times New Roman"/>
+          <w:sz w:val="24"/>
+          <w:szCs w:val="24"/>
+        </w:rPr>
+        <w:t>kesesuaian</w:t>
+      </w:r>
+      <w:proofErr w:type="spellEnd"/>
+      <w:r>
+        <w:rPr>
+          <w:rFonts w:ascii="Times New Roman" w:hAnsi="Times New Roman" w:cs="Times New Roman"/>
+          <w:sz w:val="24"/>
+          <w:szCs w:val="24"/>
+        </w:rPr>
+        <w:t xml:space="preserve"> </w:t>
+      </w:r>
+      <w:proofErr w:type="spellStart"/>
+      <w:r>
+        <w:rPr>
+          <w:rFonts w:ascii="Times New Roman" w:hAnsi="Times New Roman" w:cs="Times New Roman"/>
+          <w:sz w:val="24"/>
+          <w:szCs w:val="24"/>
+        </w:rPr>
+        <w:t>teks</w:t>
+      </w:r>
+      <w:proofErr w:type="spellEnd"/>
+      <w:r>
+        <w:rPr>
+          <w:rFonts w:ascii="Times New Roman" w:hAnsi="Times New Roman" w:cs="Times New Roman"/>
+          <w:sz w:val="24"/>
+          <w:szCs w:val="24"/>
+        </w:rPr>
+        <w:t xml:space="preserve"> (ASR vs </w:t>
+      </w:r>
+      <w:proofErr w:type="spellStart"/>
+      <w:r>
+        <w:rPr>
+          <w:rFonts w:ascii="Times New Roman" w:hAnsi="Times New Roman" w:cs="Times New Roman"/>
+          <w:sz w:val="24"/>
+          <w:szCs w:val="24"/>
+        </w:rPr>
+        <w:t>referensi</w:t>
+      </w:r>
+      <w:proofErr w:type="spellEnd"/>
+      <w:r>
+        <w:rPr>
+          <w:rFonts w:ascii="Times New Roman" w:hAnsi="Times New Roman" w:cs="Times New Roman"/>
+          <w:sz w:val="24"/>
+          <w:szCs w:val="24"/>
+        </w:rPr>
+        <w:t xml:space="preserve">) dan </w:t>
+      </w:r>
+      <w:proofErr w:type="spellStart"/>
+      <w:r>
+        <w:rPr>
+          <w:rFonts w:ascii="Times New Roman" w:hAnsi="Times New Roman" w:cs="Times New Roman"/>
+          <w:sz w:val="24"/>
+          <w:szCs w:val="24"/>
+        </w:rPr>
+        <w:t>durasi</w:t>
+      </w:r>
+      <w:proofErr w:type="spellEnd"/>
+      <w:r>
+        <w:rPr>
+          <w:rFonts w:ascii="Times New Roman" w:hAnsi="Times New Roman" w:cs="Times New Roman"/>
+          <w:sz w:val="24"/>
+          <w:szCs w:val="24"/>
+        </w:rPr>
+        <w:t xml:space="preserve"> mad</w:t>
+      </w:r>
       <w:r>
         <w:rPr>
           <w:rFonts w:ascii="Times New Roman" w:hAnsi="Times New Roman" w:cs="Times New Roman"/>
@@ -9119,43 +8951,59 @@
           <w:sz w:val="24"/>
           <w:szCs w:val="24"/>
         </w:rPr>
-        <w:t xml:space="preserve"> speech recognition dan </w:t>
-      </w:r>
-      <w:proofErr w:type="spellStart"/>
-      <w:r>
-        <w:rPr>
-          <w:rFonts w:ascii="Times New Roman" w:hAnsi="Times New Roman" w:cs="Times New Roman"/>
-          <w:sz w:val="24"/>
-          <w:szCs w:val="24"/>
-        </w:rPr>
-        <w:t>pengolahan</w:t>
-      </w:r>
-      <w:proofErr w:type="spellEnd"/>
-      <w:r>
-        <w:rPr>
-          <w:rFonts w:ascii="Times New Roman" w:hAnsi="Times New Roman" w:cs="Times New Roman"/>
-          <w:sz w:val="24"/>
-          <w:szCs w:val="24"/>
-        </w:rPr>
-        <w:t xml:space="preserve"> </w:t>
-      </w:r>
-      <w:proofErr w:type="spellStart"/>
-      <w:r>
-        <w:rPr>
-          <w:rFonts w:ascii="Times New Roman" w:hAnsi="Times New Roman" w:cs="Times New Roman"/>
-          <w:sz w:val="24"/>
-          <w:szCs w:val="24"/>
-        </w:rPr>
-        <w:t>sinyal</w:t>
-      </w:r>
-      <w:proofErr w:type="spellEnd"/>
-      <w:r>
-        <w:rPr>
-          <w:rFonts w:ascii="Times New Roman" w:hAnsi="Times New Roman" w:cs="Times New Roman"/>
-          <w:sz w:val="24"/>
-          <w:szCs w:val="24"/>
-        </w:rPr>
-        <w:t xml:space="preserve"> audio.</w:t>
+        <w:t xml:space="preserve"> </w:t>
+      </w:r>
+      <w:r>
+        <w:rPr>
+          <w:rFonts w:ascii="Times New Roman" w:hAnsi="Times New Roman" w:cs="Times New Roman"/>
+          <w:sz w:val="24"/>
+          <w:szCs w:val="24"/>
+        </w:rPr>
+        <w:t xml:space="preserve">ASR </w:t>
+      </w:r>
+      <w:proofErr w:type="spellStart"/>
+      <w:r>
+        <w:rPr>
+          <w:rFonts w:ascii="Times New Roman" w:hAnsi="Times New Roman" w:cs="Times New Roman"/>
+          <w:sz w:val="24"/>
+          <w:szCs w:val="24"/>
+        </w:rPr>
+        <w:t>berbasis</w:t>
+      </w:r>
+      <w:proofErr w:type="spellEnd"/>
+      <w:r>
+        <w:rPr>
+          <w:rFonts w:ascii="Times New Roman" w:hAnsi="Times New Roman" w:cs="Times New Roman"/>
+          <w:sz w:val="24"/>
+          <w:szCs w:val="24"/>
+        </w:rPr>
+        <w:t xml:space="preserve"> OpenAI-Whisper </w:t>
+      </w:r>
+      <w:proofErr w:type="spellStart"/>
+      <w:r>
+        <w:rPr>
+          <w:rFonts w:ascii="Times New Roman" w:hAnsi="Times New Roman" w:cs="Times New Roman"/>
+          <w:sz w:val="24"/>
+          <w:szCs w:val="24"/>
+        </w:rPr>
+        <w:t>versi</w:t>
+      </w:r>
+      <w:proofErr w:type="spellEnd"/>
+      <w:r>
+        <w:rPr>
+          <w:rFonts w:ascii="Times New Roman" w:hAnsi="Times New Roman" w:cs="Times New Roman"/>
+          <w:sz w:val="24"/>
+          <w:szCs w:val="24"/>
+        </w:rPr>
+        <w:t xml:space="preserve"> gratis</w:t>
+      </w:r>
+      <w:r>
+        <w:rPr>
+          <w:rFonts w:ascii="Times New Roman" w:hAnsi="Times New Roman" w:cs="Times New Roman"/>
+          <w:sz w:val="24"/>
+          <w:szCs w:val="24"/>
+        </w:rPr>
+        <w:t>.</w:t>
       </w:r>
     </w:p>
     <w:p>
@@ -9177,23 +9025,67 @@
           <w:szCs w:val="24"/>
         </w:rPr>
       </w:pPr>
-      <w:proofErr w:type="spellStart"/>
-      <w:r>
-        <w:rPr>
-          <w:rFonts w:ascii="Times New Roman" w:hAnsi="Times New Roman" w:cs="Times New Roman"/>
-          <w:sz w:val="24"/>
-          <w:szCs w:val="24"/>
-        </w:rPr>
-        <w:t>Sistem</w:t>
-      </w:r>
-      <w:proofErr w:type="spellEnd"/>
-      <w:r>
-        <w:rPr>
-          <w:rFonts w:ascii="Times New Roman" w:hAnsi="Times New Roman" w:cs="Times New Roman"/>
-          <w:sz w:val="24"/>
-          <w:szCs w:val="24"/>
-        </w:rPr>
-        <w:t xml:space="preserve"> </w:t>
+      <w:r>
+        <w:rPr>
+          <w:rFonts w:ascii="Times New Roman" w:hAnsi="Times New Roman" w:cs="Times New Roman"/>
+          <w:sz w:val="24"/>
+          <w:szCs w:val="24"/>
+        </w:rPr>
+        <w:t xml:space="preserve">Tidak </w:t>
+      </w:r>
+      <w:proofErr w:type="spellStart"/>
+      <w:r>
+        <w:rPr>
+          <w:rFonts w:ascii="Times New Roman" w:hAnsi="Times New Roman" w:cs="Times New Roman"/>
+          <w:sz w:val="24"/>
+          <w:szCs w:val="24"/>
+        </w:rPr>
+        <w:t>mencakup</w:t>
+      </w:r>
+      <w:proofErr w:type="spellEnd"/>
+      <w:r>
+        <w:rPr>
+          <w:rFonts w:ascii="Times New Roman" w:hAnsi="Times New Roman" w:cs="Times New Roman"/>
+          <w:sz w:val="24"/>
+          <w:szCs w:val="24"/>
+        </w:rPr>
+        <w:t xml:space="preserve"> </w:t>
+      </w:r>
+      <w:proofErr w:type="spellStart"/>
+      <w:r>
+        <w:rPr>
+          <w:rFonts w:ascii="Times New Roman" w:hAnsi="Times New Roman" w:cs="Times New Roman"/>
+          <w:sz w:val="24"/>
+          <w:szCs w:val="24"/>
+        </w:rPr>
+        <w:t>seluruh</w:t>
+      </w:r>
+      <w:proofErr w:type="spellEnd"/>
+      <w:r>
+        <w:rPr>
+          <w:rFonts w:ascii="Times New Roman" w:hAnsi="Times New Roman" w:cs="Times New Roman"/>
+          <w:sz w:val="24"/>
+          <w:szCs w:val="24"/>
+        </w:rPr>
+        <w:t xml:space="preserve"> </w:t>
+      </w:r>
+      <w:proofErr w:type="spellStart"/>
+      <w:r>
+        <w:rPr>
+          <w:rFonts w:ascii="Times New Roman" w:hAnsi="Times New Roman" w:cs="Times New Roman"/>
+          <w:sz w:val="24"/>
+          <w:szCs w:val="24"/>
+        </w:rPr>
+        <w:t>hukum</w:t>
+      </w:r>
+      <w:proofErr w:type="spellEnd"/>
+      <w:r>
+        <w:rPr>
+          <w:rFonts w:ascii="Times New Roman" w:hAnsi="Times New Roman" w:cs="Times New Roman"/>
+          <w:sz w:val="24"/>
+          <w:szCs w:val="24"/>
+        </w:rPr>
+        <w:t xml:space="preserve"> tajwid — </w:t>
       </w:r>
       <w:proofErr w:type="spellStart"/>
       <w:r>
@@ -9211,180 +9103,26 @@
           <w:sz w:val="24"/>
           <w:szCs w:val="24"/>
         </w:rPr>
-        <w:t xml:space="preserve"> </w:t>
-      </w:r>
-      <w:proofErr w:type="spellStart"/>
-      <w:r>
-        <w:rPr>
-          <w:rFonts w:ascii="Times New Roman" w:hAnsi="Times New Roman" w:cs="Times New Roman"/>
-          <w:sz w:val="24"/>
-          <w:szCs w:val="24"/>
-        </w:rPr>
-        <w:t>mengelola</w:t>
-      </w:r>
-      <w:proofErr w:type="spellEnd"/>
-      <w:r>
-        <w:rPr>
-          <w:rFonts w:ascii="Times New Roman" w:hAnsi="Times New Roman" w:cs="Times New Roman"/>
-          <w:sz w:val="24"/>
-          <w:szCs w:val="24"/>
-        </w:rPr>
-        <w:t xml:space="preserve"> status </w:t>
-      </w:r>
-      <w:proofErr w:type="spellStart"/>
-      <w:r>
-        <w:rPr>
-          <w:rFonts w:ascii="Times New Roman" w:hAnsi="Times New Roman" w:cs="Times New Roman"/>
-          <w:sz w:val="24"/>
-          <w:szCs w:val="24"/>
-        </w:rPr>
-        <w:t>ruangan</w:t>
-      </w:r>
-      <w:proofErr w:type="spellEnd"/>
-      <w:r>
-        <w:rPr>
-          <w:rFonts w:ascii="Times New Roman" w:hAnsi="Times New Roman" w:cs="Times New Roman"/>
-          <w:sz w:val="24"/>
-          <w:szCs w:val="24"/>
-        </w:rPr>
-        <w:t xml:space="preserve"> (</w:t>
-      </w:r>
-      <w:proofErr w:type="spellStart"/>
-      <w:r>
-        <w:rPr>
-          <w:rFonts w:ascii="Times New Roman" w:hAnsi="Times New Roman" w:cs="Times New Roman"/>
-          <w:sz w:val="24"/>
-          <w:szCs w:val="24"/>
-        </w:rPr>
-        <w:t>digunakan</w:t>
-      </w:r>
-      <w:proofErr w:type="spellEnd"/>
-      <w:r>
-        <w:rPr>
-          <w:rFonts w:ascii="Times New Roman" w:hAnsi="Times New Roman" w:cs="Times New Roman"/>
-          <w:sz w:val="24"/>
-          <w:szCs w:val="24"/>
-        </w:rPr>
-        <w:t xml:space="preserve"> </w:t>
-      </w:r>
-      <w:proofErr w:type="spellStart"/>
-      <w:r>
-        <w:rPr>
-          <w:rFonts w:ascii="Times New Roman" w:hAnsi="Times New Roman" w:cs="Times New Roman"/>
-          <w:sz w:val="24"/>
-          <w:szCs w:val="24"/>
-        </w:rPr>
-        <w:t>atau</w:t>
-      </w:r>
-      <w:proofErr w:type="spellEnd"/>
-      <w:r>
-        <w:rPr>
-          <w:rFonts w:ascii="Times New Roman" w:hAnsi="Times New Roman" w:cs="Times New Roman"/>
-          <w:sz w:val="24"/>
-          <w:szCs w:val="24"/>
-        </w:rPr>
-        <w:t xml:space="preserve"> </w:t>
-      </w:r>
-      <w:proofErr w:type="spellStart"/>
-      <w:r>
-        <w:rPr>
-          <w:rFonts w:ascii="Times New Roman" w:hAnsi="Times New Roman" w:cs="Times New Roman"/>
-          <w:sz w:val="24"/>
-          <w:szCs w:val="24"/>
-        </w:rPr>
-        <w:t>tidak</w:t>
-      </w:r>
-      <w:proofErr w:type="spellEnd"/>
-      <w:r>
-        <w:rPr>
-          <w:rFonts w:ascii="Times New Roman" w:hAnsi="Times New Roman" w:cs="Times New Roman"/>
-          <w:sz w:val="24"/>
-          <w:szCs w:val="24"/>
-        </w:rPr>
-        <w:t xml:space="preserve"> </w:t>
-      </w:r>
-      <w:proofErr w:type="spellStart"/>
-      <w:r>
-        <w:rPr>
-          <w:rFonts w:ascii="Times New Roman" w:hAnsi="Times New Roman" w:cs="Times New Roman"/>
-          <w:sz w:val="24"/>
-          <w:szCs w:val="24"/>
-        </w:rPr>
-        <w:t>digunakan</w:t>
-      </w:r>
-      <w:proofErr w:type="spellEnd"/>
-      <w:r>
-        <w:rPr>
-          <w:rFonts w:ascii="Times New Roman" w:hAnsi="Times New Roman" w:cs="Times New Roman"/>
-          <w:sz w:val="24"/>
-          <w:szCs w:val="24"/>
-        </w:rPr>
-        <w:t xml:space="preserve">) </w:t>
-      </w:r>
-      <w:proofErr w:type="spellStart"/>
-      <w:r>
-        <w:rPr>
-          <w:rFonts w:ascii="Times New Roman" w:hAnsi="Times New Roman" w:cs="Times New Roman"/>
-          <w:sz w:val="24"/>
-          <w:szCs w:val="24"/>
-        </w:rPr>
-        <w:t>tanpa</w:t>
-      </w:r>
-      <w:proofErr w:type="spellEnd"/>
-      <w:r>
-        <w:rPr>
-          <w:rFonts w:ascii="Times New Roman" w:hAnsi="Times New Roman" w:cs="Times New Roman"/>
-          <w:sz w:val="24"/>
-          <w:szCs w:val="24"/>
-        </w:rPr>
-        <w:t xml:space="preserve"> </w:t>
-      </w:r>
-      <w:proofErr w:type="spellStart"/>
-      <w:r>
-        <w:rPr>
-          <w:rFonts w:ascii="Times New Roman" w:hAnsi="Times New Roman" w:cs="Times New Roman"/>
-          <w:sz w:val="24"/>
-          <w:szCs w:val="24"/>
-        </w:rPr>
-        <w:t>mengatur</w:t>
-      </w:r>
-      <w:proofErr w:type="spellEnd"/>
-      <w:r>
-        <w:rPr>
-          <w:rFonts w:ascii="Times New Roman" w:hAnsi="Times New Roman" w:cs="Times New Roman"/>
-          <w:sz w:val="24"/>
-          <w:szCs w:val="24"/>
-        </w:rPr>
-        <w:t xml:space="preserve"> </w:t>
-      </w:r>
-      <w:proofErr w:type="spellStart"/>
-      <w:r>
-        <w:rPr>
-          <w:rFonts w:ascii="Times New Roman" w:hAnsi="Times New Roman" w:cs="Times New Roman"/>
-          <w:sz w:val="24"/>
-          <w:szCs w:val="24"/>
-        </w:rPr>
-        <w:t>penjadwalan</w:t>
-      </w:r>
-      <w:proofErr w:type="spellEnd"/>
-      <w:r>
-        <w:rPr>
-          <w:rFonts w:ascii="Times New Roman" w:hAnsi="Times New Roman" w:cs="Times New Roman"/>
-          <w:sz w:val="24"/>
-          <w:szCs w:val="24"/>
-        </w:rPr>
-        <w:t xml:space="preserve"> </w:t>
-      </w:r>
-      <w:proofErr w:type="spellStart"/>
-      <w:r>
-        <w:rPr>
-          <w:rFonts w:ascii="Times New Roman" w:hAnsi="Times New Roman" w:cs="Times New Roman"/>
-          <w:sz w:val="24"/>
-          <w:szCs w:val="24"/>
-        </w:rPr>
-        <w:t>ruangan</w:t>
-      </w:r>
-      <w:proofErr w:type="spellEnd"/>
+        <w:t xml:space="preserve"> mad (</w:t>
+      </w:r>
+      <w:proofErr w:type="spellStart"/>
+      <w:r>
+        <w:rPr>
+          <w:rFonts w:ascii="Times New Roman" w:hAnsi="Times New Roman" w:cs="Times New Roman"/>
+          <w:sz w:val="24"/>
+          <w:szCs w:val="24"/>
+        </w:rPr>
+        <w:t>panjang-pendek</w:t>
+      </w:r>
+      <w:proofErr w:type="spellEnd"/>
+      <w:r>
+        <w:rPr>
+          <w:rFonts w:ascii="Times New Roman" w:hAnsi="Times New Roman" w:cs="Times New Roman"/>
+          <w:sz w:val="24"/>
+          <w:szCs w:val="24"/>
+        </w:rPr>
+        <w:t>)</w:t>
+      </w:r>
       <w:r>
         <w:rPr>
           <w:rFonts w:ascii="Times New Roman" w:hAnsi="Times New Roman" w:cs="Times New Roman"/>
@@ -9521,19 +9259,11 @@
         </w:rPr>
       </w:pPr>
       <w:bookmarkStart w:id="9" w:name="_Toc228781100"/>
-      <w:proofErr w:type="spellStart"/>
-      <w:r>
-        <w:rPr>
-          <w:rFonts w:ascii="Times New Roman" w:hAnsi="Times New Roman" w:cs="Times New Roman"/>
-        </w:rPr>
-        <w:t>Tujuan</w:t>
-      </w:r>
-      <w:proofErr w:type="spellEnd"/>
-      <w:r>
-        <w:rPr>
-          <w:rFonts w:ascii="Times New Roman" w:hAnsi="Times New Roman" w:cs="Times New Roman"/>
-        </w:rPr>
-        <w:t xml:space="preserve"> </w:t>
+      <w:r>
+        <w:rPr>
+          <w:rFonts w:ascii="Times New Roman" w:hAnsi="Times New Roman" w:cs="Times New Roman"/>
+        </w:rPr>
+        <w:t xml:space="preserve">Tujuan </w:t>
       </w:r>
       <w:proofErr w:type="spellStart"/>
       <w:r>
@@ -10281,17 +10011,9 @@
         <w:rPr>
           <w:rFonts w:ascii="Times New Roman" w:hAnsi="Times New Roman" w:cs="Times New Roman"/>
         </w:rPr>
-        <w:t xml:space="preserve"> </w:t>
-      </w:r>
-      <w:proofErr w:type="spellStart"/>
-      <w:r>
-        <w:rPr>
-          <w:rFonts w:ascii="Times New Roman" w:hAnsi="Times New Roman" w:cs="Times New Roman"/>
-        </w:rPr>
-        <w:t>Teori</w:t>
+        <w:t xml:space="preserve"> Teori</w:t>
       </w:r>
       <w:bookmarkEnd w:id="11"/>
-      <w:proofErr w:type="spellEnd"/>
     </w:p>
     <w:p>
       <w:pPr>
@@ -11073,15 +10795,7 @@
       </w:r>
       <w:proofErr w:type="spellEnd"/>
       <w:r>
-        <w:t xml:space="preserve">. </w:t>
-      </w:r>
-      <w:proofErr w:type="spellStart"/>
-      <w:r>
-        <w:t>Metode</w:t>
-      </w:r>
-      <w:proofErr w:type="spellEnd"/>
-      <w:r>
-        <w:t xml:space="preserve"> </w:t>
+        <w:t xml:space="preserve">. Metode </w:t>
       </w:r>
       <w:proofErr w:type="spellStart"/>
       <w:r>
@@ -11419,15 +11133,7 @@
       </w:r>
       <w:proofErr w:type="spellEnd"/>
       <w:r>
-        <w:t xml:space="preserve"> pada </w:t>
-      </w:r>
-      <w:proofErr w:type="spellStart"/>
-      <w:r>
-        <w:t>dua</w:t>
-      </w:r>
-      <w:proofErr w:type="spellEnd"/>
-      <w:r>
-        <w:t xml:space="preserve"> </w:t>
+        <w:t xml:space="preserve"> pada dua </w:t>
       </w:r>
       <w:proofErr w:type="spellStart"/>
       <w:r>
@@ -11578,17 +11284,9 @@
         <w:rPr>
           <w:rFonts w:ascii="Times New Roman" w:hAnsi="Times New Roman" w:cs="Times New Roman"/>
         </w:rPr>
-        <w:t xml:space="preserve"> </w:t>
-      </w:r>
-      <w:proofErr w:type="spellStart"/>
-      <w:r>
-        <w:rPr>
-          <w:rFonts w:ascii="Times New Roman" w:hAnsi="Times New Roman" w:cs="Times New Roman"/>
-        </w:rPr>
-        <w:t>Berpikir</w:t>
+        <w:t xml:space="preserve"> Berpikir</w:t>
       </w:r>
       <w:bookmarkEnd w:id="20"/>
-      <w:proofErr w:type="spellEnd"/>
     </w:p>
     <w:p>
       <w:pPr>
@@ -11997,18 +11695,8 @@
           <w:sz w:val="24"/>
           <w:szCs w:val="24"/>
         </w:rPr>
-        <w:t>Al-</w:t>
-      </w:r>
-      <w:proofErr w:type="spellStart"/>
-      <w:r>
-        <w:rPr>
-          <w:rFonts w:ascii="Times New Roman" w:hAnsi="Times New Roman" w:cs="Times New Roman"/>
-          <w:sz w:val="24"/>
-          <w:szCs w:val="24"/>
-        </w:rPr>
-        <w:t>Fatihah</w:t>
-      </w:r>
-      <w:proofErr w:type="spellEnd"/>
+        <w:t>Al-Fatihah</w:t>
+      </w:r>
       <w:r>
         <w:rPr>
           <w:rFonts w:ascii="Times New Roman" w:hAnsi="Times New Roman" w:cs="Times New Roman"/>
@@ -12027,19 +11715,11 @@
         </w:rPr>
       </w:pPr>
       <w:bookmarkStart w:id="24" w:name="_Toc228781115"/>
-      <w:proofErr w:type="spellStart"/>
-      <w:r>
-        <w:rPr>
-          <w:rFonts w:ascii="Times New Roman" w:hAnsi="Times New Roman" w:cs="Times New Roman"/>
-        </w:rPr>
-        <w:t>Metode</w:t>
-      </w:r>
-      <w:proofErr w:type="spellEnd"/>
-      <w:r>
-        <w:rPr>
-          <w:rFonts w:ascii="Times New Roman" w:hAnsi="Times New Roman" w:cs="Times New Roman"/>
-        </w:rPr>
-        <w:t xml:space="preserve"> </w:t>
+      <w:r>
+        <w:rPr>
+          <w:rFonts w:ascii="Times New Roman" w:hAnsi="Times New Roman" w:cs="Times New Roman"/>
+        </w:rPr>
+        <w:t xml:space="preserve">Metode </w:t>
       </w:r>
       <w:proofErr w:type="spellStart"/>
       <w:r>
@@ -12062,23 +11742,13 @@
           <w:szCs w:val="24"/>
         </w:rPr>
       </w:pPr>
-      <w:proofErr w:type="spellStart"/>
-      <w:r>
-        <w:rPr>
-          <w:rFonts w:ascii="Times New Roman" w:hAnsi="Times New Roman" w:cs="Times New Roman"/>
-          <w:sz w:val="24"/>
-          <w:szCs w:val="24"/>
-        </w:rPr>
-        <w:t>Metode</w:t>
-      </w:r>
-      <w:proofErr w:type="spellEnd"/>
-      <w:r>
-        <w:rPr>
-          <w:rFonts w:ascii="Times New Roman" w:hAnsi="Times New Roman" w:cs="Times New Roman"/>
-          <w:sz w:val="24"/>
-          <w:szCs w:val="24"/>
-        </w:rPr>
-        <w:t xml:space="preserve"> </w:t>
+      <w:r>
+        <w:rPr>
+          <w:rFonts w:ascii="Times New Roman" w:hAnsi="Times New Roman" w:cs="Times New Roman"/>
+          <w:sz w:val="24"/>
+          <w:szCs w:val="24"/>
+        </w:rPr>
+        <w:t xml:space="preserve">Metode </w:t>
       </w:r>
       <w:proofErr w:type="spellStart"/>
       <w:r>
@@ -13305,19 +12975,11 @@
         </w:rPr>
       </w:pPr>
       <w:bookmarkStart w:id="26" w:name="_Toc228781117"/>
-      <w:proofErr w:type="spellStart"/>
-      <w:r>
-        <w:rPr>
-          <w:rFonts w:ascii="Times New Roman" w:hAnsi="Times New Roman" w:cs="Times New Roman"/>
-        </w:rPr>
-        <w:t>Metode</w:t>
-      </w:r>
-      <w:proofErr w:type="spellEnd"/>
-      <w:r>
-        <w:rPr>
-          <w:rFonts w:ascii="Times New Roman" w:hAnsi="Times New Roman" w:cs="Times New Roman"/>
-        </w:rPr>
-        <w:t xml:space="preserve"> </w:t>
+      <w:r>
+        <w:rPr>
+          <w:rFonts w:ascii="Times New Roman" w:hAnsi="Times New Roman" w:cs="Times New Roman"/>
+        </w:rPr>
+        <w:t xml:space="preserve">Metode </w:t>
       </w:r>
       <w:proofErr w:type="spellStart"/>
       <w:r>
@@ -13359,7 +13021,7 @@
         <w:jc w:val="center"/>
       </w:pPr>
       <w:r>
-        <w:t>Upload Audio</w:t>
+        <w:t>Audio Santri</w:t>
       </w:r>
     </w:p>
     <w:p>
@@ -13381,7 +13043,7 @@
         <w:jc w:val="center"/>
       </w:pPr>
       <w:r>
-        <w:t>Speech-to-Text (Whisper)</w:t>
+        <w:t>Whisper → Teks hasil bacaan</w:t>
       </w:r>
     </w:p>
     <w:p>
@@ -13404,7 +13066,7 @@
       </w:pPr>
       <w:r>
         <w:lastRenderedPageBreak/>
-        <w:t>Text Matching (Levenshtein)</w:t>
+        <w:t>Levenshtein vs Teks Referensi → Skor Kesesuaian Teks</w:t>
       </w:r>
     </w:p>
     <w:p>
@@ -13426,7 +13088,7 @@
         <w:jc w:val="center"/>
       </w:pPr>
       <w:r>
-        <w:t>Audio Processing (Librosa)</w:t>
+        <w:t>MFCC + DTW vs Audio Referensi → Skor Kemiripan Pelafalan</w:t>
       </w:r>
     </w:p>
     <w:p>
@@ -13448,7 +13110,7 @@
         <w:jc w:val="center"/>
       </w:pPr>
       <w:r>
-        <w:t>- Durasi (mad)</w:t>
+        <w:t>Analisis Durasi (Librosa) → Skor Mad (panjang-pendek)</w:t>
       </w:r>
     </w:p>
     <w:p>
@@ -13459,7 +13121,7 @@
         <w:jc w:val="center"/>
       </w:pPr>
       <w:r>
-        <w:t>- MFCC (pronunciation)</w:t>
+        <w:t>↓</w:t>
       </w:r>
     </w:p>
     <w:p>
@@ -13470,40 +13132,7 @@
         <w:jc w:val="center"/>
       </w:pPr>
       <w:r>
-        <w:t>↓</w:t>
-      </w:r>
-    </w:p>
-    <w:p>
-      <w:pPr>
-        <w:pStyle w:val="BodyText"/>
-        <w:spacing w:line="360" w:lineRule="auto"/>
-        <w:ind w:left="360" w:right="163"/>
-        <w:jc w:val="center"/>
-      </w:pPr>
-      <w:r>
-        <w:t>Scoring System</w:t>
-      </w:r>
-    </w:p>
-    <w:p>
-      <w:pPr>
-        <w:pStyle w:val="BodyText"/>
-        <w:spacing w:line="360" w:lineRule="auto"/>
-        <w:ind w:left="360" w:right="163"/>
-        <w:jc w:val="center"/>
-      </w:pPr>
-      <w:r>
-        <w:t>↓</w:t>
-      </w:r>
-    </w:p>
-    <w:p>
-      <w:pPr>
-        <w:pStyle w:val="BodyText"/>
-        <w:spacing w:line="360" w:lineRule="auto"/>
-        <w:ind w:left="360" w:right="163"/>
-        <w:jc w:val="center"/>
-      </w:pPr>
-      <w:r>
-        <w:t>Feedback ke Santri</w:t>
+        <w:t>Scoring &amp; Feedback Otomatis</w:t>
       </w:r>
     </w:p>
     <w:p>
@@ -13628,7 +13257,6 @@
           <w:docPart w:val="DefaultPlaceholder_-1854013440"/>
         </w:placeholder>
       </w:sdtPr>
-      <w:sdtEndPr/>
       <w:sdtContent>
         <w:p>
           <w:pPr>
@@ -13648,39 +13276,7 @@
               <w:rFonts w:ascii="Times New Roman" w:eastAsia="Times New Roman" w:hAnsi="Times New Roman" w:cs="Times New Roman"/>
               <w:color w:val="000000"/>
             </w:rPr>
-            <w:t xml:space="preserve">Al </w:t>
-          </w:r>
-          <w:proofErr w:type="spellStart"/>
-          <w:r>
-            <w:rPr>
-              <w:rFonts w:ascii="Times New Roman" w:eastAsia="Times New Roman" w:hAnsi="Times New Roman" w:cs="Times New Roman"/>
-              <w:color w:val="000000"/>
-            </w:rPr>
-            <w:t>Harere</w:t>
-          </w:r>
-          <w:proofErr w:type="spellEnd"/>
-          <w:r>
-            <w:rPr>
-              <w:rFonts w:ascii="Times New Roman" w:eastAsia="Times New Roman" w:hAnsi="Times New Roman" w:cs="Times New Roman"/>
-              <w:color w:val="000000"/>
-            </w:rPr>
-            <w:t xml:space="preserve">, A., &amp; Al </w:t>
-          </w:r>
-          <w:proofErr w:type="spellStart"/>
-          <w:r>
-            <w:rPr>
-              <w:rFonts w:ascii="Times New Roman" w:eastAsia="Times New Roman" w:hAnsi="Times New Roman" w:cs="Times New Roman"/>
-              <w:color w:val="000000"/>
-            </w:rPr>
-            <w:t>Jallad</w:t>
-          </w:r>
-          <w:proofErr w:type="spellEnd"/>
-          <w:r>
-            <w:rPr>
-              <w:rFonts w:ascii="Times New Roman" w:eastAsia="Times New Roman" w:hAnsi="Times New Roman" w:cs="Times New Roman"/>
-              <w:color w:val="000000"/>
-            </w:rPr>
-            <w:t xml:space="preserve">, K. (n.d.). </w:t>
+            <w:t xml:space="preserve">Al Harere, A., &amp; Al Jallad, K. (n.d.). </w:t>
           </w:r>
           <w:r>
             <w:rPr>
@@ -13711,53 +13307,12 @@
               <w:color w:val="000000"/>
             </w:rPr>
           </w:pPr>
-          <w:proofErr w:type="spellStart"/>
           <w:r>
             <w:rPr>
               <w:rFonts w:ascii="Times New Roman" w:eastAsia="Times New Roman" w:hAnsi="Times New Roman" w:cs="Times New Roman"/>
               <w:color w:val="000000"/>
             </w:rPr>
-            <w:t>Alsahafi</w:t>
-          </w:r>
-          <w:proofErr w:type="spellEnd"/>
-          <w:r>
-            <w:rPr>
-              <w:rFonts w:ascii="Times New Roman" w:eastAsia="Times New Roman" w:hAnsi="Times New Roman" w:cs="Times New Roman"/>
-              <w:color w:val="000000"/>
-            </w:rPr>
-            <w:t xml:space="preserve">, Y. S., &amp; </w:t>
-          </w:r>
-          <w:proofErr w:type="spellStart"/>
-          <w:r>
-            <w:rPr>
-              <w:rFonts w:ascii="Times New Roman" w:eastAsia="Times New Roman" w:hAnsi="Times New Roman" w:cs="Times New Roman"/>
-              <w:color w:val="000000"/>
-            </w:rPr>
-            <w:t>Asad</w:t>
-          </w:r>
-          <w:proofErr w:type="spellEnd"/>
-          <w:r>
-            <w:rPr>
-              <w:rFonts w:ascii="Times New Roman" w:eastAsia="Times New Roman" w:hAnsi="Times New Roman" w:cs="Times New Roman"/>
-              <w:color w:val="000000"/>
-            </w:rPr>
-            <w:t xml:space="preserve">, M. (2024). Empirical Study on Mispronunciation Detection for </w:t>
-          </w:r>
-          <w:proofErr w:type="spellStart"/>
-          <w:r>
-            <w:rPr>
-              <w:rFonts w:ascii="Times New Roman" w:eastAsia="Times New Roman" w:hAnsi="Times New Roman" w:cs="Times New Roman"/>
-              <w:color w:val="000000"/>
-            </w:rPr>
-            <w:t>Tajweed</w:t>
-          </w:r>
-          <w:proofErr w:type="spellEnd"/>
-          <w:r>
-            <w:rPr>
-              <w:rFonts w:ascii="Times New Roman" w:eastAsia="Times New Roman" w:hAnsi="Times New Roman" w:cs="Times New Roman"/>
-              <w:color w:val="000000"/>
-            </w:rPr>
-            <w:t xml:space="preserve"> Rules during Quran Recitation. </w:t>
+            <w:t xml:space="preserve">Alsahafi, Y. S., &amp; Asad, M. (2024). Empirical Study on Mispronunciation Detection for Tajweed Rules during Quran Recitation. </w:t>
           </w:r>
           <w:r>
             <w:rPr>
@@ -13788,37 +13343,12 @@
               <w:color w:val="000000"/>
             </w:rPr>
           </w:pPr>
-          <w:proofErr w:type="spellStart"/>
           <w:r>
             <w:rPr>
               <w:rFonts w:ascii="Times New Roman" w:eastAsia="Times New Roman" w:hAnsi="Times New Roman" w:cs="Times New Roman"/>
               <w:color w:val="000000"/>
             </w:rPr>
-            <w:t>Esti</w:t>
-          </w:r>
-          <w:proofErr w:type="spellEnd"/>
-          <w:r>
-            <w:rPr>
-              <w:rFonts w:ascii="Times New Roman" w:eastAsia="Times New Roman" w:hAnsi="Times New Roman" w:cs="Times New Roman"/>
-              <w:color w:val="000000"/>
-            </w:rPr>
-            <w:t xml:space="preserve"> </w:t>
-          </w:r>
-          <w:proofErr w:type="spellStart"/>
-          <w:r>
-            <w:rPr>
-              <w:rFonts w:ascii="Times New Roman" w:eastAsia="Times New Roman" w:hAnsi="Times New Roman" w:cs="Times New Roman"/>
-              <w:color w:val="000000"/>
-            </w:rPr>
-            <w:t>Anggraini</w:t>
-          </w:r>
-          <w:proofErr w:type="spellEnd"/>
-          <w:r>
-            <w:rPr>
-              <w:rFonts w:ascii="Times New Roman" w:eastAsia="Times New Roman" w:hAnsi="Times New Roman" w:cs="Times New Roman"/>
-              <w:color w:val="000000"/>
-            </w:rPr>
-            <w:t xml:space="preserve">, R. N., Razak, F. A., &amp; </w:t>
+            <w:t xml:space="preserve">Esti Anggraini, R. N., Razak, F. A., &amp; </w:t>
           </w:r>
           <w:proofErr w:type="spellStart"/>
           <w:r>
@@ -13865,53 +13395,12 @@
               <w:color w:val="000000"/>
             </w:rPr>
           </w:pPr>
-          <w:proofErr w:type="spellStart"/>
           <w:r>
             <w:rPr>
               <w:rFonts w:ascii="Times New Roman" w:eastAsia="Times New Roman" w:hAnsi="Times New Roman" w:cs="Times New Roman"/>
               <w:color w:val="000000"/>
             </w:rPr>
-            <w:t>Faizan</w:t>
-          </w:r>
-          <w:proofErr w:type="spellEnd"/>
-          <w:r>
-            <w:rPr>
-              <w:rFonts w:ascii="Times New Roman" w:eastAsia="Times New Roman" w:hAnsi="Times New Roman" w:cs="Times New Roman"/>
-              <w:color w:val="000000"/>
-            </w:rPr>
-            <w:t xml:space="preserve">, M., </w:t>
-          </w:r>
-          <w:proofErr w:type="spellStart"/>
-          <w:r>
-            <w:rPr>
-              <w:rFonts w:ascii="Times New Roman" w:eastAsia="Times New Roman" w:hAnsi="Times New Roman" w:cs="Times New Roman"/>
-              <w:color w:val="000000"/>
-            </w:rPr>
-            <w:t>Arif</w:t>
-          </w:r>
-          <w:proofErr w:type="spellEnd"/>
-          <w:r>
-            <w:rPr>
-              <w:rFonts w:ascii="Times New Roman" w:eastAsia="Times New Roman" w:hAnsi="Times New Roman" w:cs="Times New Roman"/>
-              <w:color w:val="000000"/>
-            </w:rPr>
-            <w:t xml:space="preserve">, M. S., </w:t>
-          </w:r>
-          <w:proofErr w:type="spellStart"/>
-          <w:r>
-            <w:rPr>
-              <w:rFonts w:ascii="Times New Roman" w:eastAsia="Times New Roman" w:hAnsi="Times New Roman" w:cs="Times New Roman"/>
-              <w:color w:val="000000"/>
-            </w:rPr>
-            <w:t>Chattha</w:t>
-          </w:r>
-          <w:proofErr w:type="spellEnd"/>
-          <w:r>
-            <w:rPr>
-              <w:rFonts w:ascii="Times New Roman" w:eastAsia="Times New Roman" w:hAnsi="Times New Roman" w:cs="Times New Roman"/>
-              <w:color w:val="000000"/>
-            </w:rPr>
-            <w:t xml:space="preserve">, J. N., &amp; Butt, F. A. (2024). Mel-Frequency-based Feature Analysis of Audio Signals in the Context of Holy Quran Recitation. </w:t>
+            <w:t xml:space="preserve">Faizan, M., Arif, M. S., Chattha, J. N., &amp; Butt, F. A. (2024). Mel-Frequency-based Feature Analysis of Audio Signals in the Context of Holy Quran Recitation. </w:t>
           </w:r>
           <w:r>
             <w:rPr>
@@ -14076,51 +13565,7 @@
               <w:color w:val="000000"/>
               <w:highlight w:val="green"/>
             </w:rPr>
-            <w:t xml:space="preserve"> </w:t>
-          </w:r>
-          <w:proofErr w:type="spellStart"/>
-          <w:r>
-            <w:rPr>
-              <w:rFonts w:ascii="Times New Roman" w:eastAsia="Times New Roman" w:hAnsi="Times New Roman" w:cs="Times New Roman"/>
-              <w:i/>
-              <w:iCs/>
-              <w:color w:val="000000"/>
-              <w:highlight w:val="green"/>
-            </w:rPr>
-            <w:t>Metode</w:t>
-          </w:r>
-          <w:proofErr w:type="spellEnd"/>
-          <w:r>
-            <w:rPr>
-              <w:rFonts w:ascii="Times New Roman" w:eastAsia="Times New Roman" w:hAnsi="Times New Roman" w:cs="Times New Roman"/>
-              <w:i/>
-              <w:iCs/>
-              <w:color w:val="000000"/>
-              <w:highlight w:val="green"/>
-            </w:rPr>
-            <w:t xml:space="preserve"> Wav2Vec 2.0 dan </w:t>
-          </w:r>
-          <w:proofErr w:type="spellStart"/>
-          <w:r>
-            <w:rPr>
-              <w:rFonts w:ascii="Times New Roman" w:eastAsia="Times New Roman" w:hAnsi="Times New Roman" w:cs="Times New Roman"/>
-              <w:i/>
-              <w:iCs/>
-              <w:color w:val="000000"/>
-              <w:highlight w:val="green"/>
-            </w:rPr>
-            <w:t>OpenAI</w:t>
-          </w:r>
-          <w:proofErr w:type="spellEnd"/>
-          <w:r>
-            <w:rPr>
-              <w:rFonts w:ascii="Times New Roman" w:eastAsia="Times New Roman" w:hAnsi="Times New Roman" w:cs="Times New Roman"/>
-              <w:i/>
-              <w:iCs/>
-              <w:color w:val="000000"/>
-              <w:highlight w:val="green"/>
-            </w:rPr>
-            <w:t>-Whisper</w:t>
+            <w:t xml:space="preserve"> Metode Wav2Vec 2.0 dan OpenAI-Whisper</w:t>
           </w:r>
           <w:r>
             <w:rPr>
@@ -14189,23 +13634,7 @@
               <w:rFonts w:ascii="Times New Roman" w:eastAsia="Times New Roman" w:hAnsi="Times New Roman" w:cs="Times New Roman"/>
               <w:color w:val="000000"/>
             </w:rPr>
-            <w:t xml:space="preserve">, A. H., </w:t>
-          </w:r>
-          <w:proofErr w:type="spellStart"/>
-          <w:r>
-            <w:rPr>
-              <w:rFonts w:ascii="Times New Roman" w:eastAsia="Times New Roman" w:hAnsi="Times New Roman" w:cs="Times New Roman"/>
-              <w:color w:val="000000"/>
-            </w:rPr>
-            <w:t>Arini</w:t>
-          </w:r>
-          <w:proofErr w:type="spellEnd"/>
-          <w:r>
-            <w:rPr>
-              <w:rFonts w:ascii="Times New Roman" w:eastAsia="Times New Roman" w:hAnsi="Times New Roman" w:cs="Times New Roman"/>
-              <w:color w:val="000000"/>
-            </w:rPr>
-            <w:t xml:space="preserve">, A., &amp; </w:t>
+            <w:t xml:space="preserve">, A. H., Arini, A., &amp; </w:t>
           </w:r>
           <w:proofErr w:type="spellStart"/>
           <w:r>
@@ -14221,23 +13650,7 @@
               <w:rFonts w:ascii="Times New Roman" w:eastAsia="Times New Roman" w:hAnsi="Times New Roman" w:cs="Times New Roman"/>
               <w:color w:val="000000"/>
             </w:rPr>
-            <w:t>, Y. (2025). Feature Extraction Using Mel-Frequency Cepstral Coefficients (</w:t>
-          </w:r>
-          <w:proofErr w:type="spellStart"/>
-          <w:r>
-            <w:rPr>
-              <w:rFonts w:ascii="Times New Roman" w:eastAsia="Times New Roman" w:hAnsi="Times New Roman" w:cs="Times New Roman"/>
-              <w:color w:val="000000"/>
-            </w:rPr>
-            <w:t>MfCC</w:t>
-          </w:r>
-          <w:proofErr w:type="spellEnd"/>
-          <w:r>
-            <w:rPr>
-              <w:rFonts w:ascii="Times New Roman" w:eastAsia="Times New Roman" w:hAnsi="Times New Roman" w:cs="Times New Roman"/>
-              <w:color w:val="000000"/>
-            </w:rPr>
-            <w:t xml:space="preserve">) Technique </w:t>
+            <w:t xml:space="preserve">, Y. (2025). Feature Extraction Using Mel-Frequency Cepstral Coefficients (MfCC) Technique </w:t>
           </w:r>
           <w:proofErr w:type="gramStart"/>
           <w:r>
@@ -14253,23 +13666,23 @@
               <w:rFonts w:ascii="Times New Roman" w:eastAsia="Times New Roman" w:hAnsi="Times New Roman" w:cs="Times New Roman"/>
               <w:color w:val="000000"/>
             </w:rPr>
-            <w:t xml:space="preserve"> A </w:t>
+            <w:t xml:space="preserve"> </w:t>
           </w:r>
-          <w:proofErr w:type="spellStart"/>
+          <w:proofErr w:type="gramStart"/>
           <w:r>
             <w:rPr>
               <w:rFonts w:ascii="Times New Roman" w:eastAsia="Times New Roman" w:hAnsi="Times New Roman" w:cs="Times New Roman"/>
               <w:color w:val="000000"/>
             </w:rPr>
-            <w:t>Tajweed</w:t>
+            <w:t>A</w:t>
           </w:r>
-          <w:proofErr w:type="spellEnd"/>
+          <w:proofErr w:type="gramEnd"/>
           <w:r>
             <w:rPr>
               <w:rFonts w:ascii="Times New Roman" w:eastAsia="Times New Roman" w:hAnsi="Times New Roman" w:cs="Times New Roman"/>
               <w:color w:val="000000"/>
             </w:rPr>
-            <w:t xml:space="preserve"> Guess Based on Android Application Development. </w:t>
+            <w:t xml:space="preserve"> Tajweed Guess Based on Android Application Development. </w:t>
           </w:r>
           <w:r>
             <w:rPr>
@@ -14316,23 +13729,13 @@
               <w:color w:val="000000"/>
             </w:rPr>
           </w:pPr>
-          <w:proofErr w:type="spellStart"/>
           <w:r>
             <w:rPr>
               <w:rFonts w:ascii="Times New Roman" w:eastAsia="Times New Roman" w:hAnsi="Times New Roman" w:cs="Times New Roman"/>
               <w:color w:val="000000"/>
               <w:highlight w:val="green"/>
             </w:rPr>
-            <w:t>Jayadianti</w:t>
-          </w:r>
-          <w:proofErr w:type="spellEnd"/>
-          <w:r>
-            <w:rPr>
-              <w:rFonts w:ascii="Times New Roman" w:eastAsia="Times New Roman" w:hAnsi="Times New Roman" w:cs="Times New Roman"/>
-              <w:color w:val="000000"/>
-              <w:highlight w:val="green"/>
-            </w:rPr>
-            <w:t xml:space="preserve">, H., </w:t>
+            <w:t xml:space="preserve">Jayadianti, H., </w:t>
           </w:r>
           <w:proofErr w:type="spellStart"/>
           <w:r>
@@ -14350,25 +13753,7 @@
               <w:color w:val="000000"/>
               <w:highlight w:val="green"/>
             </w:rPr>
-            <w:t xml:space="preserve">, &amp; </w:t>
-          </w:r>
-          <w:proofErr w:type="spellStart"/>
-          <w:r>
-            <w:rPr>
-              <w:rFonts w:ascii="Times New Roman" w:eastAsia="Times New Roman" w:hAnsi="Times New Roman" w:cs="Times New Roman"/>
-              <w:color w:val="000000"/>
-              <w:highlight w:val="green"/>
-            </w:rPr>
-            <w:t>Juwairiah</w:t>
-          </w:r>
-          <w:proofErr w:type="spellEnd"/>
-          <w:r>
-            <w:rPr>
-              <w:rFonts w:ascii="Times New Roman" w:eastAsia="Times New Roman" w:hAnsi="Times New Roman" w:cs="Times New Roman"/>
-              <w:color w:val="000000"/>
-              <w:highlight w:val="green"/>
-            </w:rPr>
-            <w:t xml:space="preserve">. (2021). </w:t>
+            <w:t xml:space="preserve">, &amp; Juwairiah. (2021). </w:t>
           </w:r>
           <w:r>
             <w:rPr>
@@ -14400,9 +13785,9 @@
               <w:color w:val="000000"/>
               <w:highlight w:val="green"/>
             </w:rPr>
-            <w:t xml:space="preserve"> </w:t>
+            <w:t xml:space="preserve"> Mfcc Feature Extraction </w:t>
           </w:r>
-          <w:proofErr w:type="spellStart"/>
+          <w:proofErr w:type="gramStart"/>
           <w:r>
             <w:rPr>
               <w:rFonts w:ascii="Times New Roman" w:eastAsia="Times New Roman" w:hAnsi="Times New Roman" w:cs="Times New Roman"/>
@@ -14411,9 +13796,9 @@
               <w:color w:val="000000"/>
               <w:highlight w:val="green"/>
             </w:rPr>
-            <w:t>Mfcc</w:t>
+            <w:t>And</w:t>
           </w:r>
-          <w:proofErr w:type="spellEnd"/>
+          <w:proofErr w:type="gramEnd"/>
           <w:r>
             <w:rPr>
               <w:rFonts w:ascii="Times New Roman" w:eastAsia="Times New Roman" w:hAnsi="Times New Roman" w:cs="Times New Roman"/>
@@ -14422,7 +13807,7 @@
               <w:color w:val="000000"/>
               <w:highlight w:val="green"/>
             </w:rPr>
-            <w:t xml:space="preserve"> Feature Extraction And Selection of Cepstral Coefficient for Qur’an Recitation in TPA (Qur’an Learning </w:t>
+            <w:t xml:space="preserve"> Selection of Cepstral Coefficient for Qur’an Recitation in TPA (Qur’an Learning </w:t>
           </w:r>
           <w:proofErr w:type="spellStart"/>
           <w:r>
@@ -14479,37 +13864,12 @@
               <w:color w:val="000000"/>
             </w:rPr>
           </w:pPr>
-          <w:proofErr w:type="spellStart"/>
           <w:r>
             <w:rPr>
               <w:rFonts w:ascii="Times New Roman" w:eastAsia="Times New Roman" w:hAnsi="Times New Roman" w:cs="Times New Roman"/>
               <w:color w:val="000000"/>
             </w:rPr>
-            <w:t>Nigar</w:t>
-          </w:r>
-          <w:proofErr w:type="spellEnd"/>
-          <w:r>
-            <w:rPr>
-              <w:rFonts w:ascii="Times New Roman" w:eastAsia="Times New Roman" w:hAnsi="Times New Roman" w:cs="Times New Roman"/>
-              <w:color w:val="000000"/>
-            </w:rPr>
-            <w:t xml:space="preserve">, N., Wajid, A., </w:t>
-          </w:r>
-          <w:proofErr w:type="spellStart"/>
-          <w:r>
-            <w:rPr>
-              <w:rFonts w:ascii="Times New Roman" w:eastAsia="Times New Roman" w:hAnsi="Times New Roman" w:cs="Times New Roman"/>
-              <w:color w:val="000000"/>
-            </w:rPr>
-            <w:t>Ajagbe</w:t>
-          </w:r>
-          <w:proofErr w:type="spellEnd"/>
-          <w:r>
-            <w:rPr>
-              <w:rFonts w:ascii="Times New Roman" w:eastAsia="Times New Roman" w:hAnsi="Times New Roman" w:cs="Times New Roman"/>
-              <w:color w:val="000000"/>
-            </w:rPr>
-            <w:t xml:space="preserve">, S. A., &amp; Adigun, M. O. (2023). An Intelligent Framework Based on Deep Learning for Online Quran Learning during Pandemic. </w:t>
+            <w:t xml:space="preserve">Nigar, N., Wajid, A., Ajagbe, S. A., &amp; Adigun, M. O. (2023). An Intelligent Framework Based on Deep Learning for Online Quran Learning during Pandemic. </w:t>
           </w:r>
           <w:r>
             <w:rPr>
@@ -14556,21 +13916,12 @@
               <w:color w:val="000000"/>
             </w:rPr>
           </w:pPr>
-          <w:proofErr w:type="spellStart"/>
           <w:r>
             <w:rPr>
               <w:rFonts w:ascii="Times New Roman" w:eastAsia="Times New Roman" w:hAnsi="Times New Roman" w:cs="Times New Roman"/>
               <w:color w:val="000000"/>
             </w:rPr>
-            <w:t>Saber</w:t>
-          </w:r>
-          <w:proofErr w:type="spellEnd"/>
-          <w:r>
-            <w:rPr>
-              <w:rFonts w:ascii="Times New Roman" w:eastAsia="Times New Roman" w:hAnsi="Times New Roman" w:cs="Times New Roman"/>
-              <w:color w:val="000000"/>
-            </w:rPr>
-            <w:t xml:space="preserve">, H. A., Younes, A., Osman, M., &amp; </w:t>
+            <w:t xml:space="preserve">Saber, H. A., Younes, A., Osman, M., &amp; </w:t>
           </w:r>
           <w:proofErr w:type="spellStart"/>
           <w:r>
@@ -14734,7 +14085,7 @@
 </file>
 
 <file path=word/endnotes.xml><?xml version="1.0" encoding="utf-8"?>
-<w:endnotes xmlns:wpc="http://schemas.microsoft.com/office/word/2010/wordprocessingCanvas" xmlns:cx="http://schemas.microsoft.com/office/drawing/2014/chartex" xmlns:cx1="http://schemas.microsoft.com/office/drawing/2015/9/8/chartex" xmlns:cx2="http://schemas.microsoft.com/office/drawing/2015/10/21/chartex" xmlns:cx3="http://schemas.microsoft.com/office/drawing/2016/5/9/chartex" xmlns:cx4="http://schemas.microsoft.com/office/drawing/2016/5/10/chartex" xmlns:cx5="http://schemas.microsoft.com/office/drawing/2016/5/11/chartex" xmlns:cx6="http://schemas.microsoft.com/office/drawing/2016/5/12/chartex" xmlns:cx7="http://schemas.microsoft.com/office/drawing/2016/5/13/chartex" xmlns:cx8="http://schemas.microsoft.com/office/drawing/2016/5/14/chartex" xmlns:mc="http://schemas.openxmlformats.org/markup-compatibility/2006" xmlns:aink="http://schemas.microsoft.com/office/drawing/2016/ink" xmlns:am3d="http://schemas.microsoft.com/office/drawing/2017/model3d" xmlns:o="urn:schemas-microsoft-com:office:office" xmlns:r="http://schemas.openxmlformats.org/officeDocument/2006/relationships" xmlns:m="http://schemas.openxmlformats.org/officeDocument/2006/math" xmlns:v="urn:schemas-microsoft-com:vml" xmlns:wp14="http://schemas.microsoft.com/office/word/2010/wordprocessingDrawing" xmlns:wp="http://schemas.openxmlformats.org/drawingml/2006/wordprocessingDrawing" xmlns:w10="urn:schemas-microsoft-com:office:word" xmlns:w="http://schemas.openxmlformats.org/wordprocessingml/2006/main" xmlns:w14="http://schemas.microsoft.com/office/word/2010/wordml" xmlns:w15="http://schemas.microsoft.com/office/word/2012/wordml" xmlns:w16cex="http://schemas.microsoft.com/office/word/2018/wordml/cex" xmlns:w16cid="http://schemas.microsoft.com/office/word/2016/wordml/cid" xmlns:w16="http://schemas.microsoft.com/office/word/2018/wordml" xmlns:w16sdtdh="http://schemas.microsoft.com/office/word/2020/wordml/sdtdatahash" xmlns:w16se="http://schemas.microsoft.com/office/word/2015/wordml/symex" xmlns:wpg="http://schemas.microsoft.com/office/word/2010/wordprocessingGroup" xmlns:wpi="http://schemas.microsoft.com/office/word/2010/wordprocessingInk" xmlns:wne="http://schemas.microsoft.com/office/word/2006/wordml" xmlns:wps="http://schemas.microsoft.com/office/word/2010/wordprocessingShape" mc:Ignorable="w14 w15 w16se w16cid w16 w16cex w16sdtdh wp14">
+<w:endnotes xmlns:wpc="http://schemas.microsoft.com/office/word/2010/wordprocessingCanvas" xmlns:cx="http://schemas.microsoft.com/office/drawing/2014/chartex" xmlns:cx1="http://schemas.microsoft.com/office/drawing/2015/9/8/chartex" xmlns:cx2="http://schemas.microsoft.com/office/drawing/2015/10/21/chartex" xmlns:cx3="http://schemas.microsoft.com/office/drawing/2016/5/9/chartex" xmlns:cx4="http://schemas.microsoft.com/office/drawing/2016/5/10/chartex" xmlns:cx5="http://schemas.microsoft.com/office/drawing/2016/5/11/chartex" xmlns:cx6="http://schemas.microsoft.com/office/drawing/2016/5/12/chartex" xmlns:cx7="http://schemas.microsoft.com/office/drawing/2016/5/13/chartex" xmlns:cx8="http://schemas.microsoft.com/office/drawing/2016/5/14/chartex" xmlns:mc="http://schemas.openxmlformats.org/markup-compatibility/2006" xmlns:aink="http://schemas.microsoft.com/office/drawing/2016/ink" xmlns:am3d="http://schemas.microsoft.com/office/drawing/2017/model3d" xmlns:o="urn:schemas-microsoft-com:office:office" xmlns:oel="http://schemas.microsoft.com/office/2019/extlst" xmlns:r="http://schemas.openxmlformats.org/officeDocument/2006/relationships" xmlns:m="http://schemas.openxmlformats.org/officeDocument/2006/math" xmlns:v="urn:schemas-microsoft-com:vml" xmlns:wp14="http://schemas.microsoft.com/office/word/2010/wordprocessingDrawing" xmlns:wp="http://schemas.openxmlformats.org/drawingml/2006/wordprocessingDrawing" xmlns:w10="urn:schemas-microsoft-com:office:word" xmlns:w="http://schemas.openxmlformats.org/wordprocessingml/2006/main" xmlns:w14="http://schemas.microsoft.com/office/word/2010/wordml" xmlns:w15="http://schemas.microsoft.com/office/word/2012/wordml" xmlns:w16cex="http://schemas.microsoft.com/office/word/2018/wordml/cex" xmlns:w16cid="http://schemas.microsoft.com/office/word/2016/wordml/cid" xmlns:w16="http://schemas.microsoft.com/office/word/2018/wordml" xmlns:w16du="http://schemas.microsoft.com/office/word/2023/wordml/word16du" xmlns:w16sdtdh="http://schemas.microsoft.com/office/word/2020/wordml/sdtdatahash" xmlns:w16sdtfl="http://schemas.microsoft.com/office/word/2024/wordml/sdtformatlock" xmlns:w16se="http://schemas.microsoft.com/office/word/2015/wordml/symex" xmlns:wpg="http://schemas.microsoft.com/office/word/2010/wordprocessingGroup" xmlns:wpi="http://schemas.microsoft.com/office/word/2010/wordprocessingInk" xmlns:wne="http://schemas.microsoft.com/office/word/2006/wordml" xmlns:wps="http://schemas.microsoft.com/office/word/2010/wordprocessingShape" mc:Ignorable="w14 w15 w16se w16cid w16 w16cex w16sdtdh w16sdtfl w16du wp14">
   <w:endnote w:type="separator" w:id="-1">
     <w:p>
       <w:pPr>
@@ -14759,7 +14110,7 @@
 </file>
 
 <file path=word/footer1.xml><?xml version="1.0" encoding="utf-8"?>
-<w:ftr xmlns:wpc="http://schemas.microsoft.com/office/word/2010/wordprocessingCanvas" xmlns:cx="http://schemas.microsoft.com/office/drawing/2014/chartex" xmlns:cx1="http://schemas.microsoft.com/office/drawing/2015/9/8/chartex" xmlns:cx2="http://schemas.microsoft.com/office/drawing/2015/10/21/chartex" xmlns:cx3="http://schemas.microsoft.com/office/drawing/2016/5/9/chartex" xmlns:cx4="http://schemas.microsoft.com/office/drawing/2016/5/10/chartex" xmlns:cx5="http://schemas.microsoft.com/office/drawing/2016/5/11/chartex" xmlns:cx6="http://schemas.microsoft.com/office/drawing/2016/5/12/chartex" xmlns:cx7="http://schemas.microsoft.com/office/drawing/2016/5/13/chartex" xmlns:cx8="http://schemas.microsoft.com/office/drawing/2016/5/14/chartex" xmlns:mc="http://schemas.openxmlformats.org/markup-compatibility/2006" xmlns:aink="http://schemas.microsoft.com/office/drawing/2016/ink" xmlns:am3d="http://schemas.microsoft.com/office/drawing/2017/model3d" xmlns:o="urn:schemas-microsoft-com:office:office" xmlns:r="http://schemas.openxmlformats.org/officeDocument/2006/relationships" xmlns:m="http://schemas.openxmlformats.org/officeDocument/2006/math" xmlns:v="urn:schemas-microsoft-com:vml" xmlns:wp14="http://schemas.microsoft.com/office/word/2010/wordprocessingDrawing" xmlns:wp="http://schemas.openxmlformats.org/drawingml/2006/wordprocessingDrawing" xmlns:w10="urn:schemas-microsoft-com:office:word" xmlns:w="http://schemas.openxmlformats.org/wordprocessingml/2006/main" xmlns:w14="http://schemas.microsoft.com/office/word/2010/wordml" xmlns:w15="http://schemas.microsoft.com/office/word/2012/wordml" xmlns:w16cex="http://schemas.microsoft.com/office/word/2018/wordml/cex" xmlns:w16cid="http://schemas.microsoft.com/office/word/2016/wordml/cid" xmlns:w16="http://schemas.microsoft.com/office/word/2018/wordml" xmlns:w16sdtdh="http://schemas.microsoft.com/office/word/2020/wordml/sdtdatahash" xmlns:w16se="http://schemas.microsoft.com/office/word/2015/wordml/symex" xmlns:wpg="http://schemas.microsoft.com/office/word/2010/wordprocessingGroup" xmlns:wpi="http://schemas.microsoft.com/office/word/2010/wordprocessingInk" xmlns:wne="http://schemas.microsoft.com/office/word/2006/wordml" xmlns:wps="http://schemas.microsoft.com/office/word/2010/wordprocessingShape" mc:Ignorable="w14 w15 w16se w16cid w16 w16cex w16sdtdh wp14">
+<w:ftr xmlns:wpc="http://schemas.microsoft.com/office/word/2010/wordprocessingCanvas" xmlns:cx="http://schemas.microsoft.com/office/drawing/2014/chartex" xmlns:cx1="http://schemas.microsoft.com/office/drawing/2015/9/8/chartex" xmlns:cx2="http://schemas.microsoft.com/office/drawing/2015/10/21/chartex" xmlns:cx3="http://schemas.microsoft.com/office/drawing/2016/5/9/chartex" xmlns:cx4="http://schemas.microsoft.com/office/drawing/2016/5/10/chartex" xmlns:cx5="http://schemas.microsoft.com/office/drawing/2016/5/11/chartex" xmlns:cx6="http://schemas.microsoft.com/office/drawing/2016/5/12/chartex" xmlns:cx7="http://schemas.microsoft.com/office/drawing/2016/5/13/chartex" xmlns:cx8="http://schemas.microsoft.com/office/drawing/2016/5/14/chartex" xmlns:mc="http://schemas.openxmlformats.org/markup-compatibility/2006" xmlns:aink="http://schemas.microsoft.com/office/drawing/2016/ink" xmlns:am3d="http://schemas.microsoft.com/office/drawing/2017/model3d" xmlns:o="urn:schemas-microsoft-com:office:office" xmlns:oel="http://schemas.microsoft.com/office/2019/extlst" xmlns:r="http://schemas.openxmlformats.org/officeDocument/2006/relationships" xmlns:m="http://schemas.openxmlformats.org/officeDocument/2006/math" xmlns:v="urn:schemas-microsoft-com:vml" xmlns:wp14="http://schemas.microsoft.com/office/word/2010/wordprocessingDrawing" xmlns:wp="http://schemas.openxmlformats.org/drawingml/2006/wordprocessingDrawing" xmlns:w10="urn:schemas-microsoft-com:office:word" xmlns:w="http://schemas.openxmlformats.org/wordprocessingml/2006/main" xmlns:w14="http://schemas.microsoft.com/office/word/2010/wordml" xmlns:w15="http://schemas.microsoft.com/office/word/2012/wordml" xmlns:w16cex="http://schemas.microsoft.com/office/word/2018/wordml/cex" xmlns:w16cid="http://schemas.microsoft.com/office/word/2016/wordml/cid" xmlns:w16="http://schemas.microsoft.com/office/word/2018/wordml" xmlns:w16du="http://schemas.microsoft.com/office/word/2023/wordml/word16du" xmlns:w16sdtdh="http://schemas.microsoft.com/office/word/2020/wordml/sdtdatahash" xmlns:w16sdtfl="http://schemas.microsoft.com/office/word/2024/wordml/sdtformatlock" xmlns:w16se="http://schemas.microsoft.com/office/word/2015/wordml/symex" xmlns:wpg="http://schemas.microsoft.com/office/word/2010/wordprocessingGroup" xmlns:wpi="http://schemas.microsoft.com/office/word/2010/wordprocessingInk" xmlns:wne="http://schemas.microsoft.com/office/word/2006/wordml" xmlns:wps="http://schemas.microsoft.com/office/word/2010/wordprocessingShape" mc:Ignorable="w14 w15 w16se w16cid w16 w16cex w16sdtdh w16sdtfl w16du wp14">
   <w:sdt>
     <w:sdtPr>
       <w:id w:val="568846264"/>
@@ -14841,7 +14192,7 @@
 </file>
 
 <file path=word/footer2.xml><?xml version="1.0" encoding="utf-8"?>
-<w:ftr xmlns:wpc="http://schemas.microsoft.com/office/word/2010/wordprocessingCanvas" xmlns:cx="http://schemas.microsoft.com/office/drawing/2014/chartex" xmlns:cx1="http://schemas.microsoft.com/office/drawing/2015/9/8/chartex" xmlns:cx2="http://schemas.microsoft.com/office/drawing/2015/10/21/chartex" xmlns:cx3="http://schemas.microsoft.com/office/drawing/2016/5/9/chartex" xmlns:cx4="http://schemas.microsoft.com/office/drawing/2016/5/10/chartex" xmlns:cx5="http://schemas.microsoft.com/office/drawing/2016/5/11/chartex" xmlns:cx6="http://schemas.microsoft.com/office/drawing/2016/5/12/chartex" xmlns:cx7="http://schemas.microsoft.com/office/drawing/2016/5/13/chartex" xmlns:cx8="http://schemas.microsoft.com/office/drawing/2016/5/14/chartex" xmlns:mc="http://schemas.openxmlformats.org/markup-compatibility/2006" xmlns:aink="http://schemas.microsoft.com/office/drawing/2016/ink" xmlns:am3d="http://schemas.microsoft.com/office/drawing/2017/model3d" xmlns:o="urn:schemas-microsoft-com:office:office" xmlns:r="http://schemas.openxmlformats.org/officeDocument/2006/relationships" xmlns:m="http://schemas.openxmlformats.org/officeDocument/2006/math" xmlns:v="urn:schemas-microsoft-com:vml" xmlns:wp14="http://schemas.microsoft.com/office/word/2010/wordprocessingDrawing" xmlns:wp="http://schemas.openxmlformats.org/drawingml/2006/wordprocessingDrawing" xmlns:w10="urn:schemas-microsoft-com:office:word" xmlns:w="http://schemas.openxmlformats.org/wordprocessingml/2006/main" xmlns:w14="http://schemas.microsoft.com/office/word/2010/wordml" xmlns:w15="http://schemas.microsoft.com/office/word/2012/wordml" xmlns:w16cex="http://schemas.microsoft.com/office/word/2018/wordml/cex" xmlns:w16cid="http://schemas.microsoft.com/office/word/2016/wordml/cid" xmlns:w16="http://schemas.microsoft.com/office/word/2018/wordml" xmlns:w16sdtdh="http://schemas.microsoft.com/office/word/2020/wordml/sdtdatahash" xmlns:w16se="http://schemas.microsoft.com/office/word/2015/wordml/symex" xmlns:wpg="http://schemas.microsoft.com/office/word/2010/wordprocessingGroup" xmlns:wpi="http://schemas.microsoft.com/office/word/2010/wordprocessingInk" xmlns:wne="http://schemas.microsoft.com/office/word/2006/wordml" xmlns:wps="http://schemas.microsoft.com/office/word/2010/wordprocessingShape" mc:Ignorable="w14 w15 w16se w16cid w16 w16cex w16sdtdh wp14">
+<w:ftr xmlns:wpc="http://schemas.microsoft.com/office/word/2010/wordprocessingCanvas" xmlns:cx="http://schemas.microsoft.com/office/drawing/2014/chartex" xmlns:cx1="http://schemas.microsoft.com/office/drawing/2015/9/8/chartex" xmlns:cx2="http://schemas.microsoft.com/office/drawing/2015/10/21/chartex" xmlns:cx3="http://schemas.microsoft.com/office/drawing/2016/5/9/chartex" xmlns:cx4="http://schemas.microsoft.com/office/drawing/2016/5/10/chartex" xmlns:cx5="http://schemas.microsoft.com/office/drawing/2016/5/11/chartex" xmlns:cx6="http://schemas.microsoft.com/office/drawing/2016/5/12/chartex" xmlns:cx7="http://schemas.microsoft.com/office/drawing/2016/5/13/chartex" xmlns:cx8="http://schemas.microsoft.com/office/drawing/2016/5/14/chartex" xmlns:mc="http://schemas.openxmlformats.org/markup-compatibility/2006" xmlns:aink="http://schemas.microsoft.com/office/drawing/2016/ink" xmlns:am3d="http://schemas.microsoft.com/office/drawing/2017/model3d" xmlns:o="urn:schemas-microsoft-com:office:office" xmlns:oel="http://schemas.microsoft.com/office/2019/extlst" xmlns:r="http://schemas.openxmlformats.org/officeDocument/2006/relationships" xmlns:m="http://schemas.openxmlformats.org/officeDocument/2006/math" xmlns:v="urn:schemas-microsoft-com:vml" xmlns:wp14="http://schemas.microsoft.com/office/word/2010/wordprocessingDrawing" xmlns:wp="http://schemas.openxmlformats.org/drawingml/2006/wordprocessingDrawing" xmlns:w10="urn:schemas-microsoft-com:office:word" xmlns:w="http://schemas.openxmlformats.org/wordprocessingml/2006/main" xmlns:w14="http://schemas.microsoft.com/office/word/2010/wordml" xmlns:w15="http://schemas.microsoft.com/office/word/2012/wordml" xmlns:w16cex="http://schemas.microsoft.com/office/word/2018/wordml/cex" xmlns:w16cid="http://schemas.microsoft.com/office/word/2016/wordml/cid" xmlns:w16="http://schemas.microsoft.com/office/word/2018/wordml" xmlns:w16du="http://schemas.microsoft.com/office/word/2023/wordml/word16du" xmlns:w16sdtdh="http://schemas.microsoft.com/office/word/2020/wordml/sdtdatahash" xmlns:w16sdtfl="http://schemas.microsoft.com/office/word/2024/wordml/sdtformatlock" xmlns:w16se="http://schemas.microsoft.com/office/word/2015/wordml/symex" xmlns:wpg="http://schemas.microsoft.com/office/word/2010/wordprocessingGroup" xmlns:wpi="http://schemas.microsoft.com/office/word/2010/wordprocessingInk" xmlns:wne="http://schemas.microsoft.com/office/word/2006/wordml" xmlns:wps="http://schemas.microsoft.com/office/word/2010/wordprocessingShape" mc:Ignorable="w14 w15 w16se w16cid w16 w16cex w16sdtdh w16sdtfl w16du wp14">
   <w:sdt>
     <w:sdtPr>
       <w:id w:val="-750270848"/>
@@ -14894,7 +14245,7 @@
 </file>
 
 <file path=word/footnotes.xml><?xml version="1.0" encoding="utf-8"?>
-<w:footnotes xmlns:wpc="http://schemas.microsoft.com/office/word/2010/wordprocessingCanvas" xmlns:cx="http://schemas.microsoft.com/office/drawing/2014/chartex" xmlns:cx1="http://schemas.microsoft.com/office/drawing/2015/9/8/chartex" xmlns:cx2="http://schemas.microsoft.com/office/drawing/2015/10/21/chartex" xmlns:cx3="http://schemas.microsoft.com/office/drawing/2016/5/9/chartex" xmlns:cx4="http://schemas.microsoft.com/office/drawing/2016/5/10/chartex" xmlns:cx5="http://schemas.microsoft.com/office/drawing/2016/5/11/chartex" xmlns:cx6="http://schemas.microsoft.com/office/drawing/2016/5/12/chartex" xmlns:cx7="http://schemas.microsoft.com/office/drawing/2016/5/13/chartex" xmlns:cx8="http://schemas.microsoft.com/office/drawing/2016/5/14/chartex" xmlns:mc="http://schemas.openxmlformats.org/markup-compatibility/2006" xmlns:aink="http://schemas.microsoft.com/office/drawing/2016/ink" xmlns:am3d="http://schemas.microsoft.com/office/drawing/2017/model3d" xmlns:o="urn:schemas-microsoft-com:office:office" xmlns:r="http://schemas.openxmlformats.org/officeDocument/2006/relationships" xmlns:m="http://schemas.openxmlformats.org/officeDocument/2006/math" xmlns:v="urn:schemas-microsoft-com:vml" xmlns:wp14="http://schemas.microsoft.com/office/word/2010/wordprocessingDrawing" xmlns:wp="http://schemas.openxmlformats.org/drawingml/2006/wordprocessingDrawing" xmlns:w10="urn:schemas-microsoft-com:office:word" xmlns:w="http://schemas.openxmlformats.org/wordprocessingml/2006/main" xmlns:w14="http://schemas.microsoft.com/office/word/2010/wordml" xmlns:w15="http://schemas.microsoft.com/office/word/2012/wordml" xmlns:w16cex="http://schemas.microsoft.com/office/word/2018/wordml/cex" xmlns:w16cid="http://schemas.microsoft.com/office/word/2016/wordml/cid" xmlns:w16="http://schemas.microsoft.com/office/word/2018/wordml" xmlns:w16sdtdh="http://schemas.microsoft.com/office/word/2020/wordml/sdtdatahash" xmlns:w16se="http://schemas.microsoft.com/office/word/2015/wordml/symex" xmlns:wpg="http://schemas.microsoft.com/office/word/2010/wordprocessingGroup" xmlns:wpi="http://schemas.microsoft.com/office/word/2010/wordprocessingInk" xmlns:wne="http://schemas.microsoft.com/office/word/2006/wordml" xmlns:wps="http://schemas.microsoft.com/office/word/2010/wordprocessingShape" mc:Ignorable="w14 w15 w16se w16cid w16 w16cex w16sdtdh wp14">
+<w:footnotes xmlns:wpc="http://schemas.microsoft.com/office/word/2010/wordprocessingCanvas" xmlns:cx="http://schemas.microsoft.com/office/drawing/2014/chartex" xmlns:cx1="http://schemas.microsoft.com/office/drawing/2015/9/8/chartex" xmlns:cx2="http://schemas.microsoft.com/office/drawing/2015/10/21/chartex" xmlns:cx3="http://schemas.microsoft.com/office/drawing/2016/5/9/chartex" xmlns:cx4="http://schemas.microsoft.com/office/drawing/2016/5/10/chartex" xmlns:cx5="http://schemas.microsoft.com/office/drawing/2016/5/11/chartex" xmlns:cx6="http://schemas.microsoft.com/office/drawing/2016/5/12/chartex" xmlns:cx7="http://schemas.microsoft.com/office/drawing/2016/5/13/chartex" xmlns:cx8="http://schemas.microsoft.com/office/drawing/2016/5/14/chartex" xmlns:mc="http://schemas.openxmlformats.org/markup-compatibility/2006" xmlns:aink="http://schemas.microsoft.com/office/drawing/2016/ink" xmlns:am3d="http://schemas.microsoft.com/office/drawing/2017/model3d" xmlns:o="urn:schemas-microsoft-com:office:office" xmlns:oel="http://schemas.microsoft.com/office/2019/extlst" xmlns:r="http://schemas.openxmlformats.org/officeDocument/2006/relationships" xmlns:m="http://schemas.openxmlformats.org/officeDocument/2006/math" xmlns:v="urn:schemas-microsoft-com:vml" xmlns:wp14="http://schemas.microsoft.com/office/word/2010/wordprocessingDrawing" xmlns:wp="http://schemas.openxmlformats.org/drawingml/2006/wordprocessingDrawing" xmlns:w10="urn:schemas-microsoft-com:office:word" xmlns:w="http://schemas.openxmlformats.org/wordprocessingml/2006/main" xmlns:w14="http://schemas.microsoft.com/office/word/2010/wordml" xmlns:w15="http://schemas.microsoft.com/office/word/2012/wordml" xmlns:w16cex="http://schemas.microsoft.com/office/word/2018/wordml/cex" xmlns:w16cid="http://schemas.microsoft.com/office/word/2016/wordml/cid" xmlns:w16="http://schemas.microsoft.com/office/word/2018/wordml" xmlns:w16du="http://schemas.microsoft.com/office/word/2023/wordml/word16du" xmlns:w16sdtdh="http://schemas.microsoft.com/office/word/2020/wordml/sdtdatahash" xmlns:w16sdtfl="http://schemas.microsoft.com/office/word/2024/wordml/sdtformatlock" xmlns:w16se="http://schemas.microsoft.com/office/word/2015/wordml/symex" xmlns:wpg="http://schemas.microsoft.com/office/word/2010/wordprocessingGroup" xmlns:wpi="http://schemas.microsoft.com/office/word/2010/wordprocessingInk" xmlns:wne="http://schemas.microsoft.com/office/word/2006/wordml" xmlns:wps="http://schemas.microsoft.com/office/word/2010/wordprocessingShape" mc:Ignorable="w14 w15 w16se w16cid w16 w16cex w16sdtdh w16sdtfl w16du wp14">
   <w:footnote w:type="separator" w:id="-1">
     <w:p>
       <w:pPr>
@@ -14919,7 +14270,7 @@
 </file>
 
 <file path=word/header1.xml><?xml version="1.0" encoding="utf-8"?>
-<w:hdr xmlns:wpc="http://schemas.microsoft.com/office/word/2010/wordprocessingCanvas" xmlns:cx="http://schemas.microsoft.com/office/drawing/2014/chartex" xmlns:cx1="http://schemas.microsoft.com/office/drawing/2015/9/8/chartex" xmlns:cx2="http://schemas.microsoft.com/office/drawing/2015/10/21/chartex" xmlns:cx3="http://schemas.microsoft.com/office/drawing/2016/5/9/chartex" xmlns:cx4="http://schemas.microsoft.com/office/drawing/2016/5/10/chartex" xmlns:cx5="http://schemas.microsoft.com/office/drawing/2016/5/11/chartex" xmlns:cx6="http://schemas.microsoft.com/office/drawing/2016/5/12/chartex" xmlns:cx7="http://schemas.microsoft.com/office/drawing/2016/5/13/chartex" xmlns:cx8="http://schemas.microsoft.com/office/drawing/2016/5/14/chartex" xmlns:mc="http://schemas.openxmlformats.org/markup-compatibility/2006" xmlns:aink="http://schemas.microsoft.com/office/drawing/2016/ink" xmlns:am3d="http://schemas.microsoft.com/office/drawing/2017/model3d" xmlns:o="urn:schemas-microsoft-com:office:office" xmlns:r="http://schemas.openxmlformats.org/officeDocument/2006/relationships" xmlns:m="http://schemas.openxmlformats.org/officeDocument/2006/math" xmlns:v="urn:schemas-microsoft-com:vml" xmlns:wp14="http://schemas.microsoft.com/office/word/2010/wordprocessingDrawing" xmlns:wp="http://schemas.openxmlformats.org/drawingml/2006/wordprocessingDrawing" xmlns:w10="urn:schemas-microsoft-com:office:word" xmlns:w="http://schemas.openxmlformats.org/wordprocessingml/2006/main" xmlns:w14="http://schemas.microsoft.com/office/word/2010/wordml" xmlns:w15="http://schemas.microsoft.com/office/word/2012/wordml" xmlns:w16cex="http://schemas.microsoft.com/office/word/2018/wordml/cex" xmlns:w16cid="http://schemas.microsoft.com/office/word/2016/wordml/cid" xmlns:w16="http://schemas.microsoft.com/office/word/2018/wordml" xmlns:w16sdtdh="http://schemas.microsoft.com/office/word/2020/wordml/sdtdatahash" xmlns:w16se="http://schemas.microsoft.com/office/word/2015/wordml/symex" xmlns:wpg="http://schemas.microsoft.com/office/word/2010/wordprocessingGroup" xmlns:wpi="http://schemas.microsoft.com/office/word/2010/wordprocessingInk" xmlns:wne="http://schemas.microsoft.com/office/word/2006/wordml" xmlns:wps="http://schemas.microsoft.com/office/word/2010/wordprocessingShape" mc:Ignorable="w14 w15 w16se w16cid w16 w16cex w16sdtdh wp14">
+<w:hdr xmlns:wpc="http://schemas.microsoft.com/office/word/2010/wordprocessingCanvas" xmlns:cx="http://schemas.microsoft.com/office/drawing/2014/chartex" xmlns:cx1="http://schemas.microsoft.com/office/drawing/2015/9/8/chartex" xmlns:cx2="http://schemas.microsoft.com/office/drawing/2015/10/21/chartex" xmlns:cx3="http://schemas.microsoft.com/office/drawing/2016/5/9/chartex" xmlns:cx4="http://schemas.microsoft.com/office/drawing/2016/5/10/chartex" xmlns:cx5="http://schemas.microsoft.com/office/drawing/2016/5/11/chartex" xmlns:cx6="http://schemas.microsoft.com/office/drawing/2016/5/12/chartex" xmlns:cx7="http://schemas.microsoft.com/office/drawing/2016/5/13/chartex" xmlns:cx8="http://schemas.microsoft.com/office/drawing/2016/5/14/chartex" xmlns:mc="http://schemas.openxmlformats.org/markup-compatibility/2006" xmlns:aink="http://schemas.microsoft.com/office/drawing/2016/ink" xmlns:am3d="http://schemas.microsoft.com/office/drawing/2017/model3d" xmlns:o="urn:schemas-microsoft-com:office:office" xmlns:oel="http://schemas.microsoft.com/office/2019/extlst" xmlns:r="http://schemas.openxmlformats.org/officeDocument/2006/relationships" xmlns:m="http://schemas.openxmlformats.org/officeDocument/2006/math" xmlns:v="urn:schemas-microsoft-com:vml" xmlns:wp14="http://schemas.microsoft.com/office/word/2010/wordprocessingDrawing" xmlns:wp="http://schemas.openxmlformats.org/drawingml/2006/wordprocessingDrawing" xmlns:w10="urn:schemas-microsoft-com:office:word" xmlns:w="http://schemas.openxmlformats.org/wordprocessingml/2006/main" xmlns:w14="http://schemas.microsoft.com/office/word/2010/wordml" xmlns:w15="http://schemas.microsoft.com/office/word/2012/wordml" xmlns:w16cex="http://schemas.microsoft.com/office/word/2018/wordml/cex" xmlns:w16cid="http://schemas.microsoft.com/office/word/2016/wordml/cid" xmlns:w16="http://schemas.microsoft.com/office/word/2018/wordml" xmlns:w16du="http://schemas.microsoft.com/office/word/2023/wordml/word16du" xmlns:w16sdtdh="http://schemas.microsoft.com/office/word/2020/wordml/sdtdatahash" xmlns:w16sdtfl="http://schemas.microsoft.com/office/word/2024/wordml/sdtformatlock" xmlns:w16se="http://schemas.microsoft.com/office/word/2015/wordml/symex" xmlns:wpg="http://schemas.microsoft.com/office/word/2010/wordprocessingGroup" xmlns:wpi="http://schemas.microsoft.com/office/word/2010/wordprocessingInk" xmlns:wne="http://schemas.microsoft.com/office/word/2006/wordml" xmlns:wps="http://schemas.microsoft.com/office/word/2010/wordprocessingShape" mc:Ignorable="w14 w15 w16se w16cid w16 w16cex w16sdtdh w16sdtfl w16du wp14">
   <w:p>
     <w:pPr>
       <w:pStyle w:val="Header"/>
@@ -14929,7 +14280,7 @@
 </file>
 
 <file path=word/header2.xml><?xml version="1.0" encoding="utf-8"?>
-<w:hdr xmlns:wpc="http://schemas.microsoft.com/office/word/2010/wordprocessingCanvas" xmlns:cx="http://schemas.microsoft.com/office/drawing/2014/chartex" xmlns:cx1="http://schemas.microsoft.com/office/drawing/2015/9/8/chartex" xmlns:cx2="http://schemas.microsoft.com/office/drawing/2015/10/21/chartex" xmlns:cx3="http://schemas.microsoft.com/office/drawing/2016/5/9/chartex" xmlns:cx4="http://schemas.microsoft.com/office/drawing/2016/5/10/chartex" xmlns:cx5="http://schemas.microsoft.com/office/drawing/2016/5/11/chartex" xmlns:cx6="http://schemas.microsoft.com/office/drawing/2016/5/12/chartex" xmlns:cx7="http://schemas.microsoft.com/office/drawing/2016/5/13/chartex" xmlns:cx8="http://schemas.microsoft.com/office/drawing/2016/5/14/chartex" xmlns:mc="http://schemas.openxmlformats.org/markup-compatibility/2006" xmlns:aink="http://schemas.microsoft.com/office/drawing/2016/ink" xmlns:am3d="http://schemas.microsoft.com/office/drawing/2017/model3d" xmlns:o="urn:schemas-microsoft-com:office:office" xmlns:r="http://schemas.openxmlformats.org/officeDocument/2006/relationships" xmlns:m="http://schemas.openxmlformats.org/officeDocument/2006/math" xmlns:v="urn:schemas-microsoft-com:vml" xmlns:wp14="http://schemas.microsoft.com/office/word/2010/wordprocessingDrawing" xmlns:wp="http://schemas.openxmlformats.org/drawingml/2006/wordprocessingDrawing" xmlns:w10="urn:schemas-microsoft-com:office:word" xmlns:w="http://schemas.openxmlformats.org/wordprocessingml/2006/main" xmlns:w14="http://schemas.microsoft.com/office/word/2010/wordml" xmlns:w15="http://schemas.microsoft.com/office/word/2012/wordml" xmlns:w16cex="http://schemas.microsoft.com/office/word/2018/wordml/cex" xmlns:w16cid="http://schemas.microsoft.com/office/word/2016/wordml/cid" xmlns:w16="http://schemas.microsoft.com/office/word/2018/wordml" xmlns:w16sdtdh="http://schemas.microsoft.com/office/word/2020/wordml/sdtdatahash" xmlns:w16se="http://schemas.microsoft.com/office/word/2015/wordml/symex" xmlns:wpg="http://schemas.microsoft.com/office/word/2010/wordprocessingGroup" xmlns:wpi="http://schemas.microsoft.com/office/word/2010/wordprocessingInk" xmlns:wne="http://schemas.microsoft.com/office/word/2006/wordml" xmlns:wps="http://schemas.microsoft.com/office/word/2010/wordprocessingShape" mc:Ignorable="w14 w15 w16se w16cid w16 w16cex w16sdtdh wp14">
+<w:hdr xmlns:wpc="http://schemas.microsoft.com/office/word/2010/wordprocessingCanvas" xmlns:cx="http://schemas.microsoft.com/office/drawing/2014/chartex" xmlns:cx1="http://schemas.microsoft.com/office/drawing/2015/9/8/chartex" xmlns:cx2="http://schemas.microsoft.com/office/drawing/2015/10/21/chartex" xmlns:cx3="http://schemas.microsoft.com/office/drawing/2016/5/9/chartex" xmlns:cx4="http://schemas.microsoft.com/office/drawing/2016/5/10/chartex" xmlns:cx5="http://schemas.microsoft.com/office/drawing/2016/5/11/chartex" xmlns:cx6="http://schemas.microsoft.com/office/drawing/2016/5/12/chartex" xmlns:cx7="http://schemas.microsoft.com/office/drawing/2016/5/13/chartex" xmlns:cx8="http://schemas.microsoft.com/office/drawing/2016/5/14/chartex" xmlns:mc="http://schemas.openxmlformats.org/markup-compatibility/2006" xmlns:aink="http://schemas.microsoft.com/office/drawing/2016/ink" xmlns:am3d="http://schemas.microsoft.com/office/drawing/2017/model3d" xmlns:o="urn:schemas-microsoft-com:office:office" xmlns:oel="http://schemas.microsoft.com/office/2019/extlst" xmlns:r="http://schemas.openxmlformats.org/officeDocument/2006/relationships" xmlns:m="http://schemas.openxmlformats.org/officeDocument/2006/math" xmlns:v="urn:schemas-microsoft-com:vml" xmlns:wp14="http://schemas.microsoft.com/office/word/2010/wordprocessingDrawing" xmlns:wp="http://schemas.openxmlformats.org/drawingml/2006/wordprocessingDrawing" xmlns:w10="urn:schemas-microsoft-com:office:word" xmlns:w="http://schemas.openxmlformats.org/wordprocessingml/2006/main" xmlns:w14="http://schemas.microsoft.com/office/word/2010/wordml" xmlns:w15="http://schemas.microsoft.com/office/word/2012/wordml" xmlns:w16cex="http://schemas.microsoft.com/office/word/2018/wordml/cex" xmlns:w16cid="http://schemas.microsoft.com/office/word/2016/wordml/cid" xmlns:w16="http://schemas.microsoft.com/office/word/2018/wordml" xmlns:w16du="http://schemas.microsoft.com/office/word/2023/wordml/word16du" xmlns:w16sdtdh="http://schemas.microsoft.com/office/word/2020/wordml/sdtdatahash" xmlns:w16sdtfl="http://schemas.microsoft.com/office/word/2024/wordml/sdtformatlock" xmlns:w16se="http://schemas.microsoft.com/office/word/2015/wordml/symex" xmlns:wpg="http://schemas.microsoft.com/office/word/2010/wordprocessingGroup" xmlns:wpi="http://schemas.microsoft.com/office/word/2010/wordprocessingInk" xmlns:wne="http://schemas.microsoft.com/office/word/2006/wordml" xmlns:wps="http://schemas.microsoft.com/office/word/2010/wordprocessingShape" mc:Ignorable="w14 w15 w16se w16cid w16 w16cex w16sdtdh w16sdtfl w16du wp14">
   <w:p>
     <w:pPr>
       <w:pStyle w:val="Header"/>
@@ -14939,7 +14290,7 @@
 </file>
 
 <file path=word/numbering.xml><?xml version="1.0" encoding="utf-8"?>
-<w:numbering xmlns:wpc="http://schemas.microsoft.com/office/word/2010/wordprocessingCanvas" xmlns:cx="http://schemas.microsoft.com/office/drawing/2014/chartex" xmlns:cx1="http://schemas.microsoft.com/office/drawing/2015/9/8/chartex" xmlns:cx2="http://schemas.microsoft.com/office/drawing/2015/10/21/chartex" xmlns:cx3="http://schemas.microsoft.com/office/drawing/2016/5/9/chartex" xmlns:cx4="http://schemas.microsoft.com/office/drawing/2016/5/10/chartex" xmlns:cx5="http://schemas.microsoft.com/office/drawing/2016/5/11/chartex" xmlns:cx6="http://schemas.microsoft.com/office/drawing/2016/5/12/chartex" xmlns:cx7="http://schemas.microsoft.com/office/drawing/2016/5/13/chartex" xmlns:cx8="http://schemas.microsoft.com/office/drawing/2016/5/14/chartex" xmlns:mc="http://schemas.openxmlformats.org/markup-compatibility/2006" xmlns:aink="http://schemas.microsoft.com/office/drawing/2016/ink" xmlns:am3d="http://schemas.microsoft.com/office/drawing/2017/model3d" xmlns:o="urn:schemas-microsoft-com:office:office" xmlns:r="http://schemas.openxmlformats.org/officeDocument/2006/relationships" xmlns:m="http://schemas.openxmlformats.org/officeDocument/2006/math" xmlns:v="urn:schemas-microsoft-com:vml" xmlns:wp14="http://schemas.microsoft.com/office/word/2010/wordprocessingDrawing" xmlns:wp="http://schemas.openxmlformats.org/drawingml/2006/wordprocessingDrawing" xmlns:w10="urn:schemas-microsoft-com:office:word" xmlns:w="http://schemas.openxmlformats.org/wordprocessingml/2006/main" xmlns:w14="http://schemas.microsoft.com/office/word/2010/wordml" xmlns:w15="http://schemas.microsoft.com/office/word/2012/wordml" xmlns:w16cex="http://schemas.microsoft.com/office/word/2018/wordml/cex" xmlns:w16cid="http://schemas.microsoft.com/office/word/2016/wordml/cid" xmlns:w16="http://schemas.microsoft.com/office/word/2018/wordml" xmlns:w16sdtdh="http://schemas.microsoft.com/office/word/2020/wordml/sdtdatahash" xmlns:w16se="http://schemas.microsoft.com/office/word/2015/wordml/symex" xmlns:wpg="http://schemas.microsoft.com/office/word/2010/wordprocessingGroup" xmlns:wpi="http://schemas.microsoft.com/office/word/2010/wordprocessingInk" xmlns:wne="http://schemas.microsoft.com/office/word/2006/wordml" xmlns:wps="http://schemas.microsoft.com/office/word/2010/wordprocessingShape" mc:Ignorable="w14 w15 w16se w16cid w16 w16cex w16sdtdh wp14">
+<w:numbering xmlns:wpc="http://schemas.microsoft.com/office/word/2010/wordprocessingCanvas" xmlns:cx="http://schemas.microsoft.com/office/drawing/2014/chartex" xmlns:cx1="http://schemas.microsoft.com/office/drawing/2015/9/8/chartex" xmlns:cx2="http://schemas.microsoft.com/office/drawing/2015/10/21/chartex" xmlns:cx3="http://schemas.microsoft.com/office/drawing/2016/5/9/chartex" xmlns:cx4="http://schemas.microsoft.com/office/drawing/2016/5/10/chartex" xmlns:cx5="http://schemas.microsoft.com/office/drawing/2016/5/11/chartex" xmlns:cx6="http://schemas.microsoft.com/office/drawing/2016/5/12/chartex" xmlns:cx7="http://schemas.microsoft.com/office/drawing/2016/5/13/chartex" xmlns:cx8="http://schemas.microsoft.com/office/drawing/2016/5/14/chartex" xmlns:mc="http://schemas.openxmlformats.org/markup-compatibility/2006" xmlns:aink="http://schemas.microsoft.com/office/drawing/2016/ink" xmlns:am3d="http://schemas.microsoft.com/office/drawing/2017/model3d" xmlns:o="urn:schemas-microsoft-com:office:office" xmlns:oel="http://schemas.microsoft.com/office/2019/extlst" xmlns:r="http://schemas.openxmlformats.org/officeDocument/2006/relationships" xmlns:m="http://schemas.openxmlformats.org/officeDocument/2006/math" xmlns:v="urn:schemas-microsoft-com:vml" xmlns:wp14="http://schemas.microsoft.com/office/word/2010/wordprocessingDrawing" xmlns:wp="http://schemas.openxmlformats.org/drawingml/2006/wordprocessingDrawing" xmlns:w10="urn:schemas-microsoft-com:office:word" xmlns:w="http://schemas.openxmlformats.org/wordprocessingml/2006/main" xmlns:w14="http://schemas.microsoft.com/office/word/2010/wordml" xmlns:w15="http://schemas.microsoft.com/office/word/2012/wordml" xmlns:w16cex="http://schemas.microsoft.com/office/word/2018/wordml/cex" xmlns:w16cid="http://schemas.microsoft.com/office/word/2016/wordml/cid" xmlns:w16="http://schemas.microsoft.com/office/word/2018/wordml" xmlns:w16du="http://schemas.microsoft.com/office/word/2023/wordml/word16du" xmlns:w16sdtdh="http://schemas.microsoft.com/office/word/2020/wordml/sdtdatahash" xmlns:w16sdtfl="http://schemas.microsoft.com/office/word/2024/wordml/sdtformatlock" xmlns:w16se="http://schemas.microsoft.com/office/word/2015/wordml/symex" xmlns:wpg="http://schemas.microsoft.com/office/word/2010/wordprocessingGroup" xmlns:wpi="http://schemas.microsoft.com/office/word/2010/wordprocessingInk" xmlns:wne="http://schemas.microsoft.com/office/word/2006/wordml" xmlns:wps="http://schemas.microsoft.com/office/word/2010/wordprocessingShape" mc:Ignorable="w14 w15 w16se w16cid w16 w16cex w16sdtdh w16sdtfl w16du wp14">
   <w:abstractNum w:abstractNumId="0" w15:restartNumberingAfterBreak="0">
     <w:nsid w:val="06C72BF4"/>
     <w:multiLevelType w:val="multilevel"/>
@@ -15965,38 +15316,38 @@
       </w:pPr>
     </w:lvl>
   </w:abstractNum>
-  <w:num w:numId="1">
+  <w:num w:numId="1" w16cid:durableId="429544768">
     <w:abstractNumId w:val="2"/>
   </w:num>
-  <w:num w:numId="2">
+  <w:num w:numId="2" w16cid:durableId="691035136">
     <w:abstractNumId w:val="6"/>
   </w:num>
-  <w:num w:numId="3">
+  <w:num w:numId="3" w16cid:durableId="1321346070">
     <w:abstractNumId w:val="5"/>
   </w:num>
-  <w:num w:numId="4">
+  <w:num w:numId="4" w16cid:durableId="1096293882">
     <w:abstractNumId w:val="0"/>
   </w:num>
-  <w:num w:numId="5">
+  <w:num w:numId="5" w16cid:durableId="1915622392">
     <w:abstractNumId w:val="7"/>
   </w:num>
-  <w:num w:numId="6">
+  <w:num w:numId="6" w16cid:durableId="1523474776">
     <w:abstractNumId w:val="3"/>
   </w:num>
-  <w:num w:numId="7">
+  <w:num w:numId="7" w16cid:durableId="53234819">
     <w:abstractNumId w:val="8"/>
   </w:num>
-  <w:num w:numId="8">
+  <w:num w:numId="8" w16cid:durableId="458307594">
     <w:abstractNumId w:val="1"/>
   </w:num>
-  <w:num w:numId="9">
+  <w:num w:numId="9" w16cid:durableId="1837963657">
     <w:abstractNumId w:val="4"/>
   </w:num>
 </w:numbering>
 </file>
 
 <file path=word/styles.xml><?xml version="1.0" encoding="utf-8"?>
-<w:styles xmlns:mc="http://schemas.openxmlformats.org/markup-compatibility/2006" xmlns:r="http://schemas.openxmlformats.org/officeDocument/2006/relationships" xmlns:w="http://schemas.openxmlformats.org/wordprocessingml/2006/main" xmlns:w14="http://schemas.microsoft.com/office/word/2010/wordml" xmlns:w15="http://schemas.microsoft.com/office/word/2012/wordml" xmlns:w16cex="http://schemas.microsoft.com/office/word/2018/wordml/cex" xmlns:w16cid="http://schemas.microsoft.com/office/word/2016/wordml/cid" xmlns:w16="http://schemas.microsoft.com/office/word/2018/wordml" xmlns:w16sdtdh="http://schemas.microsoft.com/office/word/2020/wordml/sdtdatahash" xmlns:w16se="http://schemas.microsoft.com/office/word/2015/wordml/symex" mc:Ignorable="w14 w15 w16se w16cid w16 w16cex w16sdtdh">
+<w:styles xmlns:mc="http://schemas.openxmlformats.org/markup-compatibility/2006" xmlns:r="http://schemas.openxmlformats.org/officeDocument/2006/relationships" xmlns:w="http://schemas.openxmlformats.org/wordprocessingml/2006/main" xmlns:w14="http://schemas.microsoft.com/office/word/2010/wordml" xmlns:w15="http://schemas.microsoft.com/office/word/2012/wordml" xmlns:w16cex="http://schemas.microsoft.com/office/word/2018/wordml/cex" xmlns:w16cid="http://schemas.microsoft.com/office/word/2016/wordml/cid" xmlns:w16="http://schemas.microsoft.com/office/word/2018/wordml" xmlns:w16du="http://schemas.microsoft.com/office/word/2023/wordml/word16du" xmlns:w16sdtdh="http://schemas.microsoft.com/office/word/2020/wordml/sdtdatahash" xmlns:w16sdtfl="http://schemas.microsoft.com/office/word/2024/wordml/sdtformatlock" xmlns:w16se="http://schemas.microsoft.com/office/word/2015/wordml/symex" mc:Ignorable="w14 w15 w16se w16cid w16 w16cex w16sdtdh w16sdtfl w16du">
   <w:docDefaults>
     <w:rPrDefault>
       <w:rPr>
@@ -16610,7 +15961,6 @@
   <w:style w:type="character" w:default="1" w:styleId="DefaultParagraphFont">
     <w:name w:val="Default Paragraph Font"/>
     <w:uiPriority w:val="1"/>
-    <w:semiHidden/>
     <w:unhideWhenUsed/>
   </w:style>
   <w:style w:type="table" w:default="1" w:styleId="TableNormal">
@@ -17236,7 +16586,7 @@
 </file>
 
 <file path=word/glossary/document.xml><?xml version="1.0" encoding="utf-8"?>
-<w:glossaryDocument xmlns:wpc="http://schemas.microsoft.com/office/word/2010/wordprocessingCanvas" xmlns:cx="http://schemas.microsoft.com/office/drawing/2014/chartex" xmlns:cx1="http://schemas.microsoft.com/office/drawing/2015/9/8/chartex" xmlns:cx2="http://schemas.microsoft.com/office/drawing/2015/10/21/chartex" xmlns:cx3="http://schemas.microsoft.com/office/drawing/2016/5/9/chartex" xmlns:cx4="http://schemas.microsoft.com/office/drawing/2016/5/10/chartex" xmlns:cx5="http://schemas.microsoft.com/office/drawing/2016/5/11/chartex" xmlns:cx6="http://schemas.microsoft.com/office/drawing/2016/5/12/chartex" xmlns:cx7="http://schemas.microsoft.com/office/drawing/2016/5/13/chartex" xmlns:cx8="http://schemas.microsoft.com/office/drawing/2016/5/14/chartex" xmlns:mc="http://schemas.openxmlformats.org/markup-compatibility/2006" xmlns:aink="http://schemas.microsoft.com/office/drawing/2016/ink" xmlns:am3d="http://schemas.microsoft.com/office/drawing/2017/model3d" xmlns:o="urn:schemas-microsoft-com:office:office" xmlns:r="http://schemas.openxmlformats.org/officeDocument/2006/relationships" xmlns:m="http://schemas.openxmlformats.org/officeDocument/2006/math" xmlns:v="urn:schemas-microsoft-com:vml" xmlns:wp14="http://schemas.microsoft.com/office/word/2010/wordprocessingDrawing" xmlns:wp="http://schemas.openxmlformats.org/drawingml/2006/wordprocessingDrawing" xmlns:w10="urn:schemas-microsoft-com:office:word" xmlns:w="http://schemas.openxmlformats.org/wordprocessingml/2006/main" xmlns:w14="http://schemas.microsoft.com/office/word/2010/wordml" xmlns:w15="http://schemas.microsoft.com/office/word/2012/wordml" xmlns:w16cex="http://schemas.microsoft.com/office/word/2018/wordml/cex" xmlns:w16cid="http://schemas.microsoft.com/office/word/2016/wordml/cid" xmlns:w16="http://schemas.microsoft.com/office/word/2018/wordml" xmlns:w16sdtdh="http://schemas.microsoft.com/office/word/2020/wordml/sdtdatahash" xmlns:w16se="http://schemas.microsoft.com/office/word/2015/wordml/symex" xmlns:wpg="http://schemas.microsoft.com/office/word/2010/wordprocessingGroup" xmlns:wpi="http://schemas.microsoft.com/office/word/2010/wordprocessingInk" xmlns:wne="http://schemas.microsoft.com/office/word/2006/wordml" xmlns:wps="http://schemas.microsoft.com/office/word/2010/wordprocessingShape" mc:Ignorable="w14 w15 w16se w16cid w16 w16cex w16sdtdh wp14">
+<w:glossaryDocument xmlns:wpc="http://schemas.microsoft.com/office/word/2010/wordprocessingCanvas" xmlns:cx="http://schemas.microsoft.com/office/drawing/2014/chartex" xmlns:cx1="http://schemas.microsoft.com/office/drawing/2015/9/8/chartex" xmlns:cx2="http://schemas.microsoft.com/office/drawing/2015/10/21/chartex" xmlns:cx3="http://schemas.microsoft.com/office/drawing/2016/5/9/chartex" xmlns:cx4="http://schemas.microsoft.com/office/drawing/2016/5/10/chartex" xmlns:cx5="http://schemas.microsoft.com/office/drawing/2016/5/11/chartex" xmlns:cx6="http://schemas.microsoft.com/office/drawing/2016/5/12/chartex" xmlns:cx7="http://schemas.microsoft.com/office/drawing/2016/5/13/chartex" xmlns:cx8="http://schemas.microsoft.com/office/drawing/2016/5/14/chartex" xmlns:mc="http://schemas.openxmlformats.org/markup-compatibility/2006" xmlns:aink="http://schemas.microsoft.com/office/drawing/2016/ink" xmlns:am3d="http://schemas.microsoft.com/office/drawing/2017/model3d" xmlns:o="urn:schemas-microsoft-com:office:office" xmlns:oel="http://schemas.microsoft.com/office/2019/extlst" xmlns:r="http://schemas.openxmlformats.org/officeDocument/2006/relationships" xmlns:m="http://schemas.openxmlformats.org/officeDocument/2006/math" xmlns:v="urn:schemas-microsoft-com:vml" xmlns:wp14="http://schemas.microsoft.com/office/word/2010/wordprocessingDrawing" xmlns:wp="http://schemas.openxmlformats.org/drawingml/2006/wordprocessingDrawing" xmlns:w10="urn:schemas-microsoft-com:office:word" xmlns:w="http://schemas.openxmlformats.org/wordprocessingml/2006/main" xmlns:w14="http://schemas.microsoft.com/office/word/2010/wordml" xmlns:w15="http://schemas.microsoft.com/office/word/2012/wordml" xmlns:w16cex="http://schemas.microsoft.com/office/word/2018/wordml/cex" xmlns:w16cid="http://schemas.microsoft.com/office/word/2016/wordml/cid" xmlns:w16="http://schemas.microsoft.com/office/word/2018/wordml" xmlns:w16du="http://schemas.microsoft.com/office/word/2023/wordml/word16du" xmlns:w16sdtdh="http://schemas.microsoft.com/office/word/2020/wordml/sdtdatahash" xmlns:w16sdtfl="http://schemas.microsoft.com/office/word/2024/wordml/sdtformatlock" xmlns:w16se="http://schemas.microsoft.com/office/word/2015/wordml/symex" xmlns:wpg="http://schemas.microsoft.com/office/word/2010/wordprocessingGroup" xmlns:wpi="http://schemas.microsoft.com/office/word/2010/wordprocessingInk" xmlns:wne="http://schemas.microsoft.com/office/word/2006/wordml" xmlns:wps="http://schemas.microsoft.com/office/word/2010/wordprocessingShape" mc:Ignorable="w14 w15 w16se w16cid w16 w16cex w16sdtdh w16sdtfl w16du wp14">
   <w:docParts>
     <w:docPart>
       <w:docPartPr>
@@ -17269,7 +16619,7 @@
 </file>
 
 <file path=word/glossary/fontTable.xml><?xml version="1.0" encoding="utf-8"?>
-<w:fonts xmlns:mc="http://schemas.openxmlformats.org/markup-compatibility/2006" xmlns:r="http://schemas.openxmlformats.org/officeDocument/2006/relationships" xmlns:w="http://schemas.openxmlformats.org/wordprocessingml/2006/main" xmlns:w14="http://schemas.microsoft.com/office/word/2010/wordml" xmlns:w15="http://schemas.microsoft.com/office/word/2012/wordml" xmlns:w16cex="http://schemas.microsoft.com/office/word/2018/wordml/cex" xmlns:w16cid="http://schemas.microsoft.com/office/word/2016/wordml/cid" xmlns:w16="http://schemas.microsoft.com/office/word/2018/wordml" xmlns:w16sdtdh="http://schemas.microsoft.com/office/word/2020/wordml/sdtdatahash" xmlns:w16se="http://schemas.microsoft.com/office/word/2015/wordml/symex" mc:Ignorable="w14 w15 w16se w16cid w16 w16cex w16sdtdh">
+<w:fonts xmlns:mc="http://schemas.openxmlformats.org/markup-compatibility/2006" xmlns:r="http://schemas.openxmlformats.org/officeDocument/2006/relationships" xmlns:w="http://schemas.openxmlformats.org/wordprocessingml/2006/main" xmlns:w14="http://schemas.microsoft.com/office/word/2010/wordml" xmlns:w15="http://schemas.microsoft.com/office/word/2012/wordml" xmlns:w16cex="http://schemas.microsoft.com/office/word/2018/wordml/cex" xmlns:w16cid="http://schemas.microsoft.com/office/word/2016/wordml/cid" xmlns:w16="http://schemas.microsoft.com/office/word/2018/wordml" xmlns:w16du="http://schemas.microsoft.com/office/word/2023/wordml/word16du" xmlns:w16sdtdh="http://schemas.microsoft.com/office/word/2020/wordml/sdtdatahash" xmlns:w16sdtfl="http://schemas.microsoft.com/office/word/2024/wordml/sdtformatlock" xmlns:w16se="http://schemas.microsoft.com/office/word/2015/wordml/symex" mc:Ignorable="w14 w15 w16se w16cid w16 w16cex w16sdtdh w16sdtfl w16du">
   <w:font w:name="Times New Roman">
     <w:panose1 w:val="02020603050405020304"/>
     <w:charset w:val="00"/>
@@ -17298,11 +16648,23 @@
     <w:pitch w:val="variable"/>
     <w:sig w:usb0="E4002EFF" w:usb1="C200247B" w:usb2="00000009" w:usb3="00000000" w:csb0="000001FF" w:csb1="00000000"/>
   </w:font>
+  <w:font w:name="Aptos">
+    <w:charset w:val="00"/>
+    <w:family w:val="swiss"/>
+    <w:pitch w:val="variable"/>
+    <w:sig w:usb0="20000287" w:usb1="00000003" w:usb2="00000000" w:usb3="00000000" w:csb0="0000019F" w:csb1="00000000"/>
+  </w:font>
+  <w:font w:name="Aptos Display">
+    <w:charset w:val="00"/>
+    <w:family w:val="swiss"/>
+    <w:pitch w:val="variable"/>
+    <w:sig w:usb0="20000287" w:usb1="00000003" w:usb2="00000000" w:usb3="00000000" w:csb0="0000019F" w:csb1="00000000"/>
+  </w:font>
 </w:fonts>
 </file>
 
 <file path=word/glossary/settings.xml><?xml version="1.0" encoding="utf-8"?>
-<w:settings xmlns:mc="http://schemas.openxmlformats.org/markup-compatibility/2006" xmlns:o="urn:schemas-microsoft-com:office:office" xmlns:r="http://schemas.openxmlformats.org/officeDocument/2006/relationships" xmlns:m="http://schemas.openxmlformats.org/officeDocument/2006/math" xmlns:v="urn:schemas-microsoft-com:vml" xmlns:w10="urn:schemas-microsoft-com:office:word" xmlns:w="http://schemas.openxmlformats.org/wordprocessingml/2006/main" xmlns:w14="http://schemas.microsoft.com/office/word/2010/wordml" xmlns:w15="http://schemas.microsoft.com/office/word/2012/wordml" xmlns:w16cex="http://schemas.microsoft.com/office/word/2018/wordml/cex" xmlns:w16cid="http://schemas.microsoft.com/office/word/2016/wordml/cid" xmlns:w16="http://schemas.microsoft.com/office/word/2018/wordml" xmlns:w16sdtdh="http://schemas.microsoft.com/office/word/2020/wordml/sdtdatahash" xmlns:w16se="http://schemas.microsoft.com/office/word/2015/wordml/symex" xmlns:sl="http://schemas.openxmlformats.org/schemaLibrary/2006/main" mc:Ignorable="w14 w15 w16se w16cid w16 w16cex w16sdtdh">
+<w:settings xmlns:mc="http://schemas.openxmlformats.org/markup-compatibility/2006" xmlns:o="urn:schemas-microsoft-com:office:office" xmlns:r="http://schemas.openxmlformats.org/officeDocument/2006/relationships" xmlns:m="http://schemas.openxmlformats.org/officeDocument/2006/math" xmlns:v="urn:schemas-microsoft-com:vml" xmlns:w10="urn:schemas-microsoft-com:office:word" xmlns:w="http://schemas.openxmlformats.org/wordprocessingml/2006/main" xmlns:w14="http://schemas.microsoft.com/office/word/2010/wordml" xmlns:w15="http://schemas.microsoft.com/office/word/2012/wordml" xmlns:w16cex="http://schemas.microsoft.com/office/word/2018/wordml/cex" xmlns:w16cid="http://schemas.microsoft.com/office/word/2016/wordml/cid" xmlns:w16="http://schemas.microsoft.com/office/word/2018/wordml" xmlns:w16du="http://schemas.microsoft.com/office/word/2023/wordml/word16du" xmlns:w16sdtdh="http://schemas.microsoft.com/office/word/2020/wordml/sdtdatahash" xmlns:w16sdtfl="http://schemas.microsoft.com/office/word/2024/wordml/sdtformatlock" xmlns:w16se="http://schemas.microsoft.com/office/word/2015/wordml/symex" xmlns:sl="http://schemas.openxmlformats.org/schemaLibrary/2006/main" mc:Ignorable="w14 w15 w16se w16cid w16 w16cex w16sdtdh w16sdtfl w16du">
   <w:view w:val="normal"/>
   <w:defaultTabStop w:val="720"/>
   <w:characterSpacingControl w:val="doNotCompress"/>
@@ -17317,12 +16679,16 @@
   </w:compat>
   <w:rsids>
     <w:rsidRoot w:val="002429E9"/>
+    <w:rsid w:val="00035BBE"/>
+    <w:rsid w:val="000B4EDC"/>
     <w:rsid w:val="002429E9"/>
     <w:rsid w:val="002E5476"/>
     <w:rsid w:val="003D5DDC"/>
     <w:rsid w:val="004942A1"/>
     <w:rsid w:val="008A30BA"/>
     <w:rsid w:val="00A768B5"/>
+    <w:rsid w:val="00DB60FE"/>
+    <w:rsid w:val="00E9535B"/>
   </w:rsids>
   <m:mathPr>
     <m:mathFont m:val="Cambria Math"/>
@@ -17346,7 +16712,7 @@
 </file>
 
 <file path=word/glossary/styles.xml><?xml version="1.0" encoding="utf-8"?>
-<w:styles xmlns:mc="http://schemas.openxmlformats.org/markup-compatibility/2006" xmlns:r="http://schemas.openxmlformats.org/officeDocument/2006/relationships" xmlns:w="http://schemas.openxmlformats.org/wordprocessingml/2006/main" xmlns:w14="http://schemas.microsoft.com/office/word/2010/wordml" xmlns:w15="http://schemas.microsoft.com/office/word/2012/wordml" xmlns:w16cex="http://schemas.microsoft.com/office/word/2018/wordml/cex" xmlns:w16cid="http://schemas.microsoft.com/office/word/2016/wordml/cid" xmlns:w16="http://schemas.microsoft.com/office/word/2018/wordml" xmlns:w16sdtdh="http://schemas.microsoft.com/office/word/2020/wordml/sdtdatahash" xmlns:w16se="http://schemas.microsoft.com/office/word/2015/wordml/symex" mc:Ignorable="w14 w15 w16se w16cid w16 w16cex w16sdtdh">
+<w:styles xmlns:mc="http://schemas.openxmlformats.org/markup-compatibility/2006" xmlns:r="http://schemas.openxmlformats.org/officeDocument/2006/relationships" xmlns:w="http://schemas.openxmlformats.org/wordprocessingml/2006/main" xmlns:w14="http://schemas.microsoft.com/office/word/2010/wordml" xmlns:w15="http://schemas.microsoft.com/office/word/2012/wordml" xmlns:w16cex="http://schemas.microsoft.com/office/word/2018/wordml/cex" xmlns:w16cid="http://schemas.microsoft.com/office/word/2016/wordml/cid" xmlns:w16="http://schemas.microsoft.com/office/word/2018/wordml" xmlns:w16du="http://schemas.microsoft.com/office/word/2023/wordml/word16du" xmlns:w16sdtdh="http://schemas.microsoft.com/office/word/2020/wordml/sdtdatahash" xmlns:w16sdtfl="http://schemas.microsoft.com/office/word/2024/wordml/sdtformatlock" xmlns:w16se="http://schemas.microsoft.com/office/word/2015/wordml/symex" mc:Ignorable="w14 w15 w16se w16cid w16 w16cex w16sdtdh w16sdtfl w16du">
   <w:docDefaults>
     <w:rPrDefault>
       <w:rPr>
@@ -17785,7 +17151,7 @@
 </file>
 
 <file path=word/glossary/webSettings.xml><?xml version="1.0" encoding="utf-8"?>
-<w:webSettings xmlns:mc="http://schemas.openxmlformats.org/markup-compatibility/2006" xmlns:r="http://schemas.openxmlformats.org/officeDocument/2006/relationships" xmlns:w="http://schemas.openxmlformats.org/wordprocessingml/2006/main" xmlns:w14="http://schemas.microsoft.com/office/word/2010/wordml" xmlns:w15="http://schemas.microsoft.com/office/word/2012/wordml" xmlns:w16cex="http://schemas.microsoft.com/office/word/2018/wordml/cex" xmlns:w16cid="http://schemas.microsoft.com/office/word/2016/wordml/cid" xmlns:w16="http://schemas.microsoft.com/office/word/2018/wordml" xmlns:w16sdtdh="http://schemas.microsoft.com/office/word/2020/wordml/sdtdatahash" xmlns:w16se="http://schemas.microsoft.com/office/word/2015/wordml/symex" mc:Ignorable="w14 w15 w16se w16cid w16 w16cex w16sdtdh">
+<w:webSettings xmlns:mc="http://schemas.openxmlformats.org/markup-compatibility/2006" xmlns:r="http://schemas.openxmlformats.org/officeDocument/2006/relationships" xmlns:w="http://schemas.openxmlformats.org/wordprocessingml/2006/main" xmlns:w14="http://schemas.microsoft.com/office/word/2010/wordml" xmlns:w15="http://schemas.microsoft.com/office/word/2012/wordml" xmlns:w16cex="http://schemas.microsoft.com/office/word/2018/wordml/cex" xmlns:w16cid="http://schemas.microsoft.com/office/word/2016/wordml/cid" xmlns:w16="http://schemas.microsoft.com/office/word/2018/wordml" xmlns:w16du="http://schemas.microsoft.com/office/word/2023/wordml/word16du" xmlns:w16sdtdh="http://schemas.microsoft.com/office/word/2020/wordml/sdtdatahash" xmlns:w16sdtfl="http://schemas.microsoft.com/office/word/2024/wordml/sdtformatlock" xmlns:w16se="http://schemas.microsoft.com/office/word/2015/wordml/symex" mc:Ignorable="w14 w15 w16se w16cid w16 w16cex w16sdtdh w16sdtfl w16du">
   <w:optimizeForBrowser/>
   <w:allowPNG/>
 </w:webSettings>
@@ -18088,7 +17454,7 @@
 
 <file path=word/webextensions/taskpanes.xml><?xml version="1.0" encoding="utf-8"?>
 <wetp:taskpanes xmlns:wetp="http://schemas.microsoft.com/office/webextensions/taskpanes/2010/11">
-  <wetp:taskpane dockstate="right" visibility="0" width="525" row="1">
+  <wetp:taskpane dockstate="right" visibility="0" width="350" row="0">
     <wetp:webextensionref xmlns:r="http://schemas.openxmlformats.org/officeDocument/2006/relationships" r:id="rId1"/>
   </wetp:taskpane>
 </wetp:taskpanes>

--- a/penulisan bab/01 Laporan/laporan_v1.1.docx
+++ b/penulisan bab/01 Laporan/laporan_v1.1.docx
@@ -241,7 +241,16 @@
           <w:szCs w:val="24"/>
         </w:rPr>
         <w:br/>
-        <w:t>301220033</w:t>
+        <w:t>3012200</w:t>
+      </w:r>
+      <w:r>
+        <w:rPr>
+          <w:rFonts w:ascii="Times New Roman" w:hAnsi="Times New Roman" w:cs="Times New Roman"/>
+          <w:bCs/>
+          <w:sz w:val="24"/>
+          <w:szCs w:val="24"/>
+        </w:rPr>
+        <w:t>29</w:t>
       </w:r>
     </w:p>
     <w:p>
@@ -6896,30 +6905,31 @@
         <w:t>Hasil kajian Institut Ilmu Alquran (IIQ) Jakarta 2024 menunjukkan persentase buta aksara Alquran di Indonesia mencapai 58 persen sampai dengan 65 persen. Sementara data Index Literasi Alquran Kementerian Agama 2023 menunjukkan, hanya 44,57 persen umat Islam yang mampu membaca ayat dengan lancar sesuai tajwid</w:t>
       </w:r>
       <w:r>
-        <w:t>. (</w:t>
-      </w:r>
-      <w:r>
-        <w:fldChar w:fldCharType="begin"/>
-      </w:r>
-      <w:r>
-        <w:instrText>HYPERLINK "https://mui.or.id/baca/opini/mengukur-masa-depan-peradaban-dalam-literasi-alquran?"</w:instrText>
-      </w:r>
-      <w:r>
-        <w:fldChar w:fldCharType="separate"/>
-      </w:r>
-      <w:r>
-        <w:rPr>
-          <w:rStyle w:val="Hyperlink"/>
-          <w:color w:val="auto"/>
-        </w:rPr>
-        <w:t>mui digital</w:t>
-      </w:r>
-      <w:r>
-        <w:fldChar w:fldCharType="end"/>
-      </w:r>
-      <w:r>
-        <w:t>)</w:t>
-      </w:r>
+        <w:t>.</w:t>
+      </w:r>
+      <w:r>
+        <w:t xml:space="preserve"> </w:t>
+      </w:r>
+      <w:sdt>
+        <w:sdtPr>
+          <w:rPr>
+            <w:color w:val="000000"/>
+          </w:rPr>
+          <w:tag w:val="MENDELEY_CITATION_v3_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"/>
+          <w:id w:val="1529375786"/>
+          <w:placeholder>
+            <w:docPart w:val="DefaultPlaceholder_-1854013440"/>
+          </w:placeholder>
+        </w:sdtPr>
+        <w:sdtContent>
+          <w:r>
+            <w:rPr>
+              <w:color w:val="000000"/>
+            </w:rPr>
+            <w:t>(KH M Cholil Nafis, 2026)</w:t>
+          </w:r>
+        </w:sdtContent>
+      </w:sdt>
     </w:p>
     <w:p>
       <w:pPr>
@@ -7192,25 +7202,25 @@
           <w:rStyle w:val="Emphasis"/>
           <w:rFonts w:eastAsiaTheme="majorEastAsia"/>
         </w:rPr>
-        <w:t>Mel Frequency Cepstral Coefficient</w:t>
-      </w:r>
-      <w:r>
-        <w:t xml:space="preserve"> (MFCC) dikombinasikan dengan metode seleksi fitur </w:t>
+        <w:t xml:space="preserve">Mel Frequency Cepstral </w:t>
       </w:r>
       <w:r>
         <w:rPr>
           <w:rStyle w:val="Emphasis"/>
           <w:rFonts w:eastAsiaTheme="majorEastAsia"/>
         </w:rPr>
-        <w:t xml:space="preserve">Dominant </w:t>
+        <w:lastRenderedPageBreak/>
+        <w:t>Coefficient</w:t>
+      </w:r>
+      <w:r>
+        <w:t xml:space="preserve"> (MFCC) dikombinasikan dengan metode seleksi fitur </w:t>
       </w:r>
       <w:r>
         <w:rPr>
           <w:rStyle w:val="Emphasis"/>
           <w:rFonts w:eastAsiaTheme="majorEastAsia"/>
         </w:rPr>
-        <w:lastRenderedPageBreak/>
-        <w:t>Weight Normalization</w:t>
+        <w:t>Dominant Weight Normalization</w:t>
       </w:r>
       <w:r>
         <w:t xml:space="preserve"> (NBD) untuk memeriksa kesesuaian bacaan Al-Qur'an sesuai kaidah tajwid di TPA Nurul Huda Plus Purbayan, dengan hasil akurasi tertinggi sebesar 90,2% pada koefisien cepstral ke-23. Selanjutnya, Ferdiansyah dan Aditya </w:t>
@@ -7342,11 +7352,11 @@
         <w:t>AI Assistant</w:t>
       </w:r>
       <w:r>
-        <w:t xml:space="preserve"> evaluasi bacaan Al-Qur'an yang mengintegrasikan model ASR berbasis OpenAI-Whisper untuk transkripsi bacaan, klasifikasi multi-hukum tajwid </w:t>
+        <w:t xml:space="preserve"> evaluasi bacaan Al-Qur'an yang mengintegrasikan model ASR berbasis </w:t>
       </w:r>
       <w:r>
         <w:lastRenderedPageBreak/>
-        <w:t xml:space="preserve">menggunakan MFCC dan CNN, serta modul umpan balik otomatis berbahasa Indonesia yang ditujukan secara khusus untuk santri di lingkungan </w:t>
+        <w:t xml:space="preserve">OpenAI-Whisper untuk transkripsi bacaan, klasifikasi multi-hukum tajwid menggunakan MFCC dan CNN, serta modul umpan balik otomatis berbahasa Indonesia yang ditujukan secara khusus untuk santri di lingkungan </w:t>
       </w:r>
       <w:r>
         <w:rPr>
@@ -15961,6 +15971,7 @@
   <w:style w:type="character" w:default="1" w:styleId="DefaultParagraphFont">
     <w:name w:val="Default Paragraph Font"/>
     <w:uiPriority w:val="1"/>
+    <w:semiHidden/>
     <w:unhideWhenUsed/>
   </w:style>
   <w:style w:type="table" w:default="1" w:styleId="TableNormal">
@@ -16684,9 +16695,11 @@
     <w:rsid w:val="002429E9"/>
     <w:rsid w:val="002E5476"/>
     <w:rsid w:val="003D5DDC"/>
+    <w:rsid w:val="00407941"/>
     <w:rsid w:val="004942A1"/>
     <w:rsid w:val="008A30BA"/>
     <w:rsid w:val="00A768B5"/>
+    <w:rsid w:val="00BE3C5F"/>
     <w:rsid w:val="00DB60FE"/>
     <w:rsid w:val="00E9535B"/>
   </w:rsids>
@@ -17469,7 +17482,7 @@
   <we:properties>
     <we:property name="MENDELEY_BIBLIOGRAPHY_IS_DIRTY" value="true"/>
     <we:property name="MENDELEY_BIBLIOGRAPHY_LAST_MODIFIED" value="1778481602825"/>
-    <we:property name="MENDELEY_CITATIONS" value="[{&quot;citationID&quot;:&quot;MENDELEY_CITATION_e4bf3945-ec40-4196-b57c-30eac40400af&quot;,&quot;properties&quot;:{&quot;noteIndex&quot;:0},&quot;isEdited&quot;:false,&quot;manualOverride&quot;:{&quot;isManuallyOverridden&quot;:false,&quot;citeprocText&quot;:&quot;(Jayadianti et al., 2021)&quot;,&quot;manualOverrideText&quot;:&quot;&quot;},&quot;citationTag&quot;:&quot;MENDELEY_CITATION_v3_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&quot;,&quot;citationItems&quot;:[{&quot;id&quot;:&quot;53ced348-2539-380a-874b-6bafa2c29545&quot;,&quot;itemData&quot;:{&quot;type&quot;:&quot;report&quot;,&quot;id&quot;:&quot;53ced348-2539-380a-874b-6bafa2c29545&quot;,&quot;title&quot;:&quot;The Implementation Of Mfcc Feature Extraction And Selection of Cepstral Coefficient for Qur'an Recitation in TPA (Qur'an Learning Center) Nurul Huda Plus Purbayan&quot;,&quot;author&quot;:[{&quot;family&quot;:&quot;Jayadianti&quot;,&quot;given&quot;:&quot;Herlina&quot;,&quot;parse-names&quot;:false,&quot;dropping-particle&quot;:&quot;&quot;,&quot;non-dropping-particle&quot;:&quot;&quot;},{&quot;family&quot;:&quot;Heriyanto&quot;,&quot;given&quot;:&quot;&quot;,&quot;parse-names&quot;:false,&quot;dropping-particle&quot;:&quot;&quot;,&quot;non-dropping-particle&quot;:&quot;&quot;},{&quot;family&quot;:&quot;Juwairiah&quot;,&quot;given&quot;:&quot;&quot;,&quot;parse-names&quot;:false,&quot;dropping-particle&quot;:&quot;&quot;,&quot;non-dropping-particle&quot;:&quot;&quot;}],&quot;URL&quot;:&quot;https://proceeding.researchsynergypress.com/index.php/cset/index&quot;,&quot;issued&quot;:{&quot;date-parts&quot;:[[2021]]},&quot;number-of-pages&quot;:&quot;453-478&quot;,&quot;abstract&quot;:&quot;There are two approaches to Qur'an recitation, namely talaqqi and qira'ati. Both approaches use the science of recitation containing knowledge of the rules and procedures for reading the Qur'an properly. Talaqqi requires the teacher and students to sit facing each other while qira'ati is the recitation of the Qur'an with rhythms and tones. Many studies have developed an automatic speech recognition system for Qur'an recitation to help the learning process. Feature extraction model using Mel Frequency Cepstral Coefficient (MFCC) and Linear Predictive Code (LPC). The MFCC method has an accuracy of 50% to 60% while the accuracy of Linear Predictive Code (LPC) is only 45% to 50%, so the non-linear MFCC method has higher accuracy than the linear approach method. The cepstral coefficient feature that is used starts from 0 to 23 or 24 cepstral coefficients. Meanwhile, the frame taken consists of 0 to 10 frames or eleven frames. Voting for 300 recorded voice samples was tested against 200 voice recordings, both male and female voices. The frequency used was 44.100 kHz stereo 16 bit. This study aims to obtain good accuracy by selecting the right feature on the cepstral coefficient using MFCC feature extraction and matching accuracy through the selection of the cepstral coefficient feature with Dominant Weight Normalization (NBD) at TPA Nurul Huda Plus Purbayan. Accuracy results showed that the MFCC method with the selection of the 23 rd cepstral coefficient has a higher accuracy rate of 90.2% compared to the others. It can be concluded that the selection of the right features on the 23 rd cepstral coefficient affects the accuracy of the voice of Qur'an recitation.&quot;,&quot;issue&quot;:&quot;1&quot;,&quot;volume&quot;:&quot;1&quot;,&quot;container-title-short&quot;:&quot;&quot;},&quot;isTemporary&quot;:false}]},{&quot;citationID&quot;:&quot;MENDELEY_CITATION_51c3dc7c-7a90-435e-aa0a-e3b35b1a4a02&quot;,&quot;properties&quot;:{&quot;noteIndex&quot;:0},&quot;isEdited&quot;:false,&quot;manualOverride&quot;:{&quot;isManuallyOverridden&quot;:false,&quot;citeprocText&quot;:&quot;(Ferdiansyah et al., 2024)&quot;,&quot;manualOverrideText&quot;:&quot;&quot;},&quot;citationTag&quot;:&quot;MENDELEY_CITATION_v3_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&quot;,&quot;citationItems&quot;:[{&quot;id&quot;:&quot;d81bb3f1-e325-3fa1-9748-77d55b4a456a&quot;,&quot;itemData&quot;:{&quot;type&quot;:&quot;report&quot;,&quot;id&quot;:&quot;d81bb3f1-e325-3fa1-9748-77d55b4a456a&quot;,&quot;title&quot;:&quot;Implementasi Automatic Speech Recognition Bacaan Al-Qur'an Menggunakan Metode Wav2Vec 2.0 dan OpenAI-Whisper&quot;,&quot;author&quot;:[{&quot;family&quot;:&quot;Ferdiansyah&quot;,&quot;given&quot;:&quot;Danny&quot;,&quot;parse-names&quot;:false,&quot;dropping-particle&quot;:&quot;&quot;,&quot;non-dropping-particle&quot;:&quot;&quot;},{&quot;family&quot;:&quot;Sri Kusuma Aditya&quot;,&quot;given&quot;:&quot;Christian&quot;,&quot;parse-names&quot;:false,&quot;dropping-particle&quot;:&quot;&quot;,&quot;non-dropping-particle&quot;:&quot;&quot;},{&quot;family&quot;:&quot;Raya Tlogomas No&quot;,&quot;given&quot;:&quot;Jl&quot;,&quot;parse-names&quot;:false,&quot;dropping-particle&quot;:&quot;&quot;,&quot;non-dropping-particle&quot;:&quot;&quot;},{&quot;family&quot;:&quot;Lowokwaru&quot;,&quot;given&quot;:&quot;Kec&quot;,&quot;parse-names&quot;:false,&quot;dropping-particle&quot;:&quot;&quot;,&quot;non-dropping-particle&quot;:&quot;&quot;},{&quot;family&quot;:&quot;Malang&quot;,&quot;given&quot;:&quot;Kota&quot;,&quot;parse-names&quot;:false,&quot;dropping-particle&quot;:&quot;&quot;,&quot;non-dropping-particle&quot;:&quot;&quot;},{&quot;family&quot;:&quot;Timur&quot;,&quot;given&quot;:&quot;Jawa&quot;,&quot;parse-names&quot;:false,&quot;dropping-particle&quot;:&quot;&quot;,&quot;non-dropping-particle&quot;:&quot;&quot;}],&quot;URL&quot;:&quot;https://journal.trunojoyo.ac.id/triac&quot;,&quot;issued&quot;:{&quot;date-parts&quot;:[[2024]]},&quot;number-of-pages&quot;:&quot;2615-7764&quot;,&quot;issue&quot;:&quot;1&quot;,&quot;volume&quot;:&quot;11&quot;,&quot;container-title-short&quot;:&quot;&quot;},&quot;isTemporary&quot;:false}]}]"/>
+    <we:property name="MENDELEY_CITATIONS" value="[{&quot;citationID&quot;:&quot;MENDELEY_CITATION_8bb561d4-4432-49ab-91f2-4f36d62523f1&quot;,&quot;properties&quot;:{&quot;noteIndex&quot;:0},&quot;isEdited&quot;:false,&quot;manualOverride&quot;:{&quot;isManuallyOverridden&quot;:false,&quot;citeprocText&quot;:&quot;(KH M Cholil Nafis, 2026)&quot;,&quot;manualOverrideText&quot;:&quot;&quot;},&quot;citationTag&quot;:&quot;MENDELEY_CITATION_v3_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&quot;,&quot;citationItems&quot;:[{&quot;id&quot;:&quot;50348d3c-ed7d-34e4-a349-8f7de9d63132&quot;,&quot;itemData&quot;:{&quot;type&quot;:&quot;webpage&quot;,&quot;id&quot;:&quot;50348d3c-ed7d-34e4-a349-8f7de9d63132&quot;,&quot;title&quot;:&quot;Mengukur Masa Depan Peradaban dalam Literasi Alquran&quot;,&quot;author&quot;:[{&quot;family&quot;:&quot;KH M Cholil Nafis&quot;,&quot;given&quot;:&quot;Ph.D&quot;,&quot;parse-names&quot;:false,&quot;dropping-particle&quot;:&quot;&quot;,&quot;non-dropping-particle&quot;:&quot;&quot;}],&quot;container-title&quot;:&quot;MUI Digital&quot;,&quot;accessed&quot;:{&quot;date-parts&quot;:[[2026,5,12]]},&quot;URL&quot;:&quot;https://mui.or.id/baca/opini/mengukur-masa-depan-peradaban-dalam-literasi-alquran?&quot;,&quot;issued&quot;:{&quot;date-parts&quot;:[[2026,3,10]]},&quot;container-title-short&quot;:&quot;&quot;},&quot;isTemporary&quot;:false}]},{&quot;citationID&quot;:&quot;MENDELEY_CITATION_e4bf3945-ec40-4196-b57c-30eac40400af&quot;,&quot;properties&quot;:{&quot;noteIndex&quot;:0},&quot;isEdited&quot;:false,&quot;manualOverride&quot;:{&quot;isManuallyOverridden&quot;:false,&quot;citeprocText&quot;:&quot;(Jayadianti et al., 2021)&quot;,&quot;manualOverrideText&quot;:&quot;&quot;},&quot;citationTag&quot;:&quot;MENDELEY_CITATION_v3_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&quot;,&quot;citationItems&quot;:[{&quot;id&quot;:&quot;53ced348-2539-380a-874b-6bafa2c29545&quot;,&quot;itemData&quot;:{&quot;type&quot;:&quot;report&quot;,&quot;id&quot;:&quot;53ced348-2539-380a-874b-6bafa2c29545&quot;,&quot;title&quot;:&quot;The Implementation Of Mfcc Feature Extraction And Selection of Cepstral Coefficient for Qur'an Recitation in TPA (Qur'an Learning Center) Nurul Huda Plus Purbayan&quot;,&quot;author&quot;:[{&quot;family&quot;:&quot;Jayadianti&quot;,&quot;given&quot;:&quot;Herlina&quot;,&quot;parse-names&quot;:false,&quot;dropping-particle&quot;:&quot;&quot;,&quot;non-dropping-particle&quot;:&quot;&quot;},{&quot;family&quot;:&quot;Heriyanto&quot;,&quot;given&quot;:&quot;&quot;,&quot;parse-names&quot;:false,&quot;dropping-particle&quot;:&quot;&quot;,&quot;non-dropping-particle&quot;:&quot;&quot;},{&quot;family&quot;:&quot;Juwairiah&quot;,&quot;given&quot;:&quot;&quot;,&quot;parse-names&quot;:false,&quot;dropping-particle&quot;:&quot;&quot;,&quot;non-dropping-particle&quot;:&quot;&quot;}],&quot;URL&quot;:&quot;https://proceeding.researchsynergypress.com/index.php/cset/index&quot;,&quot;issued&quot;:{&quot;date-parts&quot;:[[2021]]},&quot;number-of-pages&quot;:&quot;453-478&quot;,&quot;abstract&quot;:&quot;There are two approaches to Qur'an recitation, namely talaqqi and qira'ati. Both approaches use the science of recitation containing knowledge of the rules and procedures for reading the Qur'an properly. Talaqqi requires the teacher and students to sit facing each other while qira'ati is the recitation of the Qur'an with rhythms and tones. Many studies have developed an automatic speech recognition system for Qur'an recitation to help the learning process. Feature extraction model using Mel Frequency Cepstral Coefficient (MFCC) and Linear Predictive Code (LPC). The MFCC method has an accuracy of 50% to 60% while the accuracy of Linear Predictive Code (LPC) is only 45% to 50%, so the non-linear MFCC method has higher accuracy than the linear approach method. The cepstral coefficient feature that is used starts from 0 to 23 or 24 cepstral coefficients. Meanwhile, the frame taken consists of 0 to 10 frames or eleven frames. Voting for 300 recorded voice samples was tested against 200 voice recordings, both male and female voices. The frequency used was 44.100 kHz stereo 16 bit. This study aims to obtain good accuracy by selecting the right feature on the cepstral coefficient using MFCC feature extraction and matching accuracy through the selection of the cepstral coefficient feature with Dominant Weight Normalization (NBD) at TPA Nurul Huda Plus Purbayan. Accuracy results showed that the MFCC method with the selection of the 23 rd cepstral coefficient has a higher accuracy rate of 90.2% compared to the others. It can be concluded that the selection of the right features on the 23 rd cepstral coefficient affects the accuracy of the voice of Qur'an recitation.&quot;,&quot;issue&quot;:&quot;1&quot;,&quot;volume&quot;:&quot;1&quot;,&quot;container-title-short&quot;:&quot;&quot;},&quot;isTemporary&quot;:false}]},{&quot;citationID&quot;:&quot;MENDELEY_CITATION_51c3dc7c-7a90-435e-aa0a-e3b35b1a4a02&quot;,&quot;properties&quot;:{&quot;noteIndex&quot;:0},&quot;isEdited&quot;:false,&quot;manualOverride&quot;:{&quot;isManuallyOverridden&quot;:false,&quot;citeprocText&quot;:&quot;(Ferdiansyah et al., 2024)&quot;,&quot;manualOverrideText&quot;:&quot;&quot;},&quot;citationTag&quot;:&quot;MENDELEY_CITATION_v3_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&quot;,&quot;citationItems&quot;:[{&quot;id&quot;:&quot;d81bb3f1-e325-3fa1-9748-77d55b4a456a&quot;,&quot;itemData&quot;:{&quot;type&quot;:&quot;report&quot;,&quot;id&quot;:&quot;d81bb3f1-e325-3fa1-9748-77d55b4a456a&quot;,&quot;title&quot;:&quot;Implementasi Automatic Speech Recognition Bacaan Al-Qur'an Menggunakan Metode Wav2Vec 2.0 dan OpenAI-Whisper&quot;,&quot;author&quot;:[{&quot;family&quot;:&quot;Ferdiansyah&quot;,&quot;given&quot;:&quot;Danny&quot;,&quot;parse-names&quot;:false,&quot;dropping-particle&quot;:&quot;&quot;,&quot;non-dropping-particle&quot;:&quot;&quot;},{&quot;family&quot;:&quot;Sri Kusuma Aditya&quot;,&quot;given&quot;:&quot;Christian&quot;,&quot;parse-names&quot;:false,&quot;dropping-particle&quot;:&quot;&quot;,&quot;non-dropping-particle&quot;:&quot;&quot;},{&quot;family&quot;:&quot;Raya Tlogomas No&quot;,&quot;given&quot;:&quot;Jl&quot;,&quot;parse-names&quot;:false,&quot;dropping-particle&quot;:&quot;&quot;,&quot;non-dropping-particle&quot;:&quot;&quot;},{&quot;family&quot;:&quot;Lowokwaru&quot;,&quot;given&quot;:&quot;Kec&quot;,&quot;parse-names&quot;:false,&quot;dropping-particle&quot;:&quot;&quot;,&quot;non-dropping-particle&quot;:&quot;&quot;},{&quot;family&quot;:&quot;Malang&quot;,&quot;given&quot;:&quot;Kota&quot;,&quot;parse-names&quot;:false,&quot;dropping-particle&quot;:&quot;&quot;,&quot;non-dropping-particle&quot;:&quot;&quot;},{&quot;family&quot;:&quot;Timur&quot;,&quot;given&quot;:&quot;Jawa&quot;,&quot;parse-names&quot;:false,&quot;dropping-particle&quot;:&quot;&quot;,&quot;non-dropping-particle&quot;:&quot;&quot;}],&quot;URL&quot;:&quot;https://journal.trunojoyo.ac.id/triac&quot;,&quot;issued&quot;:{&quot;date-parts&quot;:[[2024]]},&quot;number-of-pages&quot;:&quot;2615-7764&quot;,&quot;issue&quot;:&quot;1&quot;,&quot;volume&quot;:&quot;11&quot;,&quot;container-title-short&quot;:&quot;&quot;},&quot;isTemporary&quot;:false}]}]"/>
     <we:property name="MENDELEY_CITATIONS_STYLE" value="{&quot;id&quot;:&quot;https://www.zotero.org/styles/apa&quot;,&quot;title&quot;:&quot;APA Style 7th edition&quot;,&quot;format&quot;:&quot;author-date&quot;,&quot;defaultLocale&quot;:null,&quot;isLocaleCodeValid&quot;:true}"/>
   </we:properties>
   <we:bindings/>
